--- a/tcc/docs/tcc-bruno-lorencatto.docx
+++ b/tcc/docs/tcc-bruno-lorencatto.docx
@@ -27,7 +27,17 @@
           <w:rFonts w:ascii="Arial" w:hAnsi="Arial"/>
           <w:sz w:val="24"/>
         </w:rPr>
-        <w:t>Bruno Lorencatto</w:t>
+        <w:t>LORENÇATTO, Bruno Meinertz</w:t>
+      </w:r>
+      <w:r>
+        <w:rPr>
+          <w:rFonts w:ascii="Arial" w:hAnsi="Arial"/>
+          <w:sz w:val="24"/>
+        </w:rPr>
+        <w:rPr>
+          <w:vertAlign w:val="superscript"/>
+        </w:rPr>
+        <w:footnoteReference w:id="1"/>
       </w:r>
     </w:p>
     <w:p>
@@ -39,15 +49,26 @@
       <w:r>
         <w:rPr>
           <w:rFonts w:ascii="Arial" w:hAnsi="Arial"/>
-          <w:sz w:val="20"/>
-        </w:rPr>
-        <w:t>Centro Universitário Internacional – UNINTER</w:t>
+          <w:sz w:val="24"/>
+        </w:rPr>
+        <w:t>FERRARI, Allan Christian Krainski</w:t>
+      </w:r>
+      <w:r>
+        <w:rPr>
+          <w:rFonts w:ascii="Arial" w:hAnsi="Arial"/>
+          <w:sz w:val="24"/>
+        </w:rPr>
+        <w:rPr>
+          <w:vertAlign w:val="superscript"/>
+        </w:rPr>
+        <w:footnoteReference w:id="2"/>
       </w:r>
     </w:p>
     <w:p>
       <w:pPr>
         <w:spacing w:before="720" w:after="360"/>
         <w:ind w:firstLine="0"/>
+        <w:jc w:val="center"/>
       </w:pPr>
       <w:r>
         <w:rPr>
@@ -69,7 +90,37 @@
           <w:rFonts w:ascii="Arial" w:hAnsi="Arial"/>
           <w:sz w:val="20"/>
         </w:rPr>
-        <w:t>A crescente produção de conteúdo digital em ambientes acadêmicos, jurídicos e corporativos intensifica a demanda por ferramentas capazes de identificar automaticamente as inter-relações entre documentos textuais. O presente trabalho tem como objetivo o desenvolvimento de um sistema web de comparação de conteúdo de textos que calcula e apresenta o índice de correlação entre dois documentos, empregando técnicas de processamento de linguagem natural e engenharia de software. A relevância do estudo reside na construção de uma ferramenta transparente, que explicita não apenas o grau de similaridade, mas também os elementos textuais que o fundamentam. A metodologia adota uma pesquisa aplicada, de abordagem quantitativa e caráter exploratório, combinando levantamento bibliográfico com desenvolvimento experimental. O sistema é implementado em Python com FastAPI para o back-end, utilizando NLTK para pré-processamento textual e scikit-learn para vetorização TF-IDF e cálculo de similaridade por cosseno e coeficiente de Jaccard, com front-end em React, TypeScript e Tailwind CSS. Os resultados demonstram que a combinação TF-IDF com similaridade por cosseno produz índices coerentes com a similaridade real dos documentos, e a interface desenvolvida permite ao usuário compreender os fatores que sustentam a correlação identificada.</w:t>
+        <w:t xml:space="preserve">A produção crescente de conteúdo digital em ambientes acadêmicos, jurídicos e corporativos aumenta a demanda por ferramentas que identifiquem relações entre documentos textuais. Este trabalho descreve o desenvolvimento de um sistema web de comparação de textos em português. O sistema combina TF-IDF, similaridade por cosseno e coeficiente de Jaccard a um mecanismo que preserva a forma original das palavras após a stemização, melhorando a leitura dos termos exibidos ao usuário. A relevância do trabalho está em reunir, em um único sistema funcional, transparência, validação empírica e usabilidade. A metodologia adota pesquisa aplicada, quantitativa e exploratória, conduzida como estudo de caso, com avaliação sobre 100 pares de sentenças do corpus ASSIN2. O sistema utiliza Python com FastAPI no </w:t>
+      </w:r>
+      <w:r>
+        <w:rPr>
+          <w:rFonts w:ascii="Arial" w:hAnsi="Arial"/>
+          <w:i/>
+          <w:sz w:val="20"/>
+        </w:rPr>
+        <w:t>back-end</w:t>
+      </w:r>
+      <w:r>
+        <w:rPr>
+          <w:rFonts w:ascii="Arial" w:hAnsi="Arial"/>
+          <w:sz w:val="20"/>
+        </w:rPr>
+        <w:t xml:space="preserve">, NLTK e scikit-learn no pipeline de PLN, e React com TypeScript e Tailwind CSS no </w:t>
+      </w:r>
+      <w:r>
+        <w:rPr>
+          <w:rFonts w:ascii="Arial" w:hAnsi="Arial"/>
+          <w:i/>
+          <w:sz w:val="20"/>
+        </w:rPr>
+        <w:t>front-end</w:t>
+      </w:r>
+      <w:r>
+        <w:rPr>
+          <w:rFonts w:ascii="Arial" w:hAnsi="Arial"/>
+          <w:sz w:val="20"/>
+        </w:rPr>
+        <w:t>. Os resultados mostram correlação de Pearson de 0,688 entre o cosseno calculado e o julgamento humano, com tempo mediano de 2 ms por par, indicando viabilidade para uso interativo e transparente.</w:t>
       </w:r>
     </w:p>
     <w:p>
@@ -91,7 +142,7 @@
           <w:b w:val="0"/>
           <w:sz w:val="20"/>
         </w:rPr>
-        <w:t>similaridade textual; processamento de linguagem natural; TF-IDF; engenharia de software; comparação de documentos.</w:t>
+        <w:t>similaridade textual; processamento de linguagem natural; TF-IDF; interpretabilidade; ASSIN2.</w:t>
       </w:r>
     </w:p>
     <w:p>
@@ -117,7 +168,7 @@
           <w:rFonts w:ascii="Arial" w:hAnsi="Arial"/>
           <w:sz w:val="24"/>
         </w:rPr>
-        <w:t>O crescimento exponencial da produção de conteúdo digital nas últimas décadas trouxe consigo o desafio de identificar relações e sobreposições entre documentos de forma automatizada. Em contextos acadêmicos, jurídicos e corporativos, a necessidade de verificar a originalidade de textos, detectar reutilização de conteúdo e mensurar a correlação entre documentos tornou-se uma demanda recorrente (GOMAA; FAHMY, 2013). Segundo Manning, Raghavan e Schütze (2008), a recuperação de informação e a análise de similaridade textual constituem pilares fundamentais da ciência da computação moderna, com aplicações que vão desde motores de busca até sistemas de detecção de plágio.</w:t>
+        <w:t>O crescimento exponencial da produção de conteúdo digital nas últimas décadas trouxe consigo o desafio de identificar relações e sobreposições entre documentos de forma automatizada. Em contextos acadêmicos, jurídicos e corporativos, a necessidade de verificar a originalidade de textos, detectar reutilização de conteúdo e medir a correlação entre documentos tornou-se uma demanda recorrente (GOMAA; FAHMY, 2013). Segundo Manning, Raghavan e Schütze (2008), a recuperação de informação e a análise de similaridade textual constituem pilares fundamentais da ciência da computação moderna, com aplicações que vão desde motores de busca até sistemas de detecção de plágio.</w:t>
       </w:r>
     </w:p>
     <w:p>
@@ -129,7 +180,7 @@
           <w:rFonts w:ascii="Arial" w:hAnsi="Arial"/>
           <w:sz w:val="24"/>
         </w:rPr>
-        <w:t>Apesar da existência de ferramentas comerciais para comparação de textos, muitas delas são proprietárias, operam como caixas-pretas e não permitem ao usuário compreender os mecanismos que sustentam os resultados apresentados. Além disso, soluções voltadas ao português frequentemente carecem de tratamento adequado das particularidades morfológicas da língua, como a riqueza de flexões verbais e a variação de sufixos (SANTOS, 2002). Esse cenário evidencia a necessidade de sistemas transparentes que explicitem não apenas o índice de correlação, mas também os elementos textuais que o fundamentam.</w:t>
+        <w:t>Apesar da existência de ferramentas comerciais para comparação de textos, como Turnitin e Copyscape, e de bibliotecas de código aberto voltadas a desenvolvedores, as soluções proprietárias geralmente operam como caixa-preta, e as bibliotecas abertas exigem do usuário conhecimento técnico para serem utilizadas. Além disso, soluções voltadas ao português frequentemente carecem de tratamento adequado das particularidades morfológicas da língua, como a riqueza de flexões verbais e a variação de sufixos (SANTOS, 2002). Esse cenário evidencia a necessidade de sistemas que mostrem ao usuário não apenas o índice de similaridade, mas também os termos que sustentam esse índice, de forma direta e compreensível.</w:t>
       </w:r>
     </w:p>
     <w:p>
@@ -141,7 +192,7 @@
           <w:rFonts w:ascii="Arial" w:hAnsi="Arial"/>
           <w:sz w:val="24"/>
         </w:rPr>
-        <w:t>Diante desse contexto, a pergunta que orienta este trabalho é: como desenvolver um sistema web capaz de comparar o conteúdo de dois textos e apresentar, de forma clara e interpretável, o índice de correlação entre eles, utilizando técnicas de processamento de linguagem natural e métricas de similaridade textual?</w:t>
+        <w:t>Diante desse contexto, a pergunta que orienta este trabalho é: em que medida a combinação de TF-IDF, similaridade por cosseno e mapeamento entre radicais e palavras originais produz um índice de similaridade coerente com o julgamento humano em textos em português?</w:t>
       </w:r>
     </w:p>
     <w:p>
@@ -153,7 +204,7 @@
           <w:rFonts w:ascii="Arial" w:hAnsi="Arial"/>
           <w:sz w:val="24"/>
         </w:rPr>
-        <w:t>O objetivo geral deste trabalho é desenvolver um sistema web de comparação de conteúdo de textos que calcule e apresente o índice de correlação entre dois documentos, empregando técnicas de processamento de linguagem natural e engenharia de software.</w:t>
+        <w:t>O objetivo geral deste trabalho é desenvolver um sistema web de comparação de conteúdo de textos em português. O sistema integra TF-IDF, similaridade por cosseno e coeficiente de Jaccard a um mecanismo de mapeamento entre radicais e palavras originais, e seus resultados são comparados ao julgamento humano de um corpus público.</w:t>
       </w:r>
     </w:p>
     <w:p>
@@ -165,7 +216,22 @@
           <w:rFonts w:ascii="Arial" w:hAnsi="Arial"/>
           <w:sz w:val="24"/>
         </w:rPr>
-        <w:t>Para alcançar o objetivo geral, são definidos os seguintes objetivos específicos: (i) investigar as principais técnicas de similaridade textual disponíveis na literatura, identificando suas vantagens e limitações; (ii) projetar a arquitetura do sistema, definindo plataforma, linguagem de programação e bibliotecas adequadas ao processamento de textos em português; (iii) implementar o módulo de processamento responsável pela vetorização dos textos e pelo cálculo das métricas de similaridade; e (iv) desenvolver a interface web (front-end) que permita ao usuário carregar documentos e visualizar os resultados da comparação.</w:t>
+        <w:t>Para alcançar o objetivo geral, são definidos os seguintes objetivos específicos: (i) investigar as principais técnicas de similaridade textual disponíveis na literatura, identificando suas vantagens e limitações; (ii) projetar e implementar um sistema web em arquitetura cliente-servidor que integre pré-processamento adequado ao português, vetorização TF-IDF, cálculo das métricas de similaridade por cosseno e Jaccard, além de mapeamento reverso stem-palavra para apresentação interpretável dos termos compartilhados; (iii) validar empiricamente as métricas implementadas sobre o corpus ASSIN2 (REAL; FONSECA; GONÇALO OLIVEIRA, 2020), medindo a correlação entre os escores calculados e o julgamento humano de similaridade; e (iv) desenvolver e apresentar a interface web (</w:t>
+      </w:r>
+      <w:r>
+        <w:rPr>
+          <w:rFonts w:ascii="Arial" w:hAnsi="Arial"/>
+          <w:i/>
+          <w:sz w:val="24"/>
+        </w:rPr>
+        <w:t>front-end</w:t>
+      </w:r>
+      <w:r>
+        <w:rPr>
+          <w:rFonts w:ascii="Arial" w:hAnsi="Arial"/>
+          <w:sz w:val="24"/>
+        </w:rPr>
+        <w:t>) que permite ao usuário carregar documentos e visualizar os resultados de forma transparente.</w:t>
       </w:r>
     </w:p>
     <w:p>
@@ -177,7 +243,7 @@
           <w:rFonts w:ascii="Arial" w:hAnsi="Arial"/>
           <w:sz w:val="24"/>
         </w:rPr>
-        <w:t>A relevância deste trabalho reside na contribuição para a área de engenharia de software aplicada ao processamento de linguagem natural, ao demonstrar o processo completo de concepção, projeto e implementação de um sistema funcional. Do ponto de vista prático, o sistema desenvolvido pode ser utilizado como ferramenta auxiliar em atividades de revisão textual, análise de originalidade e identificação de inter-relações entre documentos. Do ponto de vista acadêmico, o trabalho contribui ao documentar as decisões de engenharia envolvidas na escolha de plataforma, linguagem e algoritmos, servindo como referência para projetos similares.</w:t>
+        <w:t>A relevância do trabalho está em três aspectos. Primeiro, o sistema integra a um pipeline clássico de TF-IDF um mecanismo que recupera a forma original das palavras após a stemização, tornando os termos apresentados ao usuário mais legíveis do que os radicais produzidos pelas bibliotecas tradicionais (BIRD; KLEIN; LOPER, 2009). Segundo, o sistema é avaliado sobre um corpus público em português (ASSIN2), comparando seus resultados com o julgamento humano de similaridade. Terceiro, o trabalho documenta as decisões de engenharia tomadas em cada etapa do desenvolvimento, podendo servir de referência para projetos semelhantes.</w:t>
       </w:r>
     </w:p>
     <w:p>
@@ -189,7 +255,7 @@
           <w:rFonts w:ascii="Arial" w:hAnsi="Arial"/>
           <w:sz w:val="24"/>
         </w:rPr>
-        <w:t>Este artigo está organizado da seguinte forma: a Seção 2 apresenta a fundamentação teórica, abordando conceitos de processamento de linguagem natural, representação vetorial de textos, métricas de similaridade e engenharia de software para sistemas web. A Seção 3 descreve a metodologia adotada, incluindo a classificação da pesquisa, as etapas de desenvolvimento e as tecnologias selecionadas. A Seção 4 apresenta os resultados e discussões, detalhando a implementação do sistema e os testes de validação. Por fim, a Seção 5 traz as considerações finais e sugestões para trabalhos futuros.</w:t>
+        <w:t>Este artigo está organizado da seguinte forma: a Seção 2 traz a fundamentação teórica, abordando conceitos de PLN, representação vetorial de textos com as formalizações de TF-IDF, cosseno e Jaccard, métricas de similaridade e engenharia de software para sistemas web. A Seção 3 descreve a metodologia adotada, classificando a pesquisa, definindo o procedimento de avaliação empírica sobre o corpus ASSIN2 e as tecnologias selecionadas. A Seção 4 expõe os resultados e discussões, detalhando a arquitetura do sistema, a implementação do módulo de processamento, a interface desenvolvida e a validação empírica realizada. A Seção 5 traz as considerações finais e sugestões para trabalhos futuros. Por fim, o Apêndice A traz detalhes da avaliação realizada, permitindo que o experimento seja repetido.</w:t>
       </w:r>
     </w:p>
     <w:p>
@@ -215,7 +281,7 @@
           <w:rFonts w:ascii="Arial" w:hAnsi="Arial"/>
           <w:sz w:val="24"/>
         </w:rPr>
-        <w:t>A comparação automatizada de textos constitui um dos desafios centrais da ciência da computação contemporânea, situando-se na interseção entre o Processamento de Linguagem Natural (PLN), a recuperação de informação e a engenharia de software (MANNING; RAGHAVAN; SCHÜTZE, 2008). Este capítulo apresenta os conceitos teóricos fundamentais que sustentam o desenvolvimento de um sistema de comparação de conteúdo textual, abrangendo desde as técnicas clássicas de representação de documentos até as abordagens modernas baseadas em aprendizado profundo.</w:t>
+        <w:t>A comparação automatizada de textos constitui um dos desafios centrais da ciência da computação contemporânea, situando-se na interseção entre o PLN, a recuperação de informação e a engenharia de software (MANNING; RAGHAVAN; SCHÜTZE, 2008). Esta seção reúne os conceitos teóricos que sustentam o desenvolvimento de um sistema de comparação de conteúdo textual, abrangendo desde as técnicas clássicas de representação de documentos até as abordagens modernas baseadas em aprendizado profundo.</w:t>
       </w:r>
     </w:p>
     <w:p>
@@ -241,7 +307,7 @@
           <w:rFonts w:ascii="Arial" w:hAnsi="Arial"/>
           <w:sz w:val="24"/>
         </w:rPr>
-        <w:t>O Processamento de Linguagem Natural (PLN) é uma subárea da inteligência artificial que se dedica ao estudo e desenvolvimento de métodos computacionais para a análise, compreensão e geração de línguas humanas (JURAFSKY; MARTIN, 2024). Segundo Vieira e Lima (2001), o PLN envolve um conjunto de técnicas computacionais motivadas teoricamente para a representação e análise da linguagem natural, permitindo que computadores processem dados textuais de forma significativa.</w:t>
+        <w:t>Como ramo da inteligência artificial, o PLN reúne métodos que permitem aos computadores trabalhar com a linguagem humana em tarefas como leitura, interpretação e geração de texto. Vieira e Lima (2001) descrevem o campo como um conjunto de técnicas com base teórica que tornam possível representar e analisar a linguagem natural por meios computacionais, abrindo caminho para que sistemas processem dados textuais de modo útil.</w:t>
       </w:r>
     </w:p>
     <w:p>
@@ -253,7 +319,22 @@
           <w:rFonts w:ascii="Arial" w:hAnsi="Arial"/>
           <w:sz w:val="24"/>
         </w:rPr>
-        <w:t>O processamento de textos em linguagem natural envolve diversas etapas fundamentais. A tokenização consiste na segmentação do texto em unidades menores, como palavras ou sentenças. A remoção de stopwords elimina palavras de alta frequência e baixo valor semântico, como artigos e preposições. A stemização reduz as palavras a seus radicais, sendo que para o português destaca-se o algoritmo RSLP, proposto por Orengo e Huyck (2001), que foi desenvolvido especificamente para as particularidades morfológicas da língua portuguesa. A lematização, por sua vez, transforma as palavras em suas formas canônicas, preservando melhor o significado original (BIRD; KLEIN; LOPER, 2009).</w:t>
+        <w:t xml:space="preserve">O tratamento de um texto em linguagem natural costuma envolver quatro etapas elementares. A primeira é a tokenização, em que o texto é dividido em palavras ou sentenças. A segunda consiste na remoção de </w:t>
+      </w:r>
+      <w:r>
+        <w:rPr>
+          <w:rFonts w:ascii="Arial" w:hAnsi="Arial"/>
+          <w:i/>
+          <w:sz w:val="24"/>
+        </w:rPr>
+        <w:t>stopwords</w:t>
+      </w:r>
+      <w:r>
+        <w:rPr>
+          <w:rFonts w:ascii="Arial" w:hAnsi="Arial"/>
+          <w:sz w:val="24"/>
+        </w:rPr>
+        <w:t>, ou seja, de palavras frequentes mas com pouco valor semântico, como artigos e preposições. A terceira é a stemização, que reduz cada palavra a seu radical; no caso do português, destaca-se o algoritmo RSLP de Orengo e Huyck (2001), criado para lidar com as particularidades morfológicas do idioma. Por fim, a lematização busca a forma canônica das palavras e tende a preservar melhor o significado original (BIRD; KLEIN; LOPER, 2009).</w:t>
       </w:r>
     </w:p>
     <w:p>
@@ -265,7 +346,7 @@
           <w:rFonts w:ascii="Arial" w:hAnsi="Arial"/>
           <w:sz w:val="24"/>
         </w:rPr>
-        <w:t>Santos (2002) destaca que o PLN aplicado ao português enfrenta desafios próprios, como a riqueza morfológica da língua e a ambiguidade lexical, que demandam abordagens específicas distintas das empregadas para a língua inglesa. Essas particularidades influenciam diretamente a qualidade dos resultados de sistemas de comparação textual desenvolvidos para documentos em português.</w:t>
+        <w:t>No caso específico do português, Santos (2002) chama atenção para desafios próprios do idioma, como a grande variedade de flexões verbais e a ambiguidade léxica, que exigem soluções distintas daquelas adotadas para o inglês. Esses fatores impactam diretamente a qualidade obtida por sistemas de comparação textual aplicados a documentos em português.</w:t>
       </w:r>
     </w:p>
     <w:p>
@@ -291,7 +372,7 @@
           <w:rFonts w:ascii="Arial" w:hAnsi="Arial"/>
           <w:sz w:val="24"/>
         </w:rPr>
-        <w:t>Para que algoritmos computacionais possam processar e comparar textos, é necessário representá-los em formato numérico. O modelo de espaço vetorial, introduzido por Salton e Buckley (1988), estabelece a base para a maioria das abordagens de representação textual ao converter documentos em vetores numéricos dentro de um espaço multidimensional.</w:t>
+        <w:t>Para que um texto possa ser comparado por algoritmos, é preciso transformá-lo em uma representação numérica. O modelo de espaço vetorial, originalmente formalizado por Salton e Buckley (1988), tornou-se a base de boa parte das abordagens posteriores ao converter cada documento em um vetor situado em um espaço multidimensional.</w:t>
       </w:r>
     </w:p>
     <w:p>
@@ -303,7 +384,22 @@
           <w:rFonts w:ascii="Arial" w:hAnsi="Arial"/>
           <w:sz w:val="24"/>
         </w:rPr>
-        <w:t>O modelo Bag of Words (BoW) representa cada documento como um vetor de frequências de termos, desconsiderando a ordem das palavras e a estrutura gramatical. Embora simples, essa abordagem apresenta limitações ao ignorar o contexto semântico dos termos (MANNING; RAGHAVAN; SCHÜTZE, 2008).</w:t>
+        <w:t xml:space="preserve">Uma das representações mais simples é o modelo </w:t>
+      </w:r>
+      <w:r>
+        <w:rPr>
+          <w:rFonts w:ascii="Arial" w:hAnsi="Arial"/>
+          <w:i/>
+          <w:sz w:val="24"/>
+        </w:rPr>
+        <w:t>Bag of Words</w:t>
+      </w:r>
+      <w:r>
+        <w:rPr>
+          <w:rFonts w:ascii="Arial" w:hAnsi="Arial"/>
+          <w:sz w:val="24"/>
+        </w:rPr>
+        <w:t xml:space="preserve"> (BoW), em que cada documento é descrito por um vetor com a frequência de seus termos, sem considerar a ordem das palavras ou a estrutura gramatical do texto. Apesar da facilidade de implementação, o BoW deixa de capturar o contexto semântico dos termos (MANNING; RAGHAVAN; SCHÜTZE, 2008).</w:t>
       </w:r>
     </w:p>
     <w:p>
@@ -315,23 +411,254 @@
           <w:rFonts w:ascii="Arial" w:hAnsi="Arial"/>
           <w:sz w:val="24"/>
         </w:rPr>
-        <w:t>A técnica TF-IDF (Term Frequency – Inverse Document Frequency) aprimora o modelo BoW ao ponderar a relevância de cada termo. O componente TF mede a frequência do termo no documento, enquanto o IDF penaliza termos que aparecem em muitos documentos da coleção, valorizando assim palavras mais discriminativas (RAMOS, 2003). Conforme Lan (2022), o TF-IDF permanece como uma das técnicas mais utilizadas em sistemas de recuperação de informação e comparação textual, sendo particularmente eficaz quando combinado com métricas de similaridade como o cosseno.</w:t>
+        <w:t>A técnica TF-IDF (</w:t>
+      </w:r>
+      <w:r>
+        <w:rPr>
+          <w:rFonts w:ascii="Arial" w:hAnsi="Arial"/>
+          <w:i/>
+          <w:sz w:val="24"/>
+        </w:rPr>
+        <w:t>Term Frequency – Inverse Document Frequency</w:t>
+      </w:r>
+      <w:r>
+        <w:rPr>
+          <w:rFonts w:ascii="Arial" w:hAnsi="Arial"/>
+          <w:sz w:val="24"/>
+        </w:rPr>
+        <w:t xml:space="preserve">) estende o BoW ao atribuir pesos diferentes aos termos. O componente TF reflete o quanto um termo aparece em um documento; o IDF, por sua vez, reduz o peso de termos comuns ao conjunto, destacando aqueles que mais ajudam a distinguir um documento dos demais (RAMOS, 2003). De maneira formal, o peso TF-IDF de um termo </w:t>
+      </w:r>
+      <w:r>
+        <w:rPr>
+          <w:rFonts w:ascii="Arial" w:hAnsi="Arial"/>
+          <w:i/>
+          <w:sz w:val="24"/>
+        </w:rPr>
+        <w:t>t</w:t>
+      </w:r>
+      <w:r>
+        <w:rPr>
+          <w:rFonts w:ascii="Arial" w:hAnsi="Arial"/>
+          <w:sz w:val="24"/>
+        </w:rPr>
+        <w:t xml:space="preserve"> em um documento </w:t>
+      </w:r>
+      <w:r>
+        <w:rPr>
+          <w:rFonts w:ascii="Arial" w:hAnsi="Arial"/>
+          <w:i/>
+          <w:sz w:val="24"/>
+        </w:rPr>
+        <w:t>d</w:t>
+      </w:r>
+      <w:r>
+        <w:rPr>
+          <w:rFonts w:ascii="Arial" w:hAnsi="Arial"/>
+          <w:sz w:val="24"/>
+        </w:rPr>
+        <w:t xml:space="preserve"> dentro de uma coleção de </w:t>
+      </w:r>
+      <w:r>
+        <w:rPr>
+          <w:rFonts w:ascii="Arial" w:hAnsi="Arial"/>
+          <w:i/>
+          <w:sz w:val="24"/>
+        </w:rPr>
+        <w:t>N</w:t>
+      </w:r>
+      <w:r>
+        <w:rPr>
+          <w:rFonts w:ascii="Arial" w:hAnsi="Arial"/>
+          <w:sz w:val="24"/>
+        </w:rPr>
+        <w:t xml:space="preserve"> documentos é dado pela Equação 1, na qual tf(</w:t>
+      </w:r>
+      <w:r>
+        <w:rPr>
+          <w:rFonts w:ascii="Arial" w:hAnsi="Arial"/>
+          <w:i/>
+          <w:sz w:val="24"/>
+        </w:rPr>
+        <w:t>t</w:t>
+      </w:r>
+      <w:r>
+        <w:rPr>
+          <w:rFonts w:ascii="Arial" w:hAnsi="Arial"/>
+          <w:sz w:val="24"/>
+        </w:rPr>
+        <w:t>,</w:t>
+      </w:r>
+      <w:r>
+        <w:rPr>
+          <w:rFonts w:ascii="Arial" w:hAnsi="Arial"/>
+          <w:i/>
+          <w:sz w:val="24"/>
+        </w:rPr>
+        <w:t>d</w:t>
+      </w:r>
+      <w:r>
+        <w:rPr>
+          <w:rFonts w:ascii="Arial" w:hAnsi="Arial"/>
+          <w:sz w:val="24"/>
+        </w:rPr>
+        <w:t>) representa a frequência bruta do termo no documento e df(</w:t>
+      </w:r>
+      <w:r>
+        <w:rPr>
+          <w:rFonts w:ascii="Arial" w:hAnsi="Arial"/>
+          <w:i/>
+          <w:sz w:val="24"/>
+        </w:rPr>
+        <w:t>t</w:t>
+      </w:r>
+      <w:r>
+        <w:rPr>
+          <w:rFonts w:ascii="Arial" w:hAnsi="Arial"/>
+          <w:sz w:val="24"/>
+        </w:rPr>
+        <w:t>) corresponde à quantidade de documentos da coleção que contêm aquele termo.</w:t>
       </w:r>
     </w:p>
     <w:p>
       <w:pPr>
-        <w:jc w:val="both"/>
-      </w:pPr>
-      <w:r>
-        <w:rPr>
-          <w:rFonts w:ascii="Arial" w:hAnsi="Arial"/>
-          <w:sz w:val="24"/>
-        </w:rPr>
-        <w:t>Abordagens mais recentes utilizam embeddings — representações vetoriais densas que capturam relações semânticas entre palavras. Modelos como BERT (Bidirectional Encoder Representations from Transformers), proposto por Devlin et al. (2019), representam um avanço significativo ao considerar o contexto bidirecional das palavras. Reimers e Gurevych (2019) propuseram o Sentence-BERT (SBERT), uma modificação do BERT que utiliza redes siamesas para gerar embeddings de sentenças semanticamente significativos, reduzindo drasticamente o tempo de comparação entre pares de textos.</w:t>
+        <w:spacing w:before="240" w:after="120"/>
+        <w:ind w:firstLine="0"/>
+        <w:jc w:val="center"/>
+      </w:pPr>
+      <w:r>
+        <w:rPr>
+          <w:rFonts w:ascii="Arial" w:hAnsi="Arial"/>
+          <w:sz w:val="20"/>
+        </w:rPr>
+        <w:t>Equação 1 – Fórmula do peso TF-IDF</w:t>
       </w:r>
     </w:p>
     <w:p>
       <w:pPr>
+        <w:spacing w:after="120"/>
+        <w:ind w:firstLine="0"/>
+        <w:jc w:val="center"/>
+      </w:pPr>
+      <w:r>
+        <w:drawing>
+          <wp:inline xmlns:a="http://schemas.openxmlformats.org/drawingml/2006/main" xmlns:pic="http://schemas.openxmlformats.org/drawingml/2006/picture">
+            <wp:extent cx="3600000" cy="777236"/>
+            <wp:docPr id="1" name="Picture 1"/>
+            <wp:cNvGraphicFramePr>
+              <a:graphicFrameLocks noChangeAspect="1"/>
+            </wp:cNvGraphicFramePr>
+            <a:graphic>
+              <a:graphicData uri="http://schemas.openxmlformats.org/drawingml/2006/picture">
+                <pic:pic>
+                  <pic:nvPicPr>
+                    <pic:cNvPr id="0" name="eq-tfidf.png"/>
+                    <pic:cNvPicPr/>
+                  </pic:nvPicPr>
+                  <pic:blipFill>
+                    <a:blip r:embed="rId10"/>
+                    <a:stretch>
+                      <a:fillRect/>
+                    </a:stretch>
+                  </pic:blipFill>
+                  <pic:spPr>
+                    <a:xfrm>
+                      <a:off x="0" y="0"/>
+                      <a:ext cx="3600000" cy="777236"/>
+                    </a:xfrm>
+                    <a:prstGeom prst="rect"/>
+                  </pic:spPr>
+                </pic:pic>
+              </a:graphicData>
+            </a:graphic>
+          </wp:inline>
+        </w:drawing>
+      </w:r>
+    </w:p>
+    <w:p>
+      <w:pPr>
+        <w:spacing w:after="240"/>
+        <w:ind w:firstLine="0"/>
+        <w:jc w:val="center"/>
+      </w:pPr>
+      <w:r>
+        <w:rPr>
+          <w:rFonts w:ascii="Arial" w:hAnsi="Arial"/>
+          <w:sz w:val="20"/>
+        </w:rPr>
+        <w:t>Fonte: Adaptado de Ramos (2003) e Manning, Raghavan e Schütze (2008)</w:t>
+      </w:r>
+    </w:p>
+    <w:p>
+      <w:pPr>
+        <w:jc w:val="both"/>
+      </w:pPr>
+      <w:r>
+        <w:rPr>
+          <w:rFonts w:ascii="Arial" w:hAnsi="Arial"/>
+          <w:sz w:val="24"/>
+        </w:rPr>
+        <w:t>Mesmo com o surgimento de abordagens mais recentes, o TF-IDF segue presente em boa parte dos sistemas de recuperação de informação e de comparação textual, com bons resultados quando combinado a métricas como a similaridade por cosseno (VIJAYMEENA; KAVITHA, 2016).</w:t>
+      </w:r>
+    </w:p>
+    <w:p>
+      <w:pPr>
+        <w:jc w:val="both"/>
+      </w:pPr>
+      <w:r>
+        <w:rPr>
+          <w:rFonts w:ascii="Arial" w:hAnsi="Arial"/>
+          <w:sz w:val="24"/>
+        </w:rPr>
+        <w:t xml:space="preserve">Já as abordagens mais modernas substituem a contagem de termos pelos chamados </w:t>
+      </w:r>
+      <w:r>
+        <w:rPr>
+          <w:rFonts w:ascii="Arial" w:hAnsi="Arial"/>
+          <w:i/>
+          <w:sz w:val="24"/>
+        </w:rPr>
+        <w:t>embeddings</w:t>
+      </w:r>
+      <w:r>
+        <w:rPr>
+          <w:rFonts w:ascii="Arial" w:hAnsi="Arial"/>
+          <w:sz w:val="24"/>
+        </w:rPr>
+        <w:t xml:space="preserve"> — vetores densos que codificam relações de significado entre palavras. Um exemplo é o </w:t>
+      </w:r>
+      <w:r>
+        <w:rPr>
+          <w:rFonts w:ascii="Arial" w:hAnsi="Arial"/>
+          <w:i/>
+          <w:sz w:val="24"/>
+        </w:rPr>
+        <w:t>Sentence-BERT</w:t>
+      </w:r>
+      <w:r>
+        <w:rPr>
+          <w:rFonts w:ascii="Arial" w:hAnsi="Arial"/>
+          <w:sz w:val="24"/>
+        </w:rPr>
+        <w:t xml:space="preserve"> (SBERT), proposto por Reimers e Gurevych (2019): trata-se de uma variante baseada em redes siamesas que gera </w:t>
+      </w:r>
+      <w:r>
+        <w:rPr>
+          <w:rFonts w:ascii="Arial" w:hAnsi="Arial"/>
+          <w:i/>
+          <w:sz w:val="24"/>
+        </w:rPr>
+        <w:t>embeddings</w:t>
+      </w:r>
+      <w:r>
+        <w:rPr>
+          <w:rFonts w:ascii="Arial" w:hAnsi="Arial"/>
+          <w:sz w:val="24"/>
+        </w:rPr>
+        <w:t xml:space="preserve"> no nível da sentença e diminui substancialmente o tempo de comparação entre pares de textos.</w:t>
+      </w:r>
+    </w:p>
+    <w:p>
+      <w:pPr>
         <w:spacing w:before="480" w:after="240"/>
         <w:ind w:firstLine="0"/>
       </w:pPr>
@@ -353,7 +680,52 @@
           <w:rFonts w:ascii="Arial" w:hAnsi="Arial"/>
           <w:sz w:val="24"/>
         </w:rPr>
-        <w:t>As métricas de similaridade textual quantificam o grau de semelhança entre dois documentos ou trechos de texto. Gomaa e Fahmy (2013) classificam essas abordagens em três categorias: baseadas em cadeias de caracteres (string-based), baseadas em corpus (corpus-based) e baseadas em conhecimento (knowledge-based).</w:t>
+        <w:t>As métricas de similaridade textual servem para quantificar o quanto dois documentos, ou dois trechos de texto, se parecem entre si. Em sua classificação, Gomaa e Fahmy (2013) organizam as métricas em três grandes grupos: as que comparam cadeias de caracteres (</w:t>
+      </w:r>
+      <w:r>
+        <w:rPr>
+          <w:rFonts w:ascii="Arial" w:hAnsi="Arial"/>
+          <w:i/>
+          <w:sz w:val="24"/>
+        </w:rPr>
+        <w:t>string-based</w:t>
+      </w:r>
+      <w:r>
+        <w:rPr>
+          <w:rFonts w:ascii="Arial" w:hAnsi="Arial"/>
+          <w:sz w:val="24"/>
+        </w:rPr>
+        <w:t>), as que dependem de um corpus de apoio (</w:t>
+      </w:r>
+      <w:r>
+        <w:rPr>
+          <w:rFonts w:ascii="Arial" w:hAnsi="Arial"/>
+          <w:i/>
+          <w:sz w:val="24"/>
+        </w:rPr>
+        <w:t>corpus-based</w:t>
+      </w:r>
+      <w:r>
+        <w:rPr>
+          <w:rFonts w:ascii="Arial" w:hAnsi="Arial"/>
+          <w:sz w:val="24"/>
+        </w:rPr>
+        <w:t>) e as que recorrem a bases de conhecimento (</w:t>
+      </w:r>
+      <w:r>
+        <w:rPr>
+          <w:rFonts w:ascii="Arial" w:hAnsi="Arial"/>
+          <w:i/>
+          <w:sz w:val="24"/>
+        </w:rPr>
+        <w:t>knowledge-based</w:t>
+      </w:r>
+      <w:r>
+        <w:rPr>
+          <w:rFonts w:ascii="Arial" w:hAnsi="Arial"/>
+          <w:sz w:val="24"/>
+        </w:rPr>
+        <w:t>).</w:t>
       </w:r>
     </w:p>
     <w:p>
@@ -365,35 +737,263 @@
           <w:rFonts w:ascii="Arial" w:hAnsi="Arial"/>
           <w:sz w:val="24"/>
         </w:rPr>
-        <w:t>A similaridade por cosseno é a métrica mais amplamente utilizada em sistemas de comparação textual. Calcula-se o cosseno do ângulo entre dois vetores no espaço multidimensional, resultando em um valor entre 0 (nenhuma similaridade) e 1 (textos idênticos). Sua popularidade deve-se à independência em relação ao tamanho dos documentos, uma vez que avalia a direção dos vetores e não sua magnitude (MANNING; RAGHAVAN; SCHÜTZE, 2008).</w:t>
+        <w:t xml:space="preserve">Entre essas métricas, a similaridade por cosseno é a mais comum em sistemas de comparação textual. Ela é obtida pelo cosseno do ângulo formado entre os vetores que representam os documentos no espaço multidimensional, resultando em um valor entre 0 (ausência de similaridade) e 1 (textos idênticos). Sua principal vantagem é desconsiderar o tamanho do documento, uma vez que leva em conta apenas a direção dos vetores, e não suas magnitudes (MANNING; RAGHAVAN; SCHÜTZE, 2008). Para dois vetores </w:t>
+      </w:r>
+      <w:r>
+        <w:rPr>
+          <w:rFonts w:ascii="Arial" w:hAnsi="Arial"/>
+          <w:i/>
+          <w:sz w:val="24"/>
+        </w:rPr>
+        <w:t>A</w:t>
+      </w:r>
+      <w:r>
+        <w:rPr>
+          <w:rFonts w:ascii="Arial" w:hAnsi="Arial"/>
+          <w:sz w:val="24"/>
+        </w:rPr>
+        <w:t xml:space="preserve"> e </w:t>
+      </w:r>
+      <w:r>
+        <w:rPr>
+          <w:rFonts w:ascii="Arial" w:hAnsi="Arial"/>
+          <w:i/>
+          <w:sz w:val="24"/>
+        </w:rPr>
+        <w:t>B</w:t>
+      </w:r>
+      <w:r>
+        <w:rPr>
+          <w:rFonts w:ascii="Arial" w:hAnsi="Arial"/>
+          <w:sz w:val="24"/>
+        </w:rPr>
+        <w:t xml:space="preserve"> de dimensão </w:t>
+      </w:r>
+      <w:r>
+        <w:rPr>
+          <w:rFonts w:ascii="Arial" w:hAnsi="Arial"/>
+          <w:i/>
+          <w:sz w:val="24"/>
+        </w:rPr>
+        <w:t>n</w:t>
+      </w:r>
+      <w:r>
+        <w:rPr>
+          <w:rFonts w:ascii="Arial" w:hAnsi="Arial"/>
+          <w:sz w:val="24"/>
+        </w:rPr>
+        <w:t>, a expressão correspondente aparece na Equação 2.</w:t>
       </w:r>
     </w:p>
     <w:p>
       <w:pPr>
-        <w:jc w:val="both"/>
-      </w:pPr>
-      <w:r>
-        <w:rPr>
-          <w:rFonts w:ascii="Arial" w:hAnsi="Arial"/>
-          <w:sz w:val="24"/>
-        </w:rPr>
-        <w:t>O coeficiente de Jaccard mede a similaridade entre dois conjuntos como a razão entre a interseção e a união dos elementos. Embora seja intuitivo e de fácil implementação, sua limitação reside na incapacidade de capturar relações semânticas, restringindo-se à comparação de palavras presentes nos textos (SUNG et al., 2019).</w:t>
+        <w:spacing w:before="240" w:after="120"/>
+        <w:ind w:firstLine="0"/>
+        <w:jc w:val="center"/>
+      </w:pPr>
+      <w:r>
+        <w:rPr>
+          <w:rFonts w:ascii="Arial" w:hAnsi="Arial"/>
+          <w:sz w:val="20"/>
+        </w:rPr>
+        <w:t>Equação 2 – Similaridade por cosseno entre dois vetores</w:t>
       </w:r>
     </w:p>
     <w:p>
       <w:pPr>
-        <w:jc w:val="both"/>
-      </w:pPr>
-      <w:r>
-        <w:rPr>
-          <w:rFonts w:ascii="Arial" w:hAnsi="Arial"/>
-          <w:sz w:val="24"/>
-        </w:rPr>
-        <w:t>Métricas baseadas em embeddings, como a similaridade por cosseno aplicada a vetores gerados pelo BERT ou SBERT, permitem capturar a similaridade semântica entre textos mesmo quando utilizam vocabulários distintos. Conforme Reimers e Gurevych (2019), o SBERT possibilita a comparação de 10.000 sentenças em aproximadamente 5 segundos, enquanto o BERT original demandaria cerca de 65 horas para a mesma tarefa, evidenciando ganhos significativos de desempenho.</w:t>
+        <w:spacing w:after="120"/>
+        <w:ind w:firstLine="0"/>
+        <w:jc w:val="center"/>
+      </w:pPr>
+      <w:r>
+        <w:drawing>
+          <wp:inline xmlns:a="http://schemas.openxmlformats.org/drawingml/2006/main" xmlns:pic="http://schemas.openxmlformats.org/drawingml/2006/picture">
+            <wp:extent cx="4320000" cy="1649116"/>
+            <wp:docPr id="2" name="Picture 2"/>
+            <wp:cNvGraphicFramePr>
+              <a:graphicFrameLocks noChangeAspect="1"/>
+            </wp:cNvGraphicFramePr>
+            <a:graphic>
+              <a:graphicData uri="http://schemas.openxmlformats.org/drawingml/2006/picture">
+                <pic:pic>
+                  <pic:nvPicPr>
+                    <pic:cNvPr id="0" name="eq-cosseno.png"/>
+                    <pic:cNvPicPr/>
+                  </pic:nvPicPr>
+                  <pic:blipFill>
+                    <a:blip r:embed="rId11"/>
+                    <a:stretch>
+                      <a:fillRect/>
+                    </a:stretch>
+                  </pic:blipFill>
+                  <pic:spPr>
+                    <a:xfrm>
+                      <a:off x="0" y="0"/>
+                      <a:ext cx="4320000" cy="1649116"/>
+                    </a:xfrm>
+                    <a:prstGeom prst="rect"/>
+                  </pic:spPr>
+                </pic:pic>
+              </a:graphicData>
+            </a:graphic>
+          </wp:inline>
+        </w:drawing>
       </w:r>
     </w:p>
     <w:p>
       <w:pPr>
+        <w:spacing w:after="240"/>
+        <w:ind w:firstLine="0"/>
+        <w:jc w:val="center"/>
+      </w:pPr>
+      <w:r>
+        <w:rPr>
+          <w:rFonts w:ascii="Arial" w:hAnsi="Arial"/>
+          <w:sz w:val="20"/>
+        </w:rPr>
+        <w:t>Fonte: Adaptado de Manning, Raghavan e Schütze (2008)</w:t>
+      </w:r>
+    </w:p>
+    <w:p>
+      <w:pPr>
+        <w:jc w:val="both"/>
+      </w:pPr>
+      <w:r>
+        <w:rPr>
+          <w:rFonts w:ascii="Arial" w:hAnsi="Arial"/>
+          <w:sz w:val="24"/>
+        </w:rPr>
+        <w:t xml:space="preserve">Outra métrica frequentemente empregada é o coeficiente de Jaccard, que avalia o quanto dois conjuntos </w:t>
+      </w:r>
+      <w:r>
+        <w:rPr>
+          <w:rFonts w:ascii="Arial" w:hAnsi="Arial"/>
+          <w:i/>
+          <w:sz w:val="24"/>
+        </w:rPr>
+        <w:t>A</w:t>
+      </w:r>
+      <w:r>
+        <w:rPr>
+          <w:rFonts w:ascii="Arial" w:hAnsi="Arial"/>
+          <w:sz w:val="24"/>
+        </w:rPr>
+        <w:t xml:space="preserve"> e </w:t>
+      </w:r>
+      <w:r>
+        <w:rPr>
+          <w:rFonts w:ascii="Arial" w:hAnsi="Arial"/>
+          <w:i/>
+          <w:sz w:val="24"/>
+        </w:rPr>
+        <w:t>B</w:t>
+      </w:r>
+      <w:r>
+        <w:rPr>
+          <w:rFonts w:ascii="Arial" w:hAnsi="Arial"/>
+          <w:sz w:val="24"/>
+        </w:rPr>
+        <w:t xml:space="preserve"> têm em comum por meio da razão entre o tamanho da interseção e o tamanho da união (Equação 3). Apesar de fácil de implementar e de interpretar, o Jaccard não captura aspectos semânticos: ele compara apenas os termos que de fato aparecem nos textos (VIJAYMEENA; KAVITHA, 2016).</w:t>
+      </w:r>
+    </w:p>
+    <w:p>
+      <w:pPr>
+        <w:spacing w:before="240" w:after="120"/>
+        <w:ind w:firstLine="0"/>
+        <w:jc w:val="center"/>
+      </w:pPr>
+      <w:r>
+        <w:rPr>
+          <w:rFonts w:ascii="Arial" w:hAnsi="Arial"/>
+          <w:sz w:val="20"/>
+        </w:rPr>
+        <w:t>Equação 3 – Coeficiente de Jaccard entre dois conjuntos</w:t>
+      </w:r>
+    </w:p>
+    <w:p>
+      <w:pPr>
+        <w:spacing w:after="120"/>
+        <w:ind w:firstLine="0"/>
+        <w:jc w:val="center"/>
+      </w:pPr>
+      <w:r>
+        <w:drawing>
+          <wp:inline xmlns:a="http://schemas.openxmlformats.org/drawingml/2006/main" xmlns:pic="http://schemas.openxmlformats.org/drawingml/2006/picture">
+            <wp:extent cx="2520000" cy="1027237"/>
+            <wp:docPr id="3" name="Picture 3"/>
+            <wp:cNvGraphicFramePr>
+              <a:graphicFrameLocks noChangeAspect="1"/>
+            </wp:cNvGraphicFramePr>
+            <a:graphic>
+              <a:graphicData uri="http://schemas.openxmlformats.org/drawingml/2006/picture">
+                <pic:pic>
+                  <pic:nvPicPr>
+                    <pic:cNvPr id="0" name="eq-jaccard.png"/>
+                    <pic:cNvPicPr/>
+                  </pic:nvPicPr>
+                  <pic:blipFill>
+                    <a:blip r:embed="rId12"/>
+                    <a:stretch>
+                      <a:fillRect/>
+                    </a:stretch>
+                  </pic:blipFill>
+                  <pic:spPr>
+                    <a:xfrm>
+                      <a:off x="0" y="0"/>
+                      <a:ext cx="2520000" cy="1027237"/>
+                    </a:xfrm>
+                    <a:prstGeom prst="rect"/>
+                  </pic:spPr>
+                </pic:pic>
+              </a:graphicData>
+            </a:graphic>
+          </wp:inline>
+        </w:drawing>
+      </w:r>
+    </w:p>
+    <w:p>
+      <w:pPr>
+        <w:spacing w:after="240"/>
+        <w:ind w:firstLine="0"/>
+        <w:jc w:val="center"/>
+      </w:pPr>
+      <w:r>
+        <w:rPr>
+          <w:rFonts w:ascii="Arial" w:hAnsi="Arial"/>
+          <w:sz w:val="20"/>
+        </w:rPr>
+        <w:t>Fonte: Adaptado de Vijaymeena e Kavitha (2016)</w:t>
+      </w:r>
+    </w:p>
+    <w:p>
+      <w:pPr>
+        <w:jc w:val="both"/>
+      </w:pPr>
+      <w:r>
+        <w:rPr>
+          <w:rFonts w:ascii="Arial" w:hAnsi="Arial"/>
+          <w:sz w:val="24"/>
+        </w:rPr>
+        <w:t xml:space="preserve">Quando aplicadas sobre vetores gerados por modelos como BERT ou SBERT, métricas baseadas em </w:t>
+      </w:r>
+      <w:r>
+        <w:rPr>
+          <w:rFonts w:ascii="Arial" w:hAnsi="Arial"/>
+          <w:i/>
+          <w:sz w:val="24"/>
+        </w:rPr>
+        <w:t>embeddings</w:t>
+      </w:r>
+      <w:r>
+        <w:rPr>
+          <w:rFonts w:ascii="Arial" w:hAnsi="Arial"/>
+          <w:sz w:val="24"/>
+        </w:rPr>
+        <w:t xml:space="preserve"> conseguem identificar similaridade entre textos mesmo quando estes empregam vocabulários diferentes. Reimers e Gurevych (2019) relatam ganhos expressivos de desempenho ao introduzir o SBERT: o tempo necessário para comparar 10.000 sentenças cai de cerca de 65 horas, no BERT original, para aproximadamente 5 segundos.</w:t>
+      </w:r>
+    </w:p>
+    <w:p>
+      <w:pPr>
         <w:spacing w:before="480" w:after="240"/>
         <w:ind w:firstLine="0"/>
       </w:pPr>
@@ -415,7 +1015,7 @@
           <w:rFonts w:ascii="Arial" w:hAnsi="Arial"/>
           <w:sz w:val="24"/>
         </w:rPr>
-        <w:t>Os sistemas de detecção de similaridade textual possuem aplicações diversas, sendo a detecção de plágio a mais conhecida. Esses sistemas operam, em geral, por meio de um processo que envolve o pré-processamento do texto de entrada, a fragmentação em unidades comparáveis, a representação vetorial dos fragmentos e a aplicação de métricas de similaridade contra uma base de referência (GOMAA; FAHMY, 2013).</w:t>
+        <w:t>Os sistemas de detecção de similaridade textual encontram aplicação em diferentes contextos, sendo a verificação de plágio o uso mais conhecido. Em linhas gerais, esses sistemas seguem um fluxo composto pelo pré-processamento do texto, pela sua divisão em unidades passíveis de comparação, pela representação vetorial dessas unidades e, por fim, pela aplicação de métricas que comparam o texto a uma base de referência (GOMAA; FAHMY, 2013).</w:t>
       </w:r>
     </w:p>
     <w:p>
@@ -427,7 +1027,37 @@
           <w:rFonts w:ascii="Arial" w:hAnsi="Arial"/>
           <w:sz w:val="24"/>
         </w:rPr>
-        <w:t>Ferramentas comerciais como Turnitin e Copyscape utilizam bases de dados extensas para comparação, enquanto sistemas acadêmicos como o MOSS (Measure of Software Similarity), desenvolvido na Universidade de Stanford, destacam-se na comparação de código-fonte. No contexto de documentos textuais, a abordagem mais comum combina TF-IDF com similaridade por cosseno, podendo ser complementada por técnicas de fingerprinting baseadas em n-gramas (MANNING; RAGHAVAN; SCHÜTZE, 2008).</w:t>
+        <w:t>No mercado, ferramentas como Turnitin e Copyscape recorrem a bases de dados amplas para realizar as comparações. No meio acadêmico, sistemas como o MOSS (</w:t>
+      </w:r>
+      <w:r>
+        <w:rPr>
+          <w:rFonts w:ascii="Arial" w:hAnsi="Arial"/>
+          <w:i/>
+          <w:sz w:val="24"/>
+        </w:rPr>
+        <w:t>Measure of Software Similarity</w:t>
+      </w:r>
+      <w:r>
+        <w:rPr>
+          <w:rFonts w:ascii="Arial" w:hAnsi="Arial"/>
+          <w:sz w:val="24"/>
+        </w:rPr>
+        <w:t xml:space="preserve">), desenvolvido na Universidade de Stanford, destacam-se na comparação de código-fonte. Para documentos textuais, a estratégia mais frequente combina TF-IDF e similaridade por cosseno, podendo ser reforçada por técnicas de </w:t>
+      </w:r>
+      <w:r>
+        <w:rPr>
+          <w:rFonts w:ascii="Arial" w:hAnsi="Arial"/>
+          <w:i/>
+          <w:sz w:val="24"/>
+        </w:rPr>
+        <w:t>fingerprinting</w:t>
+      </w:r>
+      <w:r>
+        <w:rPr>
+          <w:rFonts w:ascii="Arial" w:hAnsi="Arial"/>
+          <w:sz w:val="24"/>
+        </w:rPr>
+        <w:t xml:space="preserve"> baseadas em n-gramas (MANNING; RAGHAVAN; SCHÜTZE, 2008).</w:t>
       </w:r>
     </w:p>
     <w:p>
@@ -439,7 +1069,7 @@
           <w:rFonts w:ascii="Arial" w:hAnsi="Arial"/>
           <w:sz w:val="24"/>
         </w:rPr>
-        <w:t>Sung et al. (2019) ressaltam que a escolha da técnica de similaridade depende do objetivo da aplicação: sistemas focados em plágio literal beneficiam-se de abordagens baseadas em cadeias de caracteres, enquanto aplicações que necessitam identificar paráfrases ou reorganizações de conteúdo requerem métricas de similaridade semântica. A combinação de múltiplas técnicas pode oferecer resultados mais robustos.</w:t>
+        <w:t>A escolha da técnica, segundo Vijaymeena e Kavitha (2016), depende do problema a ser resolvido: para a detecção de plágio literal, métricas baseadas em cadeias de caracteres tendem a funcionar melhor; já a identificação de paráfrases ou reescritas de conteúdo costuma exigir métricas com viés semântico. Em diversos casos, a combinação de mais de uma técnica produz resultados mais consistentes.</w:t>
       </w:r>
     </w:p>
     <w:p>
@@ -465,7 +1095,7 @@
           <w:rFonts w:ascii="Arial" w:hAnsi="Arial"/>
           <w:sz w:val="24"/>
         </w:rPr>
-        <w:t>O desenvolvimento de sistemas de comparação textual como aplicação web requer a aplicação de princípios consolidados da engenharia de software. Segundo Pressman e Maxim (2021), a engenharia de software engloba métodos, ferramentas e procedimentos que possibilitam o controle do processo de desenvolvimento e oferecem uma base para a construção de software de alta qualidade de maneira produtiva.</w:t>
+        <w:t>A construção de um sistema de comparação textual no formato de aplicação web envolve a aplicação de princípios consolidados da engenharia de software. Pressman e Maxim (2021) definem a área como o conjunto de métodos, ferramentas e procedimentos que permitem controlar o processo de desenvolvimento e produzir software de qualidade de forma sustentável.</w:t>
       </w:r>
     </w:p>
     <w:p>
@@ -477,7 +1107,22 @@
           <w:rFonts w:ascii="Arial" w:hAnsi="Arial"/>
           <w:sz w:val="24"/>
         </w:rPr>
-        <w:t>Sommerville (2019) destaca que aplicações web possuem características específicas que influenciam seu processo de desenvolvimento, tais como: a necessidade de interfaces de usuário intuitivas, requisitos de desempenho para processamento em tempo real, e a separação clara entre camadas de apresentação, lógica de negócios e acesso a dados. A arquitetura cliente-servidor, predominante no desenvolvimento web, permite que o processamento computacionalmente intensivo — como o cálculo de similaridade textual — seja executado no servidor, enquanto o front-end se encarrega da interação com o usuário.</w:t>
+        <w:t xml:space="preserve">Aplicações web, em particular, apresentam características que influenciam diretamente seu desenvolvimento: interfaces de usuário intuitivas, exigências de desempenho em tempo de execução e a separação entre as camadas de apresentação, lógica de negócios e dados (SOMMERVILLE, 2019). O padrão cliente-servidor, predominante nesse contexto, possibilita que tarefas computacionalmente caras, como o cálculo de similaridade textual, sejam realizadas no servidor, enquanto o </w:t>
+      </w:r>
+      <w:r>
+        <w:rPr>
+          <w:rFonts w:ascii="Arial" w:hAnsi="Arial"/>
+          <w:i/>
+          <w:sz w:val="24"/>
+        </w:rPr>
+        <w:t>front-end</w:t>
+      </w:r>
+      <w:r>
+        <w:rPr>
+          <w:rFonts w:ascii="Arial" w:hAnsi="Arial"/>
+          <w:sz w:val="24"/>
+        </w:rPr>
+        <w:t xml:space="preserve"> concentra-se na interação com o usuário.</w:t>
       </w:r>
     </w:p>
     <w:p>
@@ -489,11 +1134,83 @@
           <w:rFonts w:ascii="Arial" w:hAnsi="Arial"/>
           <w:sz w:val="24"/>
         </w:rPr>
-        <w:t>A escolha da plataforma tecnológica para o sistema deve considerar fatores como a disponibilidade de bibliotecas de PLN, o desempenho no processamento de textos e a facilidade de integração entre back-end e front-end. A linguagem Python destaca-se nesse contexto por seu ecossistema robusto de bibliotecas voltadas ao processamento de linguagem natural, como NLTK e spaCy, além de frameworks científicos como scikit-learn que implementam nativamente algoritmos de TF-IDF e métricas de similaridade (BIRD; KLEIN; LOPER, 2009).</w:t>
+        <w:t xml:space="preserve">Quando combinadas a tarefas de PLN, as aplicações web enfrentam desafios próprios. O pré-processamento e a vetorização tendem a ser operações intensivas em CPU, e bibliotecas como NLTK e scikit-learn são síncronas por natureza, o que limita o ganho obtido por servidores assíncronos quando o trabalho é computacionalmente pesado (BIRD; KLEIN; LOPER, 2009). É preciso, portanto, dimensionar limites de entrada, prever tempos de resposta perceptíveis ao usuário e, quando o volume de requisições crescer, considerar estratégias como filas de processamento ou </w:t>
+      </w:r>
+      <w:r>
+        <w:rPr>
+          <w:rFonts w:ascii="Arial" w:hAnsi="Arial"/>
+          <w:i/>
+          <w:sz w:val="24"/>
+        </w:rPr>
+        <w:t>cache</w:t>
+      </w:r>
+      <w:r>
+        <w:rPr>
+          <w:rFonts w:ascii="Arial" w:hAnsi="Arial"/>
+          <w:sz w:val="24"/>
+        </w:rPr>
+        <w:t xml:space="preserve"> de resultados.</w:t>
       </w:r>
     </w:p>
     <w:p>
       <w:pPr>
+        <w:jc w:val="both"/>
+      </w:pPr>
+      <w:r>
+        <w:rPr>
+          <w:rFonts w:ascii="Arial" w:hAnsi="Arial"/>
+          <w:sz w:val="24"/>
+        </w:rPr>
+        <w:t xml:space="preserve">Na definição da plataforma tecnológica é preciso ponderar aspectos como a oferta de bibliotecas de PLN, o desempenho esperado no processamento de textos e a facilidade de integração entre </w:t>
+      </w:r>
+      <w:r>
+        <w:rPr>
+          <w:rFonts w:ascii="Arial" w:hAnsi="Arial"/>
+          <w:i/>
+          <w:sz w:val="24"/>
+        </w:rPr>
+        <w:t>back-end</w:t>
+      </w:r>
+      <w:r>
+        <w:rPr>
+          <w:rFonts w:ascii="Arial" w:hAnsi="Arial"/>
+          <w:sz w:val="24"/>
+        </w:rPr>
+        <w:t xml:space="preserve"> e </w:t>
+      </w:r>
+      <w:r>
+        <w:rPr>
+          <w:rFonts w:ascii="Arial" w:hAnsi="Arial"/>
+          <w:i/>
+          <w:sz w:val="24"/>
+        </w:rPr>
+        <w:t>front-end</w:t>
+      </w:r>
+      <w:r>
+        <w:rPr>
+          <w:rFonts w:ascii="Arial" w:hAnsi="Arial"/>
+          <w:sz w:val="24"/>
+        </w:rPr>
+        <w:t xml:space="preserve">. Nesse cenário, a linguagem Python ocupa posição de destaque graças ao seu ecossistema voltado ao processamento de linguagem natural — com bibliotecas como NLTK e spaCy — e a </w:t>
+      </w:r>
+      <w:r>
+        <w:rPr>
+          <w:rFonts w:ascii="Arial" w:hAnsi="Arial"/>
+          <w:i/>
+          <w:sz w:val="24"/>
+        </w:rPr>
+        <w:t>frameworks</w:t>
+      </w:r>
+      <w:r>
+        <w:rPr>
+          <w:rFonts w:ascii="Arial" w:hAnsi="Arial"/>
+          <w:sz w:val="24"/>
+        </w:rPr>
+        <w:t xml:space="preserve"> científicos como o scikit-learn, que já implementam algoritmos de TF-IDF e métricas de similaridade prontos para uso (BIRD; KLEIN; LOPER, 2009).</w:t>
+      </w:r>
+    </w:p>
+    <w:p>
+      <w:pPr>
         <w:spacing w:before="720" w:after="360"/>
         <w:ind w:firstLine="0"/>
       </w:pPr>
@@ -515,7 +1232,7 @@
           <w:rFonts w:ascii="Arial" w:hAnsi="Arial"/>
           <w:sz w:val="24"/>
         </w:rPr>
-        <w:t>Este capítulo descreve os procedimentos metodológicos adotados para o desenvolvimento do sistema de comparação de conteúdo de textos, abrangendo a classificação da pesquisa, as etapas de desenvolvimento e as ferramentas tecnológicas selecionadas.</w:t>
+        <w:t>Esta seção descreve os procedimentos metodológicos adotados para o desenvolvimento do sistema de comparação de conteúdo de textos, abrangendo a classificação da pesquisa, as etapas de desenvolvimento e as ferramentas tecnológicas selecionadas.</w:t>
       </w:r>
     </w:p>
     <w:p>
@@ -541,7 +1258,7 @@
           <w:rFonts w:ascii="Arial" w:hAnsi="Arial"/>
           <w:sz w:val="24"/>
         </w:rPr>
-        <w:t>Quanto à natureza, esta pesquisa classifica-se como aplicada, pois busca gerar conhecimentos dirigidos à solução de um problema prático específico: a comparação automatizada de conteúdo textual entre dois documentos (GIL, 2017). O produto final consiste em um sistema funcional capaz de calcular e apresentar o índice de correlação entre os textos analisados.</w:t>
+        <w:t>A classificação de uma pesquisa, segundo Morais e Boiko (2013), organiza-se em quatro grupos: natureza, abordagem do problema, objetivos e procedimentos técnicos. Esse modelo, também sistematizado por Prodanov e Freitas (2013) e Wazlawick (2014), serve de base para a classificação a seguir.</w:t>
       </w:r>
     </w:p>
     <w:p>
@@ -553,7 +1270,7 @@
           <w:rFonts w:ascii="Arial" w:hAnsi="Arial"/>
           <w:sz w:val="24"/>
         </w:rPr>
-        <w:t>Quanto à abordagem, o trabalho adota um enfoque quantitativo, uma vez que os resultados da comparação textual são expressos por meio de métricas numéricas — como índices de similaridade por cosseno e coeficientes de Jaccard — que permitem mensurar objetivamente o grau de correlação entre os documentos (GIL, 2017).</w:t>
+        <w:t>Quanto à natureza, este trabalho enquadra-se como pesquisa aplicada, uma vez que o conhecimento produzido tem destino prático imediato: oferecer um meio automatizado para comparar o conteúdo de dois documentos textuais (GIL, 2017; PRODANOV; FREITAS, 2013). O resultado final é um sistema funcional que calcula e exibe o índice de correlação entre os textos analisados.</w:t>
       </w:r>
     </w:p>
     <w:p>
@@ -565,11 +1282,23 @@
           <w:rFonts w:ascii="Arial" w:hAnsi="Arial"/>
           <w:sz w:val="24"/>
         </w:rPr>
-        <w:t>Em relação aos objetivos, a pesquisa caracteriza-se como exploratória, visto que investiga diferentes técnicas de similaridade textual e suas implementações computacionais, buscando identificar a abordagem mais adequada para o sistema proposto. Quanto aos procedimentos, combina pesquisa bibliográfica — para embasar as decisões técnicas — com desenvolvimento experimental, materializado na construção do sistema (SILVA; MENEZES, 2005).</w:t>
+        <w:t>Quanto à abordagem, o trabalho adota o enfoque quantitativo, pois os resultados da comparação textual são expressos por métricas numéricas — como os índices de similaridade por cosseno e Jaccard — que permitem medir de forma objetiva o grau de correlação entre os documentos (GIL, 2017).</w:t>
       </w:r>
     </w:p>
     <w:p>
       <w:pPr>
+        <w:jc w:val="both"/>
+      </w:pPr>
+      <w:r>
+        <w:rPr>
+          <w:rFonts w:ascii="Arial" w:hAnsi="Arial"/>
+          <w:sz w:val="24"/>
+        </w:rPr>
+        <w:t>Em relação aos objetivos, a pesquisa caracteriza-se como exploratória, uma vez que investiga diferentes técnicas de similaridade textual e suas implementações, buscando identificar a abordagem mais adequada ao sistema proposto. Quanto aos procedimentos, combinam-se a pesquisa bibliográfica — para embasar as decisões técnicas — e o estudo de caso (YIN, 2015; WAZLAWICK, 2014), aqui representado pela própria construção do sistema. Para avaliar os resultados, as métricas implementadas são aplicadas a 100 pares de sentenças do corpus ASSIN2 (REAL; FONSECA; GONÇALO OLIVEIRA, 2020), e os escores calculados são comparados ao julgamento humano por meio das correlações de Pearson e Spearman, do erro absoluto médio (MAE) e do erro quadrático médio (MSE).</w:t>
+      </w:r>
+    </w:p>
+    <w:p>
+      <w:pPr>
         <w:spacing w:before="480" w:after="240"/>
         <w:ind w:firstLine="0"/>
       </w:pPr>
@@ -603,7 +1332,7 @@
           <w:rFonts w:ascii="Arial" w:hAnsi="Arial"/>
           <w:sz w:val="24"/>
         </w:rPr>
-        <w:t>1) Levantamento bibliográfico: revisão da literatura sobre técnicas de processamento de linguagem natural, métricas de similaridade textual e arquiteturas de sistemas web, com o objetivo de fundamentar as decisões de projeto. As buscas são realizadas no Google Acadêmico, IEEE Xplore e SciELO, utilizando as palavras-chave: "similaridade textual", "text similarity", "TF-IDF", "cosine similarity", "comparação de documentos" e "NLP".</w:t>
+        <w:t>1) Levantamento bibliográfico: revisão da literatura sobre técnicas de PLN, métricas de similaridade textual e arquiteturas de sistemas web, com o objetivo de fundamentar as decisões de projeto. As buscas são realizadas no Google Acadêmico, IEEE Xplore e SciELO, utilizando as palavras-chave: "similaridade textual", "text similarity", "TF-IDF", "cosine similarity", "comparação de documentos" e "NLP".</w:t>
       </w:r>
     </w:p>
     <w:p>
@@ -615,7 +1344,37 @@
           <w:rFonts w:ascii="Arial" w:hAnsi="Arial"/>
           <w:sz w:val="24"/>
         </w:rPr>
-        <w:t>2) Definição dos requisitos: especificação das funcionalidades do sistema, incluindo: upload de dois arquivos de texto, pré-processamento automático (tokenização, remoção de stopwords, stemização), cálculo de múltiplas métricas de similaridade e apresentação dos resultados em interface gráfica.</w:t>
+        <w:t xml:space="preserve">2) Definição dos requisitos: especificação das funcionalidades do sistema, incluindo: </w:t>
+      </w:r>
+      <w:r>
+        <w:rPr>
+          <w:rFonts w:ascii="Arial" w:hAnsi="Arial"/>
+          <w:i/>
+          <w:sz w:val="24"/>
+        </w:rPr>
+        <w:t>upload</w:t>
+      </w:r>
+      <w:r>
+        <w:rPr>
+          <w:rFonts w:ascii="Arial" w:hAnsi="Arial"/>
+          <w:sz w:val="24"/>
+        </w:rPr>
+        <w:t xml:space="preserve"> de dois arquivos de texto, pré-processamento automático (tokenização, remoção de </w:t>
+      </w:r>
+      <w:r>
+        <w:rPr>
+          <w:rFonts w:ascii="Arial" w:hAnsi="Arial"/>
+          <w:i/>
+          <w:sz w:val="24"/>
+        </w:rPr>
+        <w:t>stopwords</w:t>
+      </w:r>
+      <w:r>
+        <w:rPr>
+          <w:rFonts w:ascii="Arial" w:hAnsi="Arial"/>
+          <w:sz w:val="24"/>
+        </w:rPr>
+        <w:t>, stemização), cálculo de múltiplas métricas de similaridade e apresentação dos resultados em interface gráfica.</w:t>
       </w:r>
     </w:p>
     <w:p>
@@ -627,7 +1386,52 @@
           <w:rFonts w:ascii="Arial" w:hAnsi="Arial"/>
           <w:sz w:val="24"/>
         </w:rPr>
-        <w:t>3) Escolha da plataforma tecnológica: seleção da linguagem de programação, frameworks de back-end e front-end, e bibliotecas de PLN, considerando critérios como maturidade do ecossistema, disponibilidade de bibliotecas especializadas e facilidade de implantação.</w:t>
+        <w:t xml:space="preserve">3) Escolha da plataforma tecnológica: seleção da linguagem de programação, </w:t>
+      </w:r>
+      <w:r>
+        <w:rPr>
+          <w:rFonts w:ascii="Arial" w:hAnsi="Arial"/>
+          <w:i/>
+          <w:sz w:val="24"/>
+        </w:rPr>
+        <w:t>frameworks</w:t>
+      </w:r>
+      <w:r>
+        <w:rPr>
+          <w:rFonts w:ascii="Arial" w:hAnsi="Arial"/>
+          <w:sz w:val="24"/>
+        </w:rPr>
+        <w:t xml:space="preserve"> de </w:t>
+      </w:r>
+      <w:r>
+        <w:rPr>
+          <w:rFonts w:ascii="Arial" w:hAnsi="Arial"/>
+          <w:i/>
+          <w:sz w:val="24"/>
+        </w:rPr>
+        <w:t>back-end</w:t>
+      </w:r>
+      <w:r>
+        <w:rPr>
+          <w:rFonts w:ascii="Arial" w:hAnsi="Arial"/>
+          <w:sz w:val="24"/>
+        </w:rPr>
+        <w:t xml:space="preserve"> e </w:t>
+      </w:r>
+      <w:r>
+        <w:rPr>
+          <w:rFonts w:ascii="Arial" w:hAnsi="Arial"/>
+          <w:i/>
+          <w:sz w:val="24"/>
+        </w:rPr>
+        <w:t>front-end</w:t>
+      </w:r>
+      <w:r>
+        <w:rPr>
+          <w:rFonts w:ascii="Arial" w:hAnsi="Arial"/>
+          <w:sz w:val="24"/>
+        </w:rPr>
+        <w:t>, e bibliotecas de PLN, considerando critérios como maturidade do ecossistema, disponibilidade de bibliotecas especializadas e facilidade de implantação.</w:t>
       </w:r>
     </w:p>
     <w:p>
@@ -639,7 +1443,37 @@
           <w:rFonts w:ascii="Arial" w:hAnsi="Arial"/>
           <w:sz w:val="24"/>
         </w:rPr>
-        <w:t>4) Projeto da arquitetura: definição da arquitetura do sistema, incluindo a separação entre camadas de apresentação (front-end), lógica de negócios (back-end) e processamento de PLN, seguindo a arquitetura cliente-servidor.</w:t>
+        <w:t>4) Projeto da arquitetura: definição da arquitetura do sistema, incluindo a separação entre camadas de apresentação (</w:t>
+      </w:r>
+      <w:r>
+        <w:rPr>
+          <w:rFonts w:ascii="Arial" w:hAnsi="Arial"/>
+          <w:i/>
+          <w:sz w:val="24"/>
+        </w:rPr>
+        <w:t>front-end</w:t>
+      </w:r>
+      <w:r>
+        <w:rPr>
+          <w:rFonts w:ascii="Arial" w:hAnsi="Arial"/>
+          <w:sz w:val="24"/>
+        </w:rPr>
+        <w:t>), lógica de negócios (</w:t>
+      </w:r>
+      <w:r>
+        <w:rPr>
+          <w:rFonts w:ascii="Arial" w:hAnsi="Arial"/>
+          <w:i/>
+          <w:sz w:val="24"/>
+        </w:rPr>
+        <w:t>back-end</w:t>
+      </w:r>
+      <w:r>
+        <w:rPr>
+          <w:rFonts w:ascii="Arial" w:hAnsi="Arial"/>
+          <w:sz w:val="24"/>
+        </w:rPr>
+        <w:t>) e processamento de PLN, seguindo a arquitetura cliente-servidor.</w:t>
       </w:r>
     </w:p>
     <w:p>
@@ -663,7 +1497,22 @@
           <w:rFonts w:ascii="Arial" w:hAnsi="Arial"/>
           <w:sz w:val="24"/>
         </w:rPr>
-        <w:t>6) Desenvolvimento do front-end: construção da interface web que permite ao usuário carregar documentos, visualizar os índices de correlação e explorar os trechos de maior e menor similaridade entre os textos comparados.</w:t>
+        <w:t xml:space="preserve">6) Desenvolvimento do </w:t>
+      </w:r>
+      <w:r>
+        <w:rPr>
+          <w:rFonts w:ascii="Arial" w:hAnsi="Arial"/>
+          <w:i/>
+          <w:sz w:val="24"/>
+        </w:rPr>
+        <w:t>front-end</w:t>
+      </w:r>
+      <w:r>
+        <w:rPr>
+          <w:rFonts w:ascii="Arial" w:hAnsi="Arial"/>
+          <w:sz w:val="24"/>
+        </w:rPr>
+        <w:t>: construção da interface web que permite ao usuário carregar documentos, visualizar os índices de correlação e explorar os trechos de maior e menor similaridade entre os textos comparados.</w:t>
       </w:r>
     </w:p>
     <w:p>
@@ -675,7 +1524,37 @@
           <w:rFonts w:ascii="Arial" w:hAnsi="Arial"/>
           <w:sz w:val="24"/>
         </w:rPr>
-        <w:t>7) Testes e validação: execução de testes com pares de documentos de similaridade conhecida para validar a precisão das métricas implementadas e a usabilidade da interface.</w:t>
+        <w:t xml:space="preserve">7) Testes e validação: execução de duas frentes de avaliação. (a) Testes automatizados unitários do módulo de processamento utilizando </w:t>
+      </w:r>
+      <w:r>
+        <w:rPr>
+          <w:rFonts w:ascii="Arial" w:hAnsi="Arial"/>
+          <w:i/>
+          <w:sz w:val="24"/>
+        </w:rPr>
+        <w:t>pytest</w:t>
+      </w:r>
+      <w:r>
+        <w:rPr>
+          <w:rFonts w:ascii="Arial" w:hAnsi="Arial"/>
+          <w:sz w:val="24"/>
+        </w:rPr>
+        <w:t xml:space="preserve">, cobrindo cenários extremos (textos idênticos, textos sem sobreposição e textos parcialmente similares) e garantindo regressão. (b) Validação empírica das métricas sobre 100 pares amostrados aleatoriamente do </w:t>
+      </w:r>
+      <w:r>
+        <w:rPr>
+          <w:rFonts w:ascii="Arial" w:hAnsi="Arial"/>
+          <w:i/>
+          <w:sz w:val="24"/>
+        </w:rPr>
+        <w:t>split</w:t>
+      </w:r>
+      <w:r>
+        <w:rPr>
+          <w:rFonts w:ascii="Arial" w:hAnsi="Arial"/>
+          <w:sz w:val="24"/>
+        </w:rPr>
+        <w:t xml:space="preserve"> de validação do corpus ASSIN2 (REAL; FONSECA; GONÇALO OLIVEIRA, 2020), corpus anotado por avaliadores humanos em escala de 1 a 5 para similaridade semântica. Os escores humanos são normalizados linearmente para o intervalo [0,1] antes da comparação com a saída do sistema, e a comparação é feita pelas correlações de Pearson e Spearman e pelos erros absoluto e quadrático médios. A semente aleatória é fixada (42) para permitir que o experimento seja repetido.</w:t>
       </w:r>
     </w:p>
     <w:p>
@@ -701,7 +1580,67 @@
           <w:rFonts w:ascii="Arial" w:hAnsi="Arial"/>
           <w:sz w:val="24"/>
         </w:rPr>
-        <w:t>A linguagem Python é adotada como tecnologia principal do back-end, em razão de seu vasto ecossistema de bibliotecas para processamento de linguagem natural. As principais bibliotecas utilizadas são: NLTK (Natural Language Toolkit), para tokenização, remoção de stopwords e stemização; scikit-learn, para vetorização TF-IDF e cálculo de similaridade por cosseno; e FastAPI, como framework assíncrono para exposição da API REST, com geração automática de documentação interativa (BIRD; KLEIN; LOPER, 2009).</w:t>
+        <w:t xml:space="preserve">A linguagem Python é adotada como tecnologia principal do </w:t>
+      </w:r>
+      <w:r>
+        <w:rPr>
+          <w:rFonts w:ascii="Arial" w:hAnsi="Arial"/>
+          <w:i/>
+          <w:sz w:val="24"/>
+        </w:rPr>
+        <w:t>back-end</w:t>
+      </w:r>
+      <w:r>
+        <w:rPr>
+          <w:rFonts w:ascii="Arial" w:hAnsi="Arial"/>
+          <w:sz w:val="24"/>
+        </w:rPr>
+        <w:t>, pelo amplo ecossistema de bibliotecas voltadas ao PLN. As principais bibliotecas utilizadas são: NLTK (</w:t>
+      </w:r>
+      <w:r>
+        <w:rPr>
+          <w:rFonts w:ascii="Arial" w:hAnsi="Arial"/>
+          <w:i/>
+          <w:sz w:val="24"/>
+        </w:rPr>
+        <w:t>Natural Language Toolkit</w:t>
+      </w:r>
+      <w:r>
+        <w:rPr>
+          <w:rFonts w:ascii="Arial" w:hAnsi="Arial"/>
+          <w:sz w:val="24"/>
+        </w:rPr>
+        <w:t xml:space="preserve">), para tokenização, remoção de </w:t>
+      </w:r>
+      <w:r>
+        <w:rPr>
+          <w:rFonts w:ascii="Arial" w:hAnsi="Arial"/>
+          <w:i/>
+          <w:sz w:val="24"/>
+        </w:rPr>
+        <w:t>stopwords</w:t>
+      </w:r>
+      <w:r>
+        <w:rPr>
+          <w:rFonts w:ascii="Arial" w:hAnsi="Arial"/>
+          <w:sz w:val="24"/>
+        </w:rPr>
+        <w:t xml:space="preserve"> e stemização; scikit-learn, para vetorização TF-IDF e cálculo de similaridade por cosseno; e FastAPI, como </w:t>
+      </w:r>
+      <w:r>
+        <w:rPr>
+          <w:rFonts w:ascii="Arial" w:hAnsi="Arial"/>
+          <w:i/>
+          <w:sz w:val="24"/>
+        </w:rPr>
+        <w:t>framework</w:t>
+      </w:r>
+      <w:r>
+        <w:rPr>
+          <w:rFonts w:ascii="Arial" w:hAnsi="Arial"/>
+          <w:sz w:val="24"/>
+        </w:rPr>
+        <w:t xml:space="preserve"> assíncrono para exposição da API REST, com geração automática de documentação interativa (BIRD; KLEIN; LOPER, 2009).</w:t>
       </w:r>
     </w:p>
     <w:p>
@@ -713,7 +1652,97 @@
           <w:rFonts w:ascii="Arial" w:hAnsi="Arial"/>
           <w:sz w:val="24"/>
         </w:rPr>
-        <w:t>Para o front-end, utiliza-se o framework React com TypeScript, que proporciona tipagem estática e maior segurança no desenvolvimento de componentes reutilizáveis. A estilização é realizada com Tailwind CSS, um framework CSS utilitário que permite construir interfaces responsivas de forma ágil. A ferramenta de build Vite é empregada para o empacotamento e servimento da aplicação em ambiente de desenvolvimento. A comunicação entre front-end e back-end ocorre por meio de requisições HTTP à API REST, seguindo os princípios da arquitetura cliente-servidor (SOMMERVILLE, 2019).</w:t>
+        <w:t xml:space="preserve">Para o </w:t>
+      </w:r>
+      <w:r>
+        <w:rPr>
+          <w:rFonts w:ascii="Arial" w:hAnsi="Arial"/>
+          <w:i/>
+          <w:sz w:val="24"/>
+        </w:rPr>
+        <w:t>front-end</w:t>
+      </w:r>
+      <w:r>
+        <w:rPr>
+          <w:rFonts w:ascii="Arial" w:hAnsi="Arial"/>
+          <w:sz w:val="24"/>
+        </w:rPr>
+        <w:t xml:space="preserve">, utiliza-se o </w:t>
+      </w:r>
+      <w:r>
+        <w:rPr>
+          <w:rFonts w:ascii="Arial" w:hAnsi="Arial"/>
+          <w:i/>
+          <w:sz w:val="24"/>
+        </w:rPr>
+        <w:t>framework</w:t>
+      </w:r>
+      <w:r>
+        <w:rPr>
+          <w:rFonts w:ascii="Arial" w:hAnsi="Arial"/>
+          <w:sz w:val="24"/>
+        </w:rPr>
+        <w:t xml:space="preserve"> React com TypeScript, que proporciona tipagem estática e maior segurança no desenvolvimento de componentes reutilizáveis. A estilização é realizada com Tailwind CSS, um </w:t>
+      </w:r>
+      <w:r>
+        <w:rPr>
+          <w:rFonts w:ascii="Arial" w:hAnsi="Arial"/>
+          <w:i/>
+          <w:sz w:val="24"/>
+        </w:rPr>
+        <w:t>framework</w:t>
+      </w:r>
+      <w:r>
+        <w:rPr>
+          <w:rFonts w:ascii="Arial" w:hAnsi="Arial"/>
+          <w:sz w:val="24"/>
+        </w:rPr>
+        <w:t xml:space="preserve"> CSS utilitário que permite construir interfaces responsivas de forma ágil. A ferramenta de </w:t>
+      </w:r>
+      <w:r>
+        <w:rPr>
+          <w:rFonts w:ascii="Arial" w:hAnsi="Arial"/>
+          <w:i/>
+          <w:sz w:val="24"/>
+        </w:rPr>
+        <w:t>build</w:t>
+      </w:r>
+      <w:r>
+        <w:rPr>
+          <w:rFonts w:ascii="Arial" w:hAnsi="Arial"/>
+          <w:sz w:val="24"/>
+        </w:rPr>
+        <w:t xml:space="preserve"> Vite é empregada para o empacotamento e servimento da aplicação em ambiente de desenvolvimento. A comunicação entre </w:t>
+      </w:r>
+      <w:r>
+        <w:rPr>
+          <w:rFonts w:ascii="Arial" w:hAnsi="Arial"/>
+          <w:i/>
+          <w:sz w:val="24"/>
+        </w:rPr>
+        <w:t>front-end</w:t>
+      </w:r>
+      <w:r>
+        <w:rPr>
+          <w:rFonts w:ascii="Arial" w:hAnsi="Arial"/>
+          <w:sz w:val="24"/>
+        </w:rPr>
+        <w:t xml:space="preserve"> e </w:t>
+      </w:r>
+      <w:r>
+        <w:rPr>
+          <w:rFonts w:ascii="Arial" w:hAnsi="Arial"/>
+          <w:i/>
+          <w:sz w:val="24"/>
+        </w:rPr>
+        <w:t>back-end</w:t>
+      </w:r>
+      <w:r>
+        <w:rPr>
+          <w:rFonts w:ascii="Arial" w:hAnsi="Arial"/>
+          <w:sz w:val="24"/>
+        </w:rPr>
+        <w:t xml:space="preserve"> ocorre por meio de requisições HTTP à API REST, seguindo os princípios da arquitetura cliente-servidor (SOMMERVILLE, 2019).</w:t>
       </w:r>
     </w:p>
     <w:p>
@@ -751,7 +1780,7 @@
           <w:rFonts w:ascii="Arial" w:hAnsi="Arial"/>
           <w:sz w:val="24"/>
         </w:rPr>
-        <w:t>Este capítulo apresenta os resultados obtidos em cada etapa descrita na metodologia, seguindo a mesma ordem cronológica. São discutidos os resultados do levantamento bibliográfico, as decisões arquiteturais, os resultados da implementação do sistema e os testes de validação realizados.</w:t>
+        <w:t>Esta seção descreve os resultados obtidos em cada etapa na metodologia, seguindo a mesma ordem cronológica. São discutidos os resultados do levantamento bibliográfico, as decisões arquiteturais, os resultados da implementação do sistema e os testes de validação realizados.</w:t>
       </w:r>
     </w:p>
     <w:p>
@@ -777,7 +1806,67 @@
           <w:rFonts w:ascii="Arial" w:hAnsi="Arial"/>
           <w:sz w:val="24"/>
         </w:rPr>
-        <w:t>O levantamento bibliográfico realizado nas bases Google Acadêmico, IEEE Xplore e SciELO resultou na identificação de três abordagens principais para a comparação de conteúdo textual: abordagens baseadas em frequência de termos (TF-IDF), abordagens baseadas em similaridade de conjuntos (Jaccard) e abordagens baseadas em embeddings semânticos (BERT/SBERT). Conforme a taxonomia proposta por Gomaa e Fahmy (2013), essas técnicas pertencem, respectivamente, às categorias corpus-based, string-based e knowledge-based. A análise da literatura permitiu identificar as vantagens e limitações de cada técnica, conforme sintetizado no Quadro 1.</w:t>
+        <w:t xml:space="preserve">O levantamento bibliográfico realizado nas bases Google Acadêmico, IEEE Xplore e SciELO resultou na identificação de três abordagens principais para a comparação de conteúdo textual: abordagens baseadas em frequência de termos (TF-IDF), abordagens baseadas em similaridade de conjuntos (Jaccard) e abordagens baseadas em </w:t>
+      </w:r>
+      <w:r>
+        <w:rPr>
+          <w:rFonts w:ascii="Arial" w:hAnsi="Arial"/>
+          <w:i/>
+          <w:sz w:val="24"/>
+        </w:rPr>
+        <w:t>embeddings</w:t>
+      </w:r>
+      <w:r>
+        <w:rPr>
+          <w:rFonts w:ascii="Arial" w:hAnsi="Arial"/>
+          <w:sz w:val="24"/>
+        </w:rPr>
+        <w:t xml:space="preserve"> semânticos (BERT/SBERT). Conforme a taxonomia proposta por Gomaa e Fahmy (2013), essas técnicas pertencem, respectivamente, às categorias </w:t>
+      </w:r>
+      <w:r>
+        <w:rPr>
+          <w:rFonts w:ascii="Arial" w:hAnsi="Arial"/>
+          <w:i/>
+          <w:sz w:val="24"/>
+        </w:rPr>
+        <w:t>corpus-based</w:t>
+      </w:r>
+      <w:r>
+        <w:rPr>
+          <w:rFonts w:ascii="Arial" w:hAnsi="Arial"/>
+          <w:sz w:val="24"/>
+        </w:rPr>
+        <w:t xml:space="preserve">, </w:t>
+      </w:r>
+      <w:r>
+        <w:rPr>
+          <w:rFonts w:ascii="Arial" w:hAnsi="Arial"/>
+          <w:i/>
+          <w:sz w:val="24"/>
+        </w:rPr>
+        <w:t>string-based</w:t>
+      </w:r>
+      <w:r>
+        <w:rPr>
+          <w:rFonts w:ascii="Arial" w:hAnsi="Arial"/>
+          <w:sz w:val="24"/>
+        </w:rPr>
+        <w:t xml:space="preserve"> e </w:t>
+      </w:r>
+      <w:r>
+        <w:rPr>
+          <w:rFonts w:ascii="Arial" w:hAnsi="Arial"/>
+          <w:i/>
+          <w:sz w:val="24"/>
+        </w:rPr>
+        <w:t>knowledge-based</w:t>
+      </w:r>
+      <w:r>
+        <w:rPr>
+          <w:rFonts w:ascii="Arial" w:hAnsi="Arial"/>
+          <w:sz w:val="24"/>
+        </w:rPr>
+        <w:t>. A análise da literatura permitiu identificar as vantagens e limitações de cada técnica, conforme sintetizado no Quadro 1.</w:t>
       </w:r>
     </w:p>
     <w:p>
@@ -1128,7 +2217,22 @@
           <w:rFonts w:ascii="Arial" w:hAnsi="Arial"/>
           <w:sz w:val="24"/>
         </w:rPr>
-        <w:t>A análise comparativa evidenciou que a combinação de TF-IDF com similaridade por cosseno oferece o melhor equilíbrio entre desempenho computacional e qualidade dos resultados para a comparação de documentos completos, corroborando as conclusões de Lan (2022) sobre a eficácia do TF-IDF em tarefas de recuperação de informação. A técnica de Jaccard, embora limitada por não considerar a frequência dos termos (SUNG et al., 2019), complementa a análise ao fornecer uma perspectiva baseada na sobreposição vocabular. Já as abordagens baseadas em embeddings, como o SBERT, apresentam resultados superiores na identificação de paráfrases (REIMERS; GUREVYCH, 2019), porém demandam recursos computacionais significativamente maiores.</w:t>
+        <w:t xml:space="preserve">A análise comparativa evidenciou que a combinação de TF-IDF com similaridade por cosseno oferece o melhor equilíbrio entre desempenho computacional e qualidade dos resultados para a comparação de documentos completos, como apontam Vijaymeena e Kavitha (2016) e Manning, Raghavan e Schütze (2008) ao tratar da eficácia do TF-IDF em tarefas de recuperação de informação. O Jaccard, por não considerar a frequência dos termos (VIJAYMEENA; KAVITHA, 2016), complementa a análise ao fornecer uma perspectiva baseada na sobreposição vocabular. Já as abordagens baseadas em </w:t>
+      </w:r>
+      <w:r>
+        <w:rPr>
+          <w:rFonts w:ascii="Arial" w:hAnsi="Arial"/>
+          <w:i/>
+          <w:sz w:val="24"/>
+        </w:rPr>
+        <w:t>embeddings</w:t>
+      </w:r>
+      <w:r>
+        <w:rPr>
+          <w:rFonts w:ascii="Arial" w:hAnsi="Arial"/>
+          <w:sz w:val="24"/>
+        </w:rPr>
+        <w:t>, como o SBERT, apresentam resultados superiores na identificação de paráfrases (REIMERS; GUREVYCH, 2019), porém demandam recursos computacionais significativamente maiores.</w:t>
       </w:r>
     </w:p>
     <w:p>
@@ -1154,7 +2258,112 @@
           <w:rFonts w:ascii="Arial" w:hAnsi="Arial"/>
           <w:sz w:val="24"/>
         </w:rPr>
-        <w:t>Com base nos requisitos levantados e na análise bibliográfica, define-se a arquitetura do sistema segundo o padrão cliente-servidor, modelo predominante no desenvolvimento web conforme Sommerville (2019), com separação clara entre as camadas de apresentação e processamento. A linguagem Python é selecionada para o back-end em razão de seu ecossistema consolidado de bibliotecas de PLN (BIRD; KLEIN; LOPER, 2009) e da facilidade de prototipação. O framework FastAPI é adotado para a construção da API REST, por seu suporte nativo a operações assíncronas e geração automática de documentação interativa via Swagger UI, acessível pelo endpoint /docs. A API expõe dois endpoints: POST /api/compare, que recebe dois textos e retorna as métricas de similaridade, e GET /api/health, que permite verificar a disponibilidade do serviço. A comunicação entre front-end e back-end é habilitada por meio de CORS (Cross-Origin Resource Sharing), e os textos de entrada são validados com limite máximo de 500.000 caracteres para evitar sobrecarga do servidor.</w:t>
+        <w:t xml:space="preserve">Com base nos requisitos levantados e na análise bibliográfica, define-se a arquitetura do sistema segundo o padrão cliente-servidor, modelo predominante no desenvolvimento web conforme Sommerville (2019), com separação clara entre as camadas de apresentação e processamento. A linguagem Python é selecionada para o </w:t>
+      </w:r>
+      <w:r>
+        <w:rPr>
+          <w:rFonts w:ascii="Arial" w:hAnsi="Arial"/>
+          <w:i/>
+          <w:sz w:val="24"/>
+        </w:rPr>
+        <w:t>back-end</w:t>
+      </w:r>
+      <w:r>
+        <w:rPr>
+          <w:rFonts w:ascii="Arial" w:hAnsi="Arial"/>
+          <w:sz w:val="24"/>
+        </w:rPr>
+        <w:t xml:space="preserve"> pelo ecossistema consolidado de bibliotecas de PLN (BIRD; KLEIN; LOPER, 2009) e da facilidade de prototipação. O </w:t>
+      </w:r>
+      <w:r>
+        <w:rPr>
+          <w:rFonts w:ascii="Arial" w:hAnsi="Arial"/>
+          <w:i/>
+          <w:sz w:val="24"/>
+        </w:rPr>
+        <w:t>framework</w:t>
+      </w:r>
+      <w:r>
+        <w:rPr>
+          <w:rFonts w:ascii="Arial" w:hAnsi="Arial"/>
+          <w:sz w:val="24"/>
+        </w:rPr>
+        <w:t xml:space="preserve"> FastAPI é adotado para a construção da API REST, por seu suporte nativo a operações assíncronas e geração automática de documentação interativa via Swagger UI, acessível pelo </w:t>
+      </w:r>
+      <w:r>
+        <w:rPr>
+          <w:rFonts w:ascii="Arial" w:hAnsi="Arial"/>
+          <w:i/>
+          <w:sz w:val="24"/>
+        </w:rPr>
+        <w:t>endpoint</w:t>
+      </w:r>
+      <w:r>
+        <w:rPr>
+          <w:rFonts w:ascii="Arial" w:hAnsi="Arial"/>
+          <w:sz w:val="24"/>
+        </w:rPr>
+        <w:t xml:space="preserve"> /docs. A API expõe dois </w:t>
+      </w:r>
+      <w:r>
+        <w:rPr>
+          <w:rFonts w:ascii="Arial" w:hAnsi="Arial"/>
+          <w:i/>
+          <w:sz w:val="24"/>
+        </w:rPr>
+        <w:t>endpoints</w:t>
+      </w:r>
+      <w:r>
+        <w:rPr>
+          <w:rFonts w:ascii="Arial" w:hAnsi="Arial"/>
+          <w:sz w:val="24"/>
+        </w:rPr>
+        <w:t xml:space="preserve">: POST /api/compare, que recebe dois textos e retorna as métricas de similaridade, e GET /api/health, que permite verificar a disponibilidade do serviço. A comunicação entre </w:t>
+      </w:r>
+      <w:r>
+        <w:rPr>
+          <w:rFonts w:ascii="Arial" w:hAnsi="Arial"/>
+          <w:i/>
+          <w:sz w:val="24"/>
+        </w:rPr>
+        <w:t>front-end</w:t>
+      </w:r>
+      <w:r>
+        <w:rPr>
+          <w:rFonts w:ascii="Arial" w:hAnsi="Arial"/>
+          <w:sz w:val="24"/>
+        </w:rPr>
+        <w:t xml:space="preserve"> e </w:t>
+      </w:r>
+      <w:r>
+        <w:rPr>
+          <w:rFonts w:ascii="Arial" w:hAnsi="Arial"/>
+          <w:i/>
+          <w:sz w:val="24"/>
+        </w:rPr>
+        <w:t>back-end</w:t>
+      </w:r>
+      <w:r>
+        <w:rPr>
+          <w:rFonts w:ascii="Arial" w:hAnsi="Arial"/>
+          <w:sz w:val="24"/>
+        </w:rPr>
+        <w:t xml:space="preserve"> é habilitada por meio de CORS (</w:t>
+      </w:r>
+      <w:r>
+        <w:rPr>
+          <w:rFonts w:ascii="Arial" w:hAnsi="Arial"/>
+          <w:i/>
+          <w:sz w:val="24"/>
+        </w:rPr>
+        <w:t>Cross-Origin Resource Sharing</w:t>
+      </w:r>
+      <w:r>
+        <w:rPr>
+          <w:rFonts w:ascii="Arial" w:hAnsi="Arial"/>
+          <w:sz w:val="24"/>
+        </w:rPr>
+        <w:t>), e os textos de entrada são validados com limite máximo de 500.000 caracteres para evitar sobrecarga do servidor.</w:t>
       </w:r>
     </w:p>
     <w:p>
@@ -1166,7 +2375,118 @@
           <w:rFonts w:ascii="Arial" w:hAnsi="Arial"/>
           <w:sz w:val="24"/>
         </w:rPr>
-        <w:t>O Quadro 2 apresenta o mapeamento entre os componentes do sistema e as tecnologias selecionadas para cada função.</w:t>
+        <w:t xml:space="preserve">A Figura 1 sintetiza a arquitetura do sistema em três camadas: apresentação (cliente), API e processamento de PLN. A camada de apresentação concentra os componentes React responsáveis pela interação com o usuário; a camada de API expõe os </w:t>
+      </w:r>
+      <w:r>
+        <w:rPr>
+          <w:rFonts w:ascii="Arial" w:hAnsi="Arial"/>
+          <w:i/>
+          <w:sz w:val="24"/>
+        </w:rPr>
+        <w:t>endpoints</w:t>
+      </w:r>
+      <w:r>
+        <w:rPr>
+          <w:rFonts w:ascii="Arial" w:hAnsi="Arial"/>
+          <w:sz w:val="24"/>
+        </w:rPr>
+        <w:t xml:space="preserve"> REST do FastAPI; e a camada de processamento concentra as etapas do </w:t>
+      </w:r>
+      <w:r>
+        <w:rPr>
+          <w:rFonts w:ascii="Arial" w:hAnsi="Arial"/>
+          <w:i/>
+          <w:sz w:val="24"/>
+        </w:rPr>
+        <w:t>pipeline</w:t>
+      </w:r>
+      <w:r>
+        <w:rPr>
+          <w:rFonts w:ascii="Arial" w:hAnsi="Arial"/>
+          <w:sz w:val="24"/>
+        </w:rPr>
+        <w:t xml:space="preserve"> de PLN, incluindo o mapeamento reverso stem-palavra destacado como contribuição central deste trabalho.</w:t>
+      </w:r>
+    </w:p>
+    <w:p>
+      <w:pPr>
+        <w:spacing w:before="240" w:after="120"/>
+        <w:ind w:firstLine="0"/>
+        <w:jc w:val="center"/>
+      </w:pPr>
+      <w:r>
+        <w:rPr>
+          <w:rFonts w:ascii="Arial" w:hAnsi="Arial"/>
+          <w:sz w:val="20"/>
+        </w:rPr>
+        <w:t>Figura 1 – Arquitetura em camadas do sistema</w:t>
+      </w:r>
+    </w:p>
+    <w:p>
+      <w:pPr>
+        <w:spacing w:after="120"/>
+        <w:ind w:firstLine="0"/>
+        <w:jc w:val="center"/>
+      </w:pPr>
+      <w:r>
+        <w:drawing>
+          <wp:inline xmlns:a="http://schemas.openxmlformats.org/drawingml/2006/main" xmlns:pic="http://schemas.openxmlformats.org/drawingml/2006/picture">
+            <wp:extent cx="5400000" cy="2816392"/>
+            <wp:docPr id="4" name="Picture 4"/>
+            <wp:cNvGraphicFramePr>
+              <a:graphicFrameLocks noChangeAspect="1"/>
+            </wp:cNvGraphicFramePr>
+            <a:graphic>
+              <a:graphicData uri="http://schemas.openxmlformats.org/drawingml/2006/picture">
+                <pic:pic>
+                  <pic:nvPicPr>
+                    <pic:cNvPr id="0" name="arquitetura.png"/>
+                    <pic:cNvPicPr/>
+                  </pic:nvPicPr>
+                  <pic:blipFill>
+                    <a:blip r:embed="rId13"/>
+                    <a:stretch>
+                      <a:fillRect/>
+                    </a:stretch>
+                  </pic:blipFill>
+                  <pic:spPr>
+                    <a:xfrm>
+                      <a:off x="0" y="0"/>
+                      <a:ext cx="5400000" cy="2816392"/>
+                    </a:xfrm>
+                    <a:prstGeom prst="rect"/>
+                  </pic:spPr>
+                </pic:pic>
+              </a:graphicData>
+            </a:graphic>
+          </wp:inline>
+        </w:drawing>
+      </w:r>
+    </w:p>
+    <w:p>
+      <w:pPr>
+        <w:spacing w:after="240"/>
+        <w:ind w:firstLine="0"/>
+        <w:jc w:val="center"/>
+      </w:pPr>
+      <w:r>
+        <w:rPr>
+          <w:rFonts w:ascii="Arial" w:hAnsi="Arial"/>
+          <w:sz w:val="20"/>
+        </w:rPr>
+        <w:t>Fonte: Elaborado pelo autor (2026)</w:t>
+      </w:r>
+    </w:p>
+    <w:p>
+      <w:pPr>
+        <w:jc w:val="both"/>
+      </w:pPr>
+      <w:r>
+        <w:rPr>
+          <w:rFonts w:ascii="Arial" w:hAnsi="Arial"/>
+          <w:sz w:val="24"/>
+        </w:rPr>
+        <w:t>A seleção das tecnologias adotadas em cada camada seguiu critérios objetivos: maturidade do ecossistema, presença de bibliotecas especializadas, qualidade da documentação oficial, suporte a tipagem estática (quando aplicável) e facilidade de implantação. O Quadro 2 sintetiza o mapeamento entre os componentes e as tecnologias selecionadas, com a respectiva justificativa.</w:t>
       </w:r>
     </w:p>
     <w:p>
@@ -1265,9 +2585,17 @@
             <w:r>
               <w:rPr>
                 <w:rFonts w:ascii="Arial" w:hAnsi="Arial"/>
+                <w:i/>
                 <w:sz w:val="20"/>
               </w:rPr>
-              <w:t>Back-end / API</w:t>
+              <w:t>Back-end</w:t>
+            </w:r>
+            <w:r>
+              <w:rPr>
+                <w:rFonts w:ascii="Arial" w:hAnsi="Arial"/>
+                <w:sz w:val="20"/>
+              </w:rPr>
+              <w:t xml:space="preserve"> / API</w:t>
             </w:r>
           </w:p>
         </w:tc>
@@ -1303,7 +2631,7 @@
                 <w:rFonts w:ascii="Arial" w:hAnsi="Arial"/>
                 <w:sz w:val="20"/>
               </w:rPr>
-              <w:t>Ecossistema de PLN maduro; API assíncrona com docs automáticos</w:t>
+              <w:t>Ecossistema de PLN maduro; API com documentação automática</w:t>
             </w:r>
           </w:p>
         </w:tc>
@@ -1359,7 +2687,22 @@
                 <w:rFonts w:ascii="Arial" w:hAnsi="Arial"/>
                 <w:sz w:val="20"/>
               </w:rPr>
-              <w:t>Tokenização, stopwords e stemização para português</w:t>
+              <w:t xml:space="preserve">Tokenização, </w:t>
+            </w:r>
+            <w:r>
+              <w:rPr>
+                <w:rFonts w:ascii="Arial" w:hAnsi="Arial"/>
+                <w:i/>
+                <w:sz w:val="20"/>
+              </w:rPr>
+              <w:t>stopwords</w:t>
+            </w:r>
+            <w:r>
+              <w:rPr>
+                <w:rFonts w:ascii="Arial" w:hAnsi="Arial"/>
+                <w:sz w:val="20"/>
+              </w:rPr>
+              <w:t xml:space="preserve"> e stemização RSLP para português</w:t>
             </w:r>
           </w:p>
         </w:tc>
@@ -1489,6 +2832,7 @@
             <w:r>
               <w:rPr>
                 <w:rFonts w:ascii="Arial" w:hAnsi="Arial"/>
+                <w:i/>
                 <w:sz w:val="20"/>
               </w:rPr>
               <w:t>Front-end</w:t>
@@ -1545,6 +2889,7 @@
             <w:r>
               <w:rPr>
                 <w:rFonts w:ascii="Arial" w:hAnsi="Arial"/>
+                <w:i/>
                 <w:sz w:val="20"/>
               </w:rPr>
               <w:t>Build</w:t>
@@ -1583,7 +2928,15 @@
                 <w:rFonts w:ascii="Arial" w:hAnsi="Arial"/>
                 <w:sz w:val="20"/>
               </w:rPr>
-              <w:t>Empacotamento rápido com Hot Module Replacement</w:t>
+              <w:t xml:space="preserve">Empacotamento rápido com </w:t>
+            </w:r>
+            <w:r>
+              <w:rPr>
+                <w:rFonts w:ascii="Arial" w:hAnsi="Arial"/>
+                <w:i/>
+                <w:sz w:val="20"/>
+              </w:rPr>
+              <w:t>Hot Module Replacement</w:t>
             </w:r>
           </w:p>
         </w:tc>
@@ -1660,6 +3013,609 @@
     </w:p>
     <w:p>
       <w:pPr>
+        <w:jc w:val="both"/>
+      </w:pPr>
+      <w:r>
+        <w:rPr>
+          <w:rFonts w:ascii="Arial" w:hAnsi="Arial"/>
+          <w:sz w:val="24"/>
+        </w:rPr>
+        <w:t xml:space="preserve">A escolha entre </w:t>
+      </w:r>
+      <w:r>
+        <w:rPr>
+          <w:rFonts w:ascii="Arial" w:hAnsi="Arial"/>
+          <w:i/>
+          <w:sz w:val="24"/>
+        </w:rPr>
+        <w:t>frameworks</w:t>
+      </w:r>
+      <w:r>
+        <w:rPr>
+          <w:rFonts w:ascii="Arial" w:hAnsi="Arial"/>
+          <w:sz w:val="24"/>
+        </w:rPr>
+        <w:t xml:space="preserve"> concorrentes para o </w:t>
+      </w:r>
+      <w:r>
+        <w:rPr>
+          <w:rFonts w:ascii="Arial" w:hAnsi="Arial"/>
+          <w:i/>
+          <w:sz w:val="24"/>
+        </w:rPr>
+        <w:t>back-end</w:t>
+      </w:r>
+      <w:r>
+        <w:rPr>
+          <w:rFonts w:ascii="Arial" w:hAnsi="Arial"/>
+          <w:sz w:val="24"/>
+        </w:rPr>
+        <w:t xml:space="preserve"> foi guiada por análise comparativa explícita. O Quadro 3 apresenta a matriz de decisão entre Flask, FastAPI e Django, considerando critérios relevantes ao escopo do projeto. FastAPI foi escolhido por combinar tipagem nativa via Pydantic, geração automática de documentação OpenAPI e desempenho competitivo, com curva de aprendizado adequada ao prazo de desenvolvimento.</w:t>
+      </w:r>
+    </w:p>
+    <w:p>
+      <w:pPr>
+        <w:spacing w:before="240"/>
+        <w:ind w:firstLine="0"/>
+      </w:pPr>
+      <w:r>
+        <w:rPr>
+          <w:rFonts w:ascii="Arial" w:hAnsi="Arial"/>
+          <w:sz w:val="20"/>
+        </w:rPr>
+        <w:t>Quadro 3 – Matriz de decisão dos frameworks web para Python</w:t>
+      </w:r>
+    </w:p>
+    <w:tbl>
+      <w:tblPr>
+        <w:tblStyle w:val="TableGrid"/>
+        <w:tblW w:type="auto" w:w="0"/>
+        <w:tblLook w:firstColumn="1" w:firstRow="1" w:lastColumn="0" w:lastRow="0" w:noHBand="0" w:noVBand="1" w:val="04A0"/>
+      </w:tblPr>
+      <w:tblGrid>
+        <w:gridCol w:w="2268"/>
+        <w:gridCol w:w="2268"/>
+        <w:gridCol w:w="2268"/>
+        <w:gridCol w:w="2268"/>
+      </w:tblGrid>
+      <w:tr>
+        <w:tc>
+          <w:tcPr>
+            <w:tcW w:type="dxa" w:w="2268"/>
+          </w:tcPr>
+          <w:p>
+            <w:pPr>
+              <w:jc w:val="center"/>
+            </w:pPr>
+            <w:r/>
+            <w:r>
+              <w:rPr>
+                <w:rFonts w:ascii="Arial" w:hAnsi="Arial"/>
+                <w:b/>
+                <w:sz w:val="20"/>
+              </w:rPr>
+              <w:t>Critério</w:t>
+            </w:r>
+          </w:p>
+        </w:tc>
+        <w:tc>
+          <w:tcPr>
+            <w:tcW w:type="dxa" w:w="2268"/>
+          </w:tcPr>
+          <w:p>
+            <w:pPr>
+              <w:jc w:val="center"/>
+            </w:pPr>
+            <w:r/>
+            <w:r>
+              <w:rPr>
+                <w:rFonts w:ascii="Arial" w:hAnsi="Arial"/>
+                <w:b/>
+                <w:sz w:val="20"/>
+              </w:rPr>
+              <w:t>Flask</w:t>
+            </w:r>
+          </w:p>
+        </w:tc>
+        <w:tc>
+          <w:tcPr>
+            <w:tcW w:type="dxa" w:w="2268"/>
+          </w:tcPr>
+          <w:p>
+            <w:pPr>
+              <w:jc w:val="center"/>
+            </w:pPr>
+            <w:r/>
+            <w:r>
+              <w:rPr>
+                <w:rFonts w:ascii="Arial" w:hAnsi="Arial"/>
+                <w:b/>
+                <w:sz w:val="20"/>
+              </w:rPr>
+              <w:t>FastAPI</w:t>
+            </w:r>
+          </w:p>
+        </w:tc>
+        <w:tc>
+          <w:tcPr>
+            <w:tcW w:type="dxa" w:w="2268"/>
+          </w:tcPr>
+          <w:p>
+            <w:pPr>
+              <w:jc w:val="center"/>
+            </w:pPr>
+            <w:r/>
+            <w:r>
+              <w:rPr>
+                <w:rFonts w:ascii="Arial" w:hAnsi="Arial"/>
+                <w:b/>
+                <w:sz w:val="20"/>
+              </w:rPr>
+              <w:t>Django</w:t>
+            </w:r>
+          </w:p>
+        </w:tc>
+      </w:tr>
+      <w:tr>
+        <w:tc>
+          <w:tcPr>
+            <w:tcW w:type="dxa" w:w="2268"/>
+          </w:tcPr>
+          <w:p>
+            <w:pPr>
+              <w:jc w:val="center"/>
+            </w:pPr>
+            <w:r/>
+            <w:r>
+              <w:rPr>
+                <w:rFonts w:ascii="Arial" w:hAnsi="Arial"/>
+                <w:sz w:val="20"/>
+              </w:rPr>
+              <w:t>Tipagem nativa</w:t>
+            </w:r>
+          </w:p>
+        </w:tc>
+        <w:tc>
+          <w:tcPr>
+            <w:tcW w:type="dxa" w:w="2268"/>
+          </w:tcPr>
+          <w:p>
+            <w:pPr>
+              <w:jc w:val="center"/>
+            </w:pPr>
+            <w:r/>
+            <w:r>
+              <w:rPr>
+                <w:rFonts w:ascii="Arial" w:hAnsi="Arial"/>
+                <w:sz w:val="20"/>
+              </w:rPr>
+              <w:t>Não</w:t>
+            </w:r>
+          </w:p>
+        </w:tc>
+        <w:tc>
+          <w:tcPr>
+            <w:tcW w:type="dxa" w:w="2268"/>
+          </w:tcPr>
+          <w:p>
+            <w:pPr>
+              <w:jc w:val="center"/>
+            </w:pPr>
+            <w:r/>
+            <w:r>
+              <w:rPr>
+                <w:rFonts w:ascii="Arial" w:hAnsi="Arial"/>
+                <w:sz w:val="20"/>
+              </w:rPr>
+              <w:t>Sim (Pydantic)</w:t>
+            </w:r>
+          </w:p>
+        </w:tc>
+        <w:tc>
+          <w:tcPr>
+            <w:tcW w:type="dxa" w:w="2268"/>
+          </w:tcPr>
+          <w:p>
+            <w:pPr>
+              <w:jc w:val="center"/>
+            </w:pPr>
+            <w:r/>
+            <w:r>
+              <w:rPr>
+                <w:rFonts w:ascii="Arial" w:hAnsi="Arial"/>
+                <w:sz w:val="20"/>
+              </w:rPr>
+              <w:t>Parcial</w:t>
+            </w:r>
+          </w:p>
+        </w:tc>
+      </w:tr>
+      <w:tr>
+        <w:tc>
+          <w:tcPr>
+            <w:tcW w:type="dxa" w:w="2268"/>
+          </w:tcPr>
+          <w:p>
+            <w:pPr>
+              <w:jc w:val="center"/>
+            </w:pPr>
+            <w:r/>
+            <w:r>
+              <w:rPr>
+                <w:rFonts w:ascii="Arial" w:hAnsi="Arial"/>
+                <w:sz w:val="20"/>
+              </w:rPr>
+              <w:t>Documentação automática</w:t>
+            </w:r>
+          </w:p>
+        </w:tc>
+        <w:tc>
+          <w:tcPr>
+            <w:tcW w:type="dxa" w:w="2268"/>
+          </w:tcPr>
+          <w:p>
+            <w:pPr>
+              <w:jc w:val="center"/>
+            </w:pPr>
+            <w:r/>
+            <w:r>
+              <w:rPr>
+                <w:rFonts w:ascii="Arial" w:hAnsi="Arial"/>
+                <w:sz w:val="20"/>
+              </w:rPr>
+              <w:t>Não</w:t>
+            </w:r>
+          </w:p>
+        </w:tc>
+        <w:tc>
+          <w:tcPr>
+            <w:tcW w:type="dxa" w:w="2268"/>
+          </w:tcPr>
+          <w:p>
+            <w:pPr>
+              <w:jc w:val="center"/>
+            </w:pPr>
+            <w:r/>
+            <w:r>
+              <w:rPr>
+                <w:rFonts w:ascii="Arial" w:hAnsi="Arial"/>
+                <w:sz w:val="20"/>
+              </w:rPr>
+              <w:t>Sim (OpenAPI)</w:t>
+            </w:r>
+          </w:p>
+        </w:tc>
+        <w:tc>
+          <w:tcPr>
+            <w:tcW w:type="dxa" w:w="2268"/>
+          </w:tcPr>
+          <w:p>
+            <w:pPr>
+              <w:jc w:val="center"/>
+            </w:pPr>
+            <w:r/>
+            <w:r>
+              <w:rPr>
+                <w:rFonts w:ascii="Arial" w:hAnsi="Arial"/>
+                <w:sz w:val="20"/>
+              </w:rPr>
+              <w:t>Parcial</w:t>
+            </w:r>
+          </w:p>
+        </w:tc>
+      </w:tr>
+      <w:tr>
+        <w:tc>
+          <w:tcPr>
+            <w:tcW w:type="dxa" w:w="2268"/>
+          </w:tcPr>
+          <w:p>
+            <w:pPr>
+              <w:jc w:val="center"/>
+            </w:pPr>
+            <w:r/>
+            <w:r>
+              <w:rPr>
+                <w:rFonts w:ascii="Arial" w:hAnsi="Arial"/>
+                <w:sz w:val="20"/>
+              </w:rPr>
+              <w:t>Suporte assíncrono</w:t>
+            </w:r>
+          </w:p>
+        </w:tc>
+        <w:tc>
+          <w:tcPr>
+            <w:tcW w:type="dxa" w:w="2268"/>
+          </w:tcPr>
+          <w:p>
+            <w:pPr>
+              <w:jc w:val="center"/>
+            </w:pPr>
+            <w:r/>
+            <w:r>
+              <w:rPr>
+                <w:rFonts w:ascii="Arial" w:hAnsi="Arial"/>
+                <w:sz w:val="20"/>
+              </w:rPr>
+              <w:t>Limitado</w:t>
+            </w:r>
+          </w:p>
+        </w:tc>
+        <w:tc>
+          <w:tcPr>
+            <w:tcW w:type="dxa" w:w="2268"/>
+          </w:tcPr>
+          <w:p>
+            <w:pPr>
+              <w:jc w:val="center"/>
+            </w:pPr>
+            <w:r/>
+            <w:r>
+              <w:rPr>
+                <w:rFonts w:ascii="Arial" w:hAnsi="Arial"/>
+                <w:sz w:val="20"/>
+              </w:rPr>
+              <w:t>Nativo</w:t>
+            </w:r>
+          </w:p>
+        </w:tc>
+        <w:tc>
+          <w:tcPr>
+            <w:tcW w:type="dxa" w:w="2268"/>
+          </w:tcPr>
+          <w:p>
+            <w:pPr>
+              <w:jc w:val="center"/>
+            </w:pPr>
+            <w:r/>
+            <w:r>
+              <w:rPr>
+                <w:rFonts w:ascii="Arial" w:hAnsi="Arial"/>
+                <w:sz w:val="20"/>
+              </w:rPr>
+              <w:t>Parcial</w:t>
+            </w:r>
+          </w:p>
+        </w:tc>
+      </w:tr>
+      <w:tr>
+        <w:tc>
+          <w:tcPr>
+            <w:tcW w:type="dxa" w:w="2268"/>
+          </w:tcPr>
+          <w:p>
+            <w:pPr>
+              <w:jc w:val="center"/>
+            </w:pPr>
+            <w:r/>
+            <w:r>
+              <w:rPr>
+                <w:rFonts w:ascii="Arial" w:hAnsi="Arial"/>
+                <w:sz w:val="20"/>
+              </w:rPr>
+              <w:t>Curva de aprendizado</w:t>
+            </w:r>
+          </w:p>
+        </w:tc>
+        <w:tc>
+          <w:tcPr>
+            <w:tcW w:type="dxa" w:w="2268"/>
+          </w:tcPr>
+          <w:p>
+            <w:pPr>
+              <w:jc w:val="center"/>
+            </w:pPr>
+            <w:r/>
+            <w:r>
+              <w:rPr>
+                <w:rFonts w:ascii="Arial" w:hAnsi="Arial"/>
+                <w:sz w:val="20"/>
+              </w:rPr>
+              <w:t>Baixa</w:t>
+            </w:r>
+          </w:p>
+        </w:tc>
+        <w:tc>
+          <w:tcPr>
+            <w:tcW w:type="dxa" w:w="2268"/>
+          </w:tcPr>
+          <w:p>
+            <w:pPr>
+              <w:jc w:val="center"/>
+            </w:pPr>
+            <w:r/>
+            <w:r>
+              <w:rPr>
+                <w:rFonts w:ascii="Arial" w:hAnsi="Arial"/>
+                <w:sz w:val="20"/>
+              </w:rPr>
+              <w:t>Baixa-Média</w:t>
+            </w:r>
+          </w:p>
+        </w:tc>
+        <w:tc>
+          <w:tcPr>
+            <w:tcW w:type="dxa" w:w="2268"/>
+          </w:tcPr>
+          <w:p>
+            <w:pPr>
+              <w:jc w:val="center"/>
+            </w:pPr>
+            <w:r/>
+            <w:r>
+              <w:rPr>
+                <w:rFonts w:ascii="Arial" w:hAnsi="Arial"/>
+                <w:sz w:val="20"/>
+              </w:rPr>
+              <w:t>Alta</w:t>
+            </w:r>
+          </w:p>
+        </w:tc>
+      </w:tr>
+      <w:tr>
+        <w:tc>
+          <w:tcPr>
+            <w:tcW w:type="dxa" w:w="2268"/>
+          </w:tcPr>
+          <w:p>
+            <w:pPr>
+              <w:jc w:val="center"/>
+            </w:pPr>
+            <w:r/>
+            <w:r>
+              <w:rPr>
+                <w:rFonts w:ascii="Arial" w:hAnsi="Arial"/>
+                <w:sz w:val="20"/>
+              </w:rPr>
+              <w:t>Adequação a APIs REST simples</w:t>
+            </w:r>
+          </w:p>
+        </w:tc>
+        <w:tc>
+          <w:tcPr>
+            <w:tcW w:type="dxa" w:w="2268"/>
+          </w:tcPr>
+          <w:p>
+            <w:pPr>
+              <w:jc w:val="center"/>
+            </w:pPr>
+            <w:r/>
+            <w:r>
+              <w:rPr>
+                <w:rFonts w:ascii="Arial" w:hAnsi="Arial"/>
+                <w:sz w:val="20"/>
+              </w:rPr>
+              <w:t>Alta</w:t>
+            </w:r>
+          </w:p>
+        </w:tc>
+        <w:tc>
+          <w:tcPr>
+            <w:tcW w:type="dxa" w:w="2268"/>
+          </w:tcPr>
+          <w:p>
+            <w:pPr>
+              <w:jc w:val="center"/>
+            </w:pPr>
+            <w:r/>
+            <w:r>
+              <w:rPr>
+                <w:rFonts w:ascii="Arial" w:hAnsi="Arial"/>
+                <w:sz w:val="20"/>
+              </w:rPr>
+              <w:t>Alta</w:t>
+            </w:r>
+          </w:p>
+        </w:tc>
+        <w:tc>
+          <w:tcPr>
+            <w:tcW w:type="dxa" w:w="2268"/>
+          </w:tcPr>
+          <w:p>
+            <w:pPr>
+              <w:jc w:val="center"/>
+            </w:pPr>
+            <w:r/>
+            <w:r>
+              <w:rPr>
+                <w:rFonts w:ascii="Arial" w:hAnsi="Arial"/>
+                <w:sz w:val="20"/>
+              </w:rPr>
+              <w:t>Média</w:t>
+            </w:r>
+          </w:p>
+        </w:tc>
+      </w:tr>
+      <w:tr>
+        <w:tc>
+          <w:tcPr>
+            <w:tcW w:type="dxa" w:w="2268"/>
+          </w:tcPr>
+          <w:p>
+            <w:pPr>
+              <w:jc w:val="center"/>
+            </w:pPr>
+            <w:r/>
+            <w:r>
+              <w:rPr>
+                <w:rFonts w:ascii="Arial" w:hAnsi="Arial"/>
+                <w:sz w:val="20"/>
+              </w:rPr>
+              <w:t>Decisão final</w:t>
+            </w:r>
+          </w:p>
+        </w:tc>
+        <w:tc>
+          <w:tcPr>
+            <w:tcW w:type="dxa" w:w="2268"/>
+          </w:tcPr>
+          <w:p>
+            <w:pPr>
+              <w:jc w:val="center"/>
+            </w:pPr>
+            <w:r/>
+            <w:r>
+              <w:rPr>
+                <w:rFonts w:ascii="Arial" w:hAnsi="Arial"/>
+                <w:sz w:val="20"/>
+              </w:rPr>
+              <w:t>—</w:t>
+            </w:r>
+          </w:p>
+        </w:tc>
+        <w:tc>
+          <w:tcPr>
+            <w:tcW w:type="dxa" w:w="2268"/>
+          </w:tcPr>
+          <w:p>
+            <w:pPr>
+              <w:jc w:val="center"/>
+            </w:pPr>
+            <w:r/>
+            <w:r>
+              <w:rPr>
+                <w:rFonts w:ascii="Arial" w:hAnsi="Arial"/>
+                <w:sz w:val="20"/>
+              </w:rPr>
+              <w:t>Selecionado</w:t>
+            </w:r>
+          </w:p>
+        </w:tc>
+        <w:tc>
+          <w:tcPr>
+            <w:tcW w:type="dxa" w:w="2268"/>
+          </w:tcPr>
+          <w:p>
+            <w:pPr>
+              <w:jc w:val="center"/>
+            </w:pPr>
+            <w:r/>
+            <w:r>
+              <w:rPr>
+                <w:rFonts w:ascii="Arial" w:hAnsi="Arial"/>
+                <w:sz w:val="20"/>
+              </w:rPr>
+              <w:t>—</w:t>
+            </w:r>
+          </w:p>
+        </w:tc>
+      </w:tr>
+    </w:tbl>
+    <w:p>
+      <w:pPr>
+        <w:spacing w:after="240"/>
+        <w:ind w:firstLine="0"/>
+      </w:pPr>
+      <w:r>
+        <w:rPr>
+          <w:rFonts w:ascii="Arial" w:hAnsi="Arial"/>
+          <w:sz w:val="20"/>
+        </w:rPr>
+        <w:t>Fonte: Elaborado pelo autor (2026), com base na documentação oficial dos frameworks</w:t>
+      </w:r>
+    </w:p>
+    <w:p>
+      <w:pPr>
         <w:spacing w:before="480" w:after="240"/>
         <w:ind w:firstLine="0"/>
       </w:pPr>
@@ -1693,7 +3649,22 @@
           <w:rFonts w:ascii="Arial" w:hAnsi="Arial"/>
           <w:sz w:val="24"/>
         </w:rPr>
-        <w:t>Na etapa de pré-processamento, cada documento de entrada passa por tokenização (segmentação em palavras), conversão para minúsculas, remoção de stopwords da língua portuguesa utilizando a lista disponível no NLTK, e stemização por meio do algoritmo RSLP (Removedor de Sufixos da Língua Portuguesa), proposto por Orengo e Huyck (2001) especificamente para o tratamento das particularidades morfológicas do português. Essas operações reduzem a dimensionalidade do vocabulário e eliminam variações morfológicas que não contribuem para a análise de similaridade.</w:t>
+        <w:t xml:space="preserve">Na etapa de pré-processamento, cada documento de entrada passa por tokenização (segmentação em palavras), conversão para minúsculas, remoção de </w:t>
+      </w:r>
+      <w:r>
+        <w:rPr>
+          <w:rFonts w:ascii="Arial" w:hAnsi="Arial"/>
+          <w:i/>
+          <w:sz w:val="24"/>
+        </w:rPr>
+        <w:t>stopwords</w:t>
+      </w:r>
+      <w:r>
+        <w:rPr>
+          <w:rFonts w:ascii="Arial" w:hAnsi="Arial"/>
+          <w:sz w:val="24"/>
+        </w:rPr>
+        <w:t xml:space="preserve"> da língua portuguesa utilizando a lista disponível no NLTK, e stemização por meio do algoritmo RSLP (Removedor de Sufixos da Língua Portuguesa), proposto por Orengo e Huyck (2001) especificamente para o tratamento das particularidades morfológicas do português. Essas operações reduzem a dimensionalidade do vocabulário e eliminam variações morfológicas que não contribuem para a análise de similaridade.</w:t>
       </w:r>
     </w:p>
     <w:p>
@@ -1717,23 +3688,145 @@
           <w:rFonts w:ascii="Arial" w:hAnsi="Arial"/>
           <w:sz w:val="24"/>
         </w:rPr>
-        <w:t>Na etapa de cálculo de similaridade, são aplicadas duas métricas sobre os vetores gerados: a similaridade por cosseno, amplamente utilizada em sistemas de comparação textual (MANNING; RAGHAVAN; SCHÜTZE, 2008), que mede a proximidade direcional entre os vetores e resulta em um valor entre 0 e 1; e o coeficiente de Jaccard, calculado sobre os conjuntos de termos únicos de cada documento (GOMAA; FAHMY, 2013). O índice de correlação final é apresentado como um percentual, facilitando a interpretação pelo usuário.</w:t>
+        <w:t>Na etapa de cálculo de similaridade, são aplicadas duas métricas sobre os vetores gerados: a similaridade por cosseno (Equação 2), amplamente utilizada em sistemas de comparação textual (MANNING; RAGHAVAN; SCHÜTZE, 2008), que mede a proximidade direcional entre os vetores e resulta em um valor entre 0 e 1; e o coeficiente de Jaccard (Equação 3), calculado sobre os conjuntos de stems únicos de cada documento após o pré-processamento (GOMAA; FAHMY, 2013). O cálculo sobre stems, e não sobre as formas originais, garante coerência com a representação vetorial usada pelo cosseno e reduz a influência de variações morfológicas. O índice de correlação final é apresentado como um percentual, facilitando a interpretação pelo usuário.</w:t>
       </w:r>
     </w:p>
     <w:p>
       <w:pPr>
-        <w:jc w:val="both"/>
-      </w:pPr>
-      <w:r>
-        <w:rPr>
-          <w:rFonts w:ascii="Arial" w:hAnsi="Arial"/>
-          <w:sz w:val="24"/>
-        </w:rPr>
-        <w:t>Para melhorar a interpretabilidade dos resultados, o módulo implementa um mapeamento reverso entre stems e palavras originais. Durante a stemização, cada radical gerado é associado à forma original mais completa encontrada nos textos de entrada, permitindo que a interface exiba termos legíveis (por exemplo, "processamento") em vez de radicais truncados (por exemplo, "process"). O sistema também coleta estatísticas de processamento, incluindo a contagem de palavras de cada texto e o tempo de execução em milissegundos, informações apresentadas ao usuário junto aos resultados.</w:t>
+        <w:spacing w:before="360" w:after="240"/>
+        <w:ind w:firstLine="0"/>
+      </w:pPr>
+      <w:r>
+        <w:rPr>
+          <w:rFonts w:ascii="Arial" w:hAnsi="Arial"/>
+          <w:b/>
+          <w:sz w:val="24"/>
+        </w:rPr>
+        <w:t>4.3.1 Mapeamento reverso stem-palavra</w:t>
       </w:r>
     </w:p>
     <w:p>
       <w:pPr>
+        <w:jc w:val="both"/>
+      </w:pPr>
+      <w:r>
+        <w:rPr>
+          <w:rFonts w:ascii="Arial" w:hAnsi="Arial"/>
+          <w:sz w:val="24"/>
+        </w:rPr>
+        <w:t>Para melhorar a interpretabilidade dos resultados, o módulo de processamento foi acrescido de um mecanismo de mapeamento reverso entre radicais (stems) e palavras originais. As bibliotecas usuais, como NLTK e scikit-learn (BIRD; KLEIN; LOPER, 2009), realizam a stemização sem preservar a forma original das palavras, o que dificulta a leitura dos termos quando estes são apresentados ao usuário. No sistema proposto, durante a stemização, cada radical gerado é associado à forma original mais completa encontrada nos textos de entrada e armazenado em um dicionário auxiliar (variável `stem_to_word`). Ao apresentar os termos compartilhados, a interface utiliza esse dicionário para exibir formas legíveis (por exemplo, "processamento") em vez de radicais truncados (por exemplo, "process"). O procedimento é simples, não acrescenta custo computacional significativo e melhora a clareza do retorno entregue ao usuário, atendendo ao princípio de transparência destacado por Pressman e Maxim (2021).</w:t>
+      </w:r>
+    </w:p>
+    <w:p>
+      <w:pPr>
+        <w:jc w:val="both"/>
+      </w:pPr>
+      <w:r>
+        <w:rPr>
+          <w:rFonts w:ascii="Arial" w:hAnsi="Arial"/>
+          <w:sz w:val="24"/>
+        </w:rPr>
+        <w:t xml:space="preserve">A Figura 2 ilustra o fluxo completo de uma requisição ao </w:t>
+      </w:r>
+      <w:r>
+        <w:rPr>
+          <w:rFonts w:ascii="Arial" w:hAnsi="Arial"/>
+          <w:i/>
+          <w:sz w:val="24"/>
+        </w:rPr>
+        <w:t>endpoint</w:t>
+      </w:r>
+      <w:r>
+        <w:rPr>
+          <w:rFonts w:ascii="Arial" w:hAnsi="Arial"/>
+          <w:sz w:val="24"/>
+        </w:rPr>
+        <w:t xml:space="preserve"> POST /api/compare em formato de diagrama de sequência. O fluxo envolve cinco atores: a interface React, a camada FastAPI, o componente TextComparer (nlp.py) e as bibliotecas externas NLTK e scikit-learn. O retorno consolida métricas, termos compartilhados e estatísticas de processamento em um único objeto JSON.</w:t>
+      </w:r>
+    </w:p>
+    <w:p>
+      <w:pPr>
+        <w:spacing w:before="240" w:after="120"/>
+        <w:ind w:firstLine="0"/>
+        <w:jc w:val="center"/>
+      </w:pPr>
+      <w:r>
+        <w:rPr>
+          <w:rFonts w:ascii="Arial" w:hAnsi="Arial"/>
+          <w:sz w:val="20"/>
+        </w:rPr>
+        <w:t>Figura 2 – Diagrama de sequência do POST /api/compare</w:t>
+      </w:r>
+    </w:p>
+    <w:p>
+      <w:pPr>
+        <w:spacing w:after="120"/>
+        <w:ind w:firstLine="0"/>
+        <w:jc w:val="center"/>
+      </w:pPr>
+      <w:r>
+        <w:drawing>
+          <wp:inline xmlns:a="http://schemas.openxmlformats.org/drawingml/2006/main" xmlns:pic="http://schemas.openxmlformats.org/drawingml/2006/picture">
+            <wp:extent cx="5400000" cy="3219808"/>
+            <wp:docPr id="5" name="Picture 5"/>
+            <wp:cNvGraphicFramePr>
+              <a:graphicFrameLocks noChangeAspect="1"/>
+            </wp:cNvGraphicFramePr>
+            <a:graphic>
+              <a:graphicData uri="http://schemas.openxmlformats.org/drawingml/2006/picture">
+                <pic:pic>
+                  <pic:nvPicPr>
+                    <pic:cNvPr id="0" name="sequencia.png"/>
+                    <pic:cNvPicPr/>
+                  </pic:nvPicPr>
+                  <pic:blipFill>
+                    <a:blip r:embed="rId14"/>
+                    <a:stretch>
+                      <a:fillRect/>
+                    </a:stretch>
+                  </pic:blipFill>
+                  <pic:spPr>
+                    <a:xfrm>
+                      <a:off x="0" y="0"/>
+                      <a:ext cx="5400000" cy="3219808"/>
+                    </a:xfrm>
+                    <a:prstGeom prst="rect"/>
+                  </pic:spPr>
+                </pic:pic>
+              </a:graphicData>
+            </a:graphic>
+          </wp:inline>
+        </w:drawing>
+      </w:r>
+    </w:p>
+    <w:p>
+      <w:pPr>
+        <w:spacing w:after="240"/>
+        <w:ind w:firstLine="0"/>
+        <w:jc w:val="center"/>
+      </w:pPr>
+      <w:r>
+        <w:rPr>
+          <w:rFonts w:ascii="Arial" w:hAnsi="Arial"/>
+          <w:sz w:val="20"/>
+        </w:rPr>
+        <w:t>Fonte: Elaborado pelo autor (2026)</w:t>
+      </w:r>
+    </w:p>
+    <w:p>
+      <w:pPr>
+        <w:jc w:val="both"/>
+      </w:pPr>
+      <w:r>
+        <w:rPr>
+          <w:rFonts w:ascii="Arial" w:hAnsi="Arial"/>
+          <w:sz w:val="24"/>
+        </w:rPr>
+        <w:t>O sistema também coleta estatísticas de processamento — contagem de palavras de cada texto e tempo de execução em milissegundos — que são apresentadas ao usuário junto aos resultados, conferindo transparência ao funcionamento do sistema.</w:t>
+      </w:r>
+    </w:p>
+    <w:p>
+      <w:pPr>
         <w:spacing w:before="480" w:after="240"/>
         <w:ind w:firstLine="0"/>
       </w:pPr>
@@ -1755,7 +3848,22 @@
           <w:rFonts w:ascii="Arial" w:hAnsi="Arial"/>
           <w:sz w:val="24"/>
         </w:rPr>
-        <w:t>A interface web do sistema é construída com React e TypeScript, organizando a apresentação em três componentes reutilizáveis estilizados com Tailwind CSS. O componente TextInput disponibiliza duas áreas de texto lado a lado, cada uma com contador de palavras em tempo real e botão para carregamento de arquivos nos formatos .txt, .md, .csv e .log. Após o upload, o nome do arquivo é exibido como confirmação visual. A comparação pode ser acionada pelo botão "Comparar" ou pelo atalho de teclado Ctrl+Enter, e durante o processamento um indicador de carregamento é apresentado.</w:t>
+        <w:t xml:space="preserve">A interface web é construída com React e TypeScript e estilizada com Tailwind CSS, organizada em quatro componentes reutilizáveis: TextInput (entrada com contador de palavras em tempo real e </w:t>
+      </w:r>
+      <w:r>
+        <w:rPr>
+          <w:rFonts w:ascii="Arial" w:hAnsi="Arial"/>
+          <w:i/>
+          <w:sz w:val="24"/>
+        </w:rPr>
+        <w:t>upload</w:t>
+      </w:r>
+      <w:r>
+        <w:rPr>
+          <w:rFonts w:ascii="Arial" w:hAnsi="Arial"/>
+          <w:sz w:val="24"/>
+        </w:rPr>
+        <w:t xml:space="preserve"> de arquivos .txt, .md, .csv e .log), Results (apresentação das métricas com barras de progresso coloridas por faixa de intensidade — verde acima de 70%, amarelo entre 40% e 70%, vermelho abaixo de 40% — e estatísticas de processamento), SharedTerms (tabela com os quinze termos compartilhados mais relevantes, ordenados pelo peso TF-IDF médio, acompanhada de listas de termos exclusivos como etiquetas coloridas) e Spinner (indicador de carregamento). A aplicação adota tipagem estática estrita e tratamento explícito de estados de carregamento e erro, em conformidade com as boas práticas descritas por Pressman e Maxim (2021) para sistemas web interativos.</w:t>
       </w:r>
     </w:p>
     <w:p>
@@ -1767,11 +3875,161 @@
           <w:rFonts w:ascii="Arial" w:hAnsi="Arial"/>
           <w:sz w:val="24"/>
         </w:rPr>
-        <w:t>Os resultados são apresentados em dois componentes React: (a) o componente Results, que exibe o índice de similaridade por cosseno e o coeficiente de Jaccard em formato percentual com barras de progresso coloridas por faixas de intensidade — verde para similaridade alta (acima de 70%), amarelo para moderada (40% a 70%) e vermelho para baixa (abaixo de 40%) — além de estatísticas de processamento como contagem de palavras de cada texto e tempo de execução em milissegundos; e (b) o componente SharedTerms, que apresenta uma tabela dos quinze termos mais relevantes compartilhados entre os documentos, ordenados pelo peso TF-IDF médio, com barras visuais de relevância proporcionais ao peso. Abaixo da tabela, listas de termos exclusivos de cada texto são exibidas como etiquetas coloridas, diferenciando visualmente os vocabulários exclusivos de cada documento. Essa apresentação permite ao usuário compreender não apenas o grau de similaridade global, mas também quais elementos textuais contribuem para a correlação identificada.</w:t>
+        <w:t>A Figura 3 apresenta a tela inicial do sistema, com o cabeçalho identificando o nome da aplicação e a descrição das métricas empregadas, e as duas áreas de entrada de texto dispostas lado a lado. A comparação pode ser acionada pelo botão "Comparar" ou pelo atalho de teclado Ctrl+Enter.</w:t>
       </w:r>
     </w:p>
     <w:p>
       <w:pPr>
+        <w:spacing w:before="240" w:after="120"/>
+        <w:ind w:firstLine="0"/>
+        <w:jc w:val="center"/>
+      </w:pPr>
+      <w:r>
+        <w:rPr>
+          <w:rFonts w:ascii="Arial" w:hAnsi="Arial"/>
+          <w:sz w:val="20"/>
+        </w:rPr>
+        <w:t>Figura 3 – Tela inicial do sistema com áreas de entrada de texto</w:t>
+      </w:r>
+    </w:p>
+    <w:p>
+      <w:pPr>
+        <w:spacing w:after="120"/>
+        <w:ind w:firstLine="0"/>
+        <w:jc w:val="center"/>
+      </w:pPr>
+      <w:r>
+        <w:drawing>
+          <wp:inline xmlns:a="http://schemas.openxmlformats.org/drawingml/2006/main" xmlns:pic="http://schemas.openxmlformats.org/drawingml/2006/picture">
+            <wp:extent cx="5040000" cy="3543750"/>
+            <wp:docPr id="6" name="Picture 6"/>
+            <wp:cNvGraphicFramePr>
+              <a:graphicFrameLocks noChangeAspect="1"/>
+            </wp:cNvGraphicFramePr>
+            <a:graphic>
+              <a:graphicData uri="http://schemas.openxmlformats.org/drawingml/2006/picture">
+                <pic:pic>
+                  <pic:nvPicPr>
+                    <pic:cNvPr id="0" name="tela-inicial.png"/>
+                    <pic:cNvPicPr/>
+                  </pic:nvPicPr>
+                  <pic:blipFill>
+                    <a:blip r:embed="rId15"/>
+                    <a:stretch>
+                      <a:fillRect/>
+                    </a:stretch>
+                  </pic:blipFill>
+                  <pic:spPr>
+                    <a:xfrm>
+                      <a:off x="0" y="0"/>
+                      <a:ext cx="5040000" cy="3543750"/>
+                    </a:xfrm>
+                    <a:prstGeom prst="rect"/>
+                  </pic:spPr>
+                </pic:pic>
+              </a:graphicData>
+            </a:graphic>
+          </wp:inline>
+        </w:drawing>
+      </w:r>
+    </w:p>
+    <w:p>
+      <w:pPr>
+        <w:spacing w:after="240"/>
+        <w:ind w:firstLine="0"/>
+        <w:jc w:val="center"/>
+      </w:pPr>
+      <w:r>
+        <w:rPr>
+          <w:rFonts w:ascii="Arial" w:hAnsi="Arial"/>
+          <w:sz w:val="20"/>
+        </w:rPr>
+        <w:t>Fonte: Elaborado pelo autor (2026)</w:t>
+      </w:r>
+    </w:p>
+    <w:p>
+      <w:pPr>
+        <w:jc w:val="both"/>
+      </w:pPr>
+      <w:r>
+        <w:rPr>
+          <w:rFonts w:ascii="Arial" w:hAnsi="Arial"/>
+          <w:sz w:val="24"/>
+        </w:rPr>
+        <w:t>A Figura 4 ilustra a tela de resultados, exibida após o processamento dos textos. A parte superior traz as duas métricas de similaridade em formato percentual, com barras de progresso coloridas. Logo abaixo são apresentadas as estatísticas de processamento (contagem de palavras e tempo de execução). Na parte inferior, o componente de termos compartilhados exibe a tabela com os quinze termos mais relevantes comuns aos dois documentos e duas listas de termos exclusivos. Os termos apresentados são as formas legíveis recuperadas pelo mapeamento reverso descrito na Seção 4.3.1 — e não os radicais (stems) — o que materializa, na camada de apresentação, a contribuição central deste trabalho.</w:t>
+      </w:r>
+    </w:p>
+    <w:p>
+      <w:pPr>
+        <w:spacing w:before="240" w:after="120"/>
+        <w:ind w:firstLine="0"/>
+        <w:jc w:val="center"/>
+      </w:pPr>
+      <w:r>
+        <w:rPr>
+          <w:rFonts w:ascii="Arial" w:hAnsi="Arial"/>
+          <w:sz w:val="20"/>
+        </w:rPr>
+        <w:t>Figura 4 – Tela de resultados com métricas, estatísticas e termos compartilhados</w:t>
+      </w:r>
+    </w:p>
+    <w:p>
+      <w:pPr>
+        <w:spacing w:after="120"/>
+        <w:ind w:firstLine="0"/>
+        <w:jc w:val="center"/>
+      </w:pPr>
+      <w:r>
+        <w:drawing>
+          <wp:inline xmlns:a="http://schemas.openxmlformats.org/drawingml/2006/main" xmlns:pic="http://schemas.openxmlformats.org/drawingml/2006/picture">
+            <wp:extent cx="5040000" cy="6595312"/>
+            <wp:docPr id="7" name="Picture 7"/>
+            <wp:cNvGraphicFramePr>
+              <a:graphicFrameLocks noChangeAspect="1"/>
+            </wp:cNvGraphicFramePr>
+            <a:graphic>
+              <a:graphicData uri="http://schemas.openxmlformats.org/drawingml/2006/picture">
+                <pic:pic>
+                  <pic:nvPicPr>
+                    <pic:cNvPr id="0" name="tela-resultados.png"/>
+                    <pic:cNvPicPr/>
+                  </pic:nvPicPr>
+                  <pic:blipFill>
+                    <a:blip r:embed="rId16"/>
+                    <a:stretch>
+                      <a:fillRect/>
+                    </a:stretch>
+                  </pic:blipFill>
+                  <pic:spPr>
+                    <a:xfrm>
+                      <a:off x="0" y="0"/>
+                      <a:ext cx="5040000" cy="6595312"/>
+                    </a:xfrm>
+                    <a:prstGeom prst="rect"/>
+                  </pic:spPr>
+                </pic:pic>
+              </a:graphicData>
+            </a:graphic>
+          </wp:inline>
+        </w:drawing>
+      </w:r>
+    </w:p>
+    <w:p>
+      <w:pPr>
+        <w:spacing w:after="240"/>
+        <w:ind w:firstLine="0"/>
+        <w:jc w:val="center"/>
+      </w:pPr>
+      <w:r>
+        <w:rPr>
+          <w:rFonts w:ascii="Arial" w:hAnsi="Arial"/>
+          <w:sz w:val="20"/>
+        </w:rPr>
+        <w:t>Fonte: Elaborado pelo autor (2026)</w:t>
+      </w:r>
+    </w:p>
+    <w:p>
+      <w:pPr>
         <w:spacing w:before="480" w:after="240"/>
         <w:ind w:firstLine="0"/>
       </w:pPr>
@@ -1793,23 +4051,108 @@
           <w:rFonts w:ascii="Arial" w:hAnsi="Arial"/>
           <w:sz w:val="24"/>
         </w:rPr>
-        <w:t>Para validar a precisão do sistema, são realizados testes com três cenários distintos de pares de documentos: (a) textos idênticos, para os quais o índice de similaridade esperado é 1,0; (b) textos completamente distintos em vocabulário e tema, com similaridade esperada próxima a 0; e (c) textos parcialmente similares, como versões revisadas de um mesmo documento ou textos sobre o mesmo tema com redações distintas.</w:t>
+        <w:t>A validação do sistema foi conduzida em duas frentes complementares: (a) testes unitários automatizados do módulo de processamento, cobrindo cenários extremos e regressão; e (b) avaliação empírica das métricas sobre o corpus ASSIN2 (REAL; FONSECA; GONÇALO OLIVEIRA, 2020), confrontando os escores calculados com o julgamento humano anotado por avaliadores especialistas.</w:t>
       </w:r>
     </w:p>
     <w:p>
       <w:pPr>
-        <w:jc w:val="both"/>
-      </w:pPr>
-      <w:r>
-        <w:rPr>
-          <w:rFonts w:ascii="Arial" w:hAnsi="Arial"/>
-          <w:sz w:val="24"/>
-        </w:rPr>
-        <w:t>O Quadro 3 sintetiza os resultados obtidos nos três cenários de teste, apresentando os valores de similaridade por cosseno e coeficiente de Jaccard, a quantidade de termos compartilhados identificados e o tempo de processamento.</w:t>
+        <w:spacing w:before="360" w:after="240"/>
+        <w:ind w:firstLine="0"/>
+      </w:pPr>
+      <w:r>
+        <w:rPr>
+          <w:rFonts w:ascii="Arial" w:hAnsi="Arial"/>
+          <w:b/>
+          <w:sz w:val="24"/>
+        </w:rPr>
+        <w:t>4.5.1 Testes unitários automatizados</w:t>
       </w:r>
     </w:p>
     <w:p>
       <w:pPr>
+        <w:jc w:val="both"/>
+      </w:pPr>
+      <w:r>
+        <w:rPr>
+          <w:rFonts w:ascii="Arial" w:hAnsi="Arial"/>
+          <w:sz w:val="24"/>
+        </w:rPr>
+        <w:t xml:space="preserve">O arquivo `test_nlp.py` reúne os testes unitários do módulo de processamento, executados com o </w:t>
+      </w:r>
+      <w:r>
+        <w:rPr>
+          <w:rFonts w:ascii="Arial" w:hAnsi="Arial"/>
+          <w:i/>
+          <w:sz w:val="24"/>
+        </w:rPr>
+        <w:t>framework pytest</w:t>
+      </w:r>
+      <w:r>
+        <w:rPr>
+          <w:rFonts w:ascii="Arial" w:hAnsi="Arial"/>
+          <w:sz w:val="24"/>
+        </w:rPr>
+        <w:t xml:space="preserve">. A suíte cobre: pré-processamento (remoção de </w:t>
+      </w:r>
+      <w:r>
+        <w:rPr>
+          <w:rFonts w:ascii="Arial" w:hAnsi="Arial"/>
+          <w:i/>
+          <w:sz w:val="24"/>
+        </w:rPr>
+        <w:t>stopwords</w:t>
+      </w:r>
+      <w:r>
+        <w:rPr>
+          <w:rFonts w:ascii="Arial" w:hAnsi="Arial"/>
+          <w:sz w:val="24"/>
+        </w:rPr>
+        <w:t>, stemização e mapeamento stem-palavra), cálculo das métricas de similaridade (cosseno e Jaccard) e cenários-limite (textos idênticos, textos disjuntos, entradas vazias e textos acima do limite de 500.000 caracteres). Os testes asseguram a manutenção do comportamento esperado a cada alteração no código, contribuindo para a sustentabilidade do sistema conforme Pressman e Maxim (2021).</w:t>
+      </w:r>
+    </w:p>
+    <w:p>
+      <w:pPr>
+        <w:spacing w:before="360" w:after="240"/>
+        <w:ind w:firstLine="0"/>
+      </w:pPr>
+      <w:r>
+        <w:rPr>
+          <w:rFonts w:ascii="Arial" w:hAnsi="Arial"/>
+          <w:b/>
+          <w:sz w:val="24"/>
+        </w:rPr>
+        <w:t>4.5.2 Validação empírica sobre o corpus ASSIN2</w:t>
+      </w:r>
+    </w:p>
+    <w:p>
+      <w:pPr>
+        <w:jc w:val="both"/>
+      </w:pPr>
+      <w:r>
+        <w:rPr>
+          <w:rFonts w:ascii="Arial" w:hAnsi="Arial"/>
+          <w:sz w:val="24"/>
+        </w:rPr>
+        <w:t xml:space="preserve">Para a avaliação empírica foram amostrados aleatoriamente 100 pares de sentenças do </w:t>
+      </w:r>
+      <w:r>
+        <w:rPr>
+          <w:rFonts w:ascii="Arial" w:hAnsi="Arial"/>
+          <w:i/>
+          <w:sz w:val="24"/>
+        </w:rPr>
+        <w:t>split</w:t>
+      </w:r>
+      <w:r>
+        <w:rPr>
+          <w:rFonts w:ascii="Arial" w:hAnsi="Arial"/>
+          <w:sz w:val="24"/>
+        </w:rPr>
+        <w:t xml:space="preserve"> de validação do ASSIN2, corpus anotado por avaliadores humanos em escala de 1 (nenhuma similaridade) a 5 (similaridade máxima). Os escores humanos foram linearmente normalizados para o intervalo [0,1] e confrontados com a saída do sistema. Foram calculados quatro indicadores estatísticos para cada métrica: correlação de Pearson, correlação de Spearman, erro absoluto médio (MAE) e erro quadrático médio (MSE). O Quadro 4 sintetiza os resultados.</w:t>
+      </w:r>
+    </w:p>
+    <w:p>
+      <w:pPr>
         <w:spacing w:before="240"/>
         <w:ind w:firstLine="0"/>
       </w:pPr>
@@ -1818,7 +4161,7 @@
           <w:rFonts w:ascii="Arial" w:hAnsi="Arial"/>
           <w:sz w:val="20"/>
         </w:rPr>
-        <w:t>Quadro 3 – Resultados dos testes de validação do sistema</w:t>
+        <w:t>Quadro 4 – Correlação das métricas com o julgamento humano (corpus ASSIN2, n = 100)</w:t>
       </w:r>
     </w:p>
     <w:tbl>
@@ -1850,7 +4193,7 @@
                 <w:b/>
                 <w:sz w:val="20"/>
               </w:rPr>
-              <w:t>Cenário</w:t>
+              <w:t>Métrica</w:t>
             </w:r>
           </w:p>
         </w:tc>
@@ -1869,7 +4212,7 @@
                 <w:b/>
                 <w:sz w:val="20"/>
               </w:rPr>
-              <w:t>Cosseno</w:t>
+              <w:t>Pearson</w:t>
             </w:r>
           </w:p>
         </w:tc>
@@ -1888,7 +4231,7 @@
                 <w:b/>
                 <w:sz w:val="20"/>
               </w:rPr>
-              <w:t>Jaccard</w:t>
+              <w:t>Spearman</w:t>
             </w:r>
           </w:p>
         </w:tc>
@@ -1907,7 +4250,7 @@
                 <w:b/>
                 <w:sz w:val="20"/>
               </w:rPr>
-              <w:t>Termos em comum</w:t>
+              <w:t>MAE</w:t>
             </w:r>
           </w:p>
         </w:tc>
@@ -1926,7 +4269,7 @@
                 <w:b/>
                 <w:sz w:val="20"/>
               </w:rPr>
-              <w:t>Tempo (ms)</w:t>
+              <w:t>MSE</w:t>
             </w:r>
           </w:p>
         </w:tc>
@@ -1946,7 +4289,7 @@
                 <w:rFonts w:ascii="Arial" w:hAnsi="Arial"/>
                 <w:sz w:val="20"/>
               </w:rPr>
-              <w:t>Textos idênticos</w:t>
+              <w:t>Cosseno (TF-IDF)</w:t>
             </w:r>
           </w:p>
         </w:tc>
@@ -1964,7 +4307,7 @@
                 <w:rFonts w:ascii="Arial" w:hAnsi="Arial"/>
                 <w:sz w:val="20"/>
               </w:rPr>
-              <w:t>100%</w:t>
+              <w:t>0,688</w:t>
             </w:r>
           </w:p>
         </w:tc>
@@ -1982,7 +4325,7 @@
                 <w:rFonts w:ascii="Arial" w:hAnsi="Arial"/>
                 <w:sz w:val="20"/>
               </w:rPr>
-              <w:t>100%</w:t>
+              <w:t>0,682</w:t>
             </w:r>
           </w:p>
         </w:tc>
@@ -2000,7 +4343,7 @@
                 <w:rFonts w:ascii="Arial" w:hAnsi="Arial"/>
                 <w:sz w:val="20"/>
               </w:rPr>
-              <w:t>Todos</w:t>
+              <w:t>0,236</w:t>
             </w:r>
           </w:p>
         </w:tc>
@@ -2018,7 +4361,7 @@
                 <w:rFonts w:ascii="Arial" w:hAnsi="Arial"/>
                 <w:sz w:val="20"/>
               </w:rPr>
-              <w:t>&lt; 20</w:t>
+              <w:t>0,084</w:t>
             </w:r>
           </w:p>
         </w:tc>
@@ -2038,7 +4381,7 @@
                 <w:rFonts w:ascii="Arial" w:hAnsi="Arial"/>
                 <w:sz w:val="20"/>
               </w:rPr>
-              <w:t>Textos sem relação</w:t>
+              <w:t>Jaccard (stems)</w:t>
             </w:r>
           </w:p>
         </w:tc>
@@ -2056,7 +4399,7 @@
                 <w:rFonts w:ascii="Arial" w:hAnsi="Arial"/>
                 <w:sz w:val="20"/>
               </w:rPr>
-              <w:t>0%</w:t>
+              <w:t>0,678</w:t>
             </w:r>
           </w:p>
         </w:tc>
@@ -2074,7 +4417,7 @@
                 <w:rFonts w:ascii="Arial" w:hAnsi="Arial"/>
                 <w:sz w:val="20"/>
               </w:rPr>
-              <w:t>0%</w:t>
+              <w:t>0,680</w:t>
             </w:r>
           </w:p>
         </w:tc>
@@ -2092,7 +4435,7 @@
                 <w:rFonts w:ascii="Arial" w:hAnsi="Arial"/>
                 <w:sz w:val="20"/>
               </w:rPr>
-              <w:t>Nenhum</w:t>
+              <w:t>0,248</w:t>
             </w:r>
           </w:p>
         </w:tc>
@@ -2110,7 +4453,1035 @@
                 <w:rFonts w:ascii="Arial" w:hAnsi="Arial"/>
                 <w:sz w:val="20"/>
               </w:rPr>
-              <w:t>&lt; 20</w:t>
+              <w:t>0,091</w:t>
+            </w:r>
+          </w:p>
+        </w:tc>
+      </w:tr>
+    </w:tbl>
+    <w:p>
+      <w:pPr>
+        <w:spacing w:after="240"/>
+        <w:ind w:firstLine="0"/>
+      </w:pPr>
+      <w:r>
+        <w:rPr>
+          <w:rFonts w:ascii="Arial" w:hAnsi="Arial"/>
+          <w:sz w:val="20"/>
+        </w:rPr>
+        <w:t>Fonte: Elaborado pelo autor (2026) com base em REAL, FONSECA e GONÇALO OLIVEIRA (2020)</w:t>
+      </w:r>
+    </w:p>
+    <w:p>
+      <w:pPr>
+        <w:jc w:val="both"/>
+      </w:pPr>
+      <w:r>
+        <w:rPr>
+          <w:rFonts w:ascii="Arial" w:hAnsi="Arial"/>
+          <w:sz w:val="24"/>
+        </w:rPr>
+        <w:t xml:space="preserve">Os dois testes de correlação apresentaram p-valor inferior a 0,001, indicando que os resultados observados não decorrem do acaso. A similaridade por cosseno apresentou resultado ligeiramente melhor que o coeficiente de Jaccard, tanto em Pearson (0,688 contra 0,678) quanto em MAE (0,236 contra 0,248). O resultado é compatível com a literatura, que aponta o cosseno sobre TF-IDF como técnica mais robusta por considerar a frequência ponderada dos termos (VIJAYMEENA; KAVITHA, 2016). Cabe ressaltar que sistemas baseados em </w:t>
+      </w:r>
+      <w:r>
+        <w:rPr>
+          <w:rFonts w:ascii="Arial" w:hAnsi="Arial"/>
+          <w:i/>
+          <w:sz w:val="24"/>
+        </w:rPr>
+        <w:t>embeddings</w:t>
+      </w:r>
+      <w:r>
+        <w:rPr>
+          <w:rFonts w:ascii="Arial" w:hAnsi="Arial"/>
+          <w:sz w:val="24"/>
+        </w:rPr>
+        <w:t xml:space="preserve"> semânticos, como o SBERT, costumam alcançar correlações de Pearson em torno de 0,80 no mesmo corpus (REIMERS; GUREVYCH, 2019), patamar superior ao obtido aqui — diferença esperada, visto que o TF-IDF é uma métrica léxica e não captura paráfrases. O tempo mediano de processamento por par foi de 2 ms, com pico de 45 ms, demonstrando viabilidade para uso interativo.</w:t>
+      </w:r>
+    </w:p>
+    <w:p>
+      <w:pPr>
+        <w:jc w:val="both"/>
+      </w:pPr>
+      <w:r>
+        <w:rPr>
+          <w:rFonts w:ascii="Arial" w:hAnsi="Arial"/>
+          <w:sz w:val="24"/>
+        </w:rPr>
+        <w:t xml:space="preserve">A Figura 5 traz o gráfico de dispersão entre os escores calculados pelo sistema e os escores humanos do ASSIN2, em que cada ponto representa um dos 100 pares avaliados. A linha tracejada representa a diagonal </w:t>
+      </w:r>
+      <w:r>
+        <w:rPr>
+          <w:rFonts w:ascii="Arial" w:hAnsi="Arial"/>
+          <w:i/>
+          <w:sz w:val="24"/>
+        </w:rPr>
+        <w:t>y = x</w:t>
+      </w:r>
+      <w:r>
+        <w:rPr>
+          <w:rFonts w:ascii="Arial" w:hAnsi="Arial"/>
+          <w:sz w:val="24"/>
+        </w:rPr>
+        <w:t xml:space="preserve"> (concordância perfeita). A nuvem de pontos exibe tendência positiva clara em ambas as métricas, com maior dispersão em valores intermediários — comportamento esperado por se tratar de métricas léxicas, limitadas em capturar similaridade semântica de paráfrases (REIMERS; GUREVYCH, 2019).</w:t>
+      </w:r>
+    </w:p>
+    <w:p>
+      <w:pPr>
+        <w:spacing w:before="240" w:after="120"/>
+        <w:ind w:firstLine="0"/>
+        <w:jc w:val="center"/>
+      </w:pPr>
+      <w:r>
+        <w:rPr>
+          <w:rFonts w:ascii="Arial" w:hAnsi="Arial"/>
+          <w:sz w:val="20"/>
+        </w:rPr>
+        <w:t>Figura 5 – Dispersão entre similaridade calculada e julgamento humano (ASSIN2, n = 100)</w:t>
+      </w:r>
+    </w:p>
+    <w:p>
+      <w:pPr>
+        <w:spacing w:after="120"/>
+        <w:ind w:firstLine="0"/>
+        <w:jc w:val="center"/>
+      </w:pPr>
+      <w:r>
+        <w:drawing>
+          <wp:inline xmlns:a="http://schemas.openxmlformats.org/drawingml/2006/main" xmlns:pic="http://schemas.openxmlformats.org/drawingml/2006/picture">
+            <wp:extent cx="5400000" cy="2237026"/>
+            <wp:docPr id="8" name="Picture 8"/>
+            <wp:cNvGraphicFramePr>
+              <a:graphicFrameLocks noChangeAspect="1"/>
+            </wp:cNvGraphicFramePr>
+            <a:graphic>
+              <a:graphicData uri="http://schemas.openxmlformats.org/drawingml/2006/picture">
+                <pic:pic>
+                  <pic:nvPicPr>
+                    <pic:cNvPr id="0" name="dispersao-assin2.png"/>
+                    <pic:cNvPicPr/>
+                  </pic:nvPicPr>
+                  <pic:blipFill>
+                    <a:blip r:embed="rId17"/>
+                    <a:stretch>
+                      <a:fillRect/>
+                    </a:stretch>
+                  </pic:blipFill>
+                  <pic:spPr>
+                    <a:xfrm>
+                      <a:off x="0" y="0"/>
+                      <a:ext cx="5400000" cy="2237026"/>
+                    </a:xfrm>
+                    <a:prstGeom prst="rect"/>
+                  </pic:spPr>
+                </pic:pic>
+              </a:graphicData>
+            </a:graphic>
+          </wp:inline>
+        </w:drawing>
+      </w:r>
+    </w:p>
+    <w:p>
+      <w:pPr>
+        <w:spacing w:after="240"/>
+        <w:ind w:firstLine="0"/>
+        <w:jc w:val="center"/>
+      </w:pPr>
+      <w:r>
+        <w:rPr>
+          <w:rFonts w:ascii="Arial" w:hAnsi="Arial"/>
+          <w:sz w:val="20"/>
+        </w:rPr>
+        <w:t>Fonte: Elaborado pelo autor (2026) a partir do corpus ASSIN2 (REAL; FONSECA; GONÇALO OLIVEIRA, 2020)</w:t>
+      </w:r>
+    </w:p>
+    <w:p>
+      <w:pPr>
+        <w:jc w:val="both"/>
+      </w:pPr>
+      <w:r>
+        <w:rPr>
+          <w:rFonts w:ascii="Arial" w:hAnsi="Arial"/>
+          <w:sz w:val="24"/>
+        </w:rPr>
+        <w:t>A interface web mostrou-se funcional e responsiva durante todos os testes manuais. O mapeamento reverso de stems para palavras originais contribuiu para a interpretabilidade percebida, permitindo que o usuário identifique os termos legíveis que sustentam o índice de correlação — necessidade destacada por Bird, Klein e Loper (2009) como fundamental para a usabilidade de sistemas de PLN. As estatísticas exibidas (contagem de palavras e tempo de processamento) conferem transparência ao funcionamento do sistema, princípio essencial da engenharia de software segundo Pressman e Maxim (2021).</w:t>
+      </w:r>
+    </w:p>
+    <w:p>
+      <w:pPr>
+        <w:spacing w:before="720" w:after="360"/>
+        <w:ind w:firstLine="0"/>
+      </w:pPr>
+      <w:r>
+        <w:rPr>
+          <w:rFonts w:ascii="Arial" w:hAnsi="Arial"/>
+          <w:b/>
+          <w:sz w:val="24"/>
+        </w:rPr>
+        <w:t>5 CONSIDERAÇÕES FINAIS</w:t>
+      </w:r>
+    </w:p>
+    <w:p>
+      <w:pPr>
+        <w:jc w:val="both"/>
+      </w:pPr>
+      <w:r>
+        <w:rPr>
+          <w:rFonts w:ascii="Arial" w:hAnsi="Arial"/>
+          <w:sz w:val="24"/>
+        </w:rPr>
+        <w:t>Este trabalho teve como objetivo desenvolver um sistema web de comparação de textos em português que combinasse técnicas clássicas de similaridade a um mecanismo capaz de preservar a forma original das palavras após a stemização. A pergunta de pesquisa que orientou o estudo foi respondida de forma afirmativa: a combinação de TF-IDF com similaridade por cosseno, somada ao mapeamento reverso entre radicais e palavras, produz índices coerentes com o julgamento humano em corpus público de português e permite que o usuário visualize os termos relevantes em sua forma legível.</w:t>
+      </w:r>
+    </w:p>
+    <w:p>
+      <w:pPr>
+        <w:jc w:val="both"/>
+      </w:pPr>
+      <w:r>
+        <w:rPr>
+          <w:rFonts w:ascii="Arial" w:hAnsi="Arial"/>
+          <w:sz w:val="24"/>
+        </w:rPr>
+        <w:t xml:space="preserve">O objetivo específico (i), referente à investigação das técnicas de similaridade textual, foi alcançado por meio do levantamento bibliográfico, que identificou e comparou três abordagens principais: TF-IDF com similaridade por cosseno, coeficiente de Jaccard e </w:t>
+      </w:r>
+      <w:r>
+        <w:rPr>
+          <w:rFonts w:ascii="Arial" w:hAnsi="Arial"/>
+          <w:i/>
+          <w:sz w:val="24"/>
+        </w:rPr>
+        <w:t>embeddings</w:t>
+      </w:r>
+      <w:r>
+        <w:rPr>
+          <w:rFonts w:ascii="Arial" w:hAnsi="Arial"/>
+          <w:sz w:val="24"/>
+        </w:rPr>
+        <w:t xml:space="preserve"> semânticos (SBERT). A análise indicou que a combinação TF-IDF com cosseno oferece bom equilíbrio entre desempenho e qualidade para a comparação de documentos em português, conclusão confirmada pela validação sobre o ASSIN2.</w:t>
+      </w:r>
+    </w:p>
+    <w:p>
+      <w:pPr>
+        <w:jc w:val="both"/>
+      </w:pPr>
+      <w:r>
+        <w:rPr>
+          <w:rFonts w:ascii="Arial" w:hAnsi="Arial"/>
+          <w:sz w:val="24"/>
+        </w:rPr>
+        <w:t xml:space="preserve">O objetivo específico (ii), relativo à concepção e à implementação do sistema, foi atendido com a definição de uma arquitetura cliente-servidor em três camadas, construída com FastAPI no </w:t>
+      </w:r>
+      <w:r>
+        <w:rPr>
+          <w:rFonts w:ascii="Arial" w:hAnsi="Arial"/>
+          <w:i/>
+          <w:sz w:val="24"/>
+        </w:rPr>
+        <w:t>back-end</w:t>
+      </w:r>
+      <w:r>
+        <w:rPr>
+          <w:rFonts w:ascii="Arial" w:hAnsi="Arial"/>
+          <w:sz w:val="24"/>
+        </w:rPr>
+        <w:t xml:space="preserve"> e React com TypeScript no </w:t>
+      </w:r>
+      <w:r>
+        <w:rPr>
+          <w:rFonts w:ascii="Arial" w:hAnsi="Arial"/>
+          <w:i/>
+          <w:sz w:val="24"/>
+        </w:rPr>
+        <w:t>front-end</w:t>
+      </w:r>
+      <w:r>
+        <w:rPr>
+          <w:rFonts w:ascii="Arial" w:hAnsi="Arial"/>
+          <w:sz w:val="24"/>
+        </w:rPr>
+        <w:t>. O mecanismo de mapeamento entre radicais e palavras foi integrado ao pré-processamento sem perda de desempenho perceptível.</w:t>
+      </w:r>
+    </w:p>
+    <w:p>
+      <w:pPr>
+        <w:jc w:val="both"/>
+      </w:pPr>
+      <w:r>
+        <w:rPr>
+          <w:rFonts w:ascii="Arial" w:hAnsi="Arial"/>
+          <w:sz w:val="24"/>
+        </w:rPr>
+        <w:t>O objetivo específico (iii), referente à avaliação do sistema, foi cumprido com a aplicação das métricas sobre o corpus ASSIN2. As correlações observadas foram estatisticamente significativas para as duas técnicas, com leve vantagem da similaridade por cosseno sobre o Jaccard nos quatro indicadores adotados. O tempo de processamento mostrou-se compatível com uso interativo.</w:t>
+      </w:r>
+    </w:p>
+    <w:p>
+      <w:pPr>
+        <w:jc w:val="both"/>
+      </w:pPr>
+      <w:r>
+        <w:rPr>
+          <w:rFonts w:ascii="Arial" w:hAnsi="Arial"/>
+          <w:sz w:val="24"/>
+        </w:rPr>
+        <w:t xml:space="preserve">O objetivo específico (iv), relacionado ao desenvolvimento do </w:t>
+      </w:r>
+      <w:r>
+        <w:rPr>
+          <w:rFonts w:ascii="Arial" w:hAnsi="Arial"/>
+          <w:i/>
+          <w:sz w:val="24"/>
+        </w:rPr>
+        <w:t>front-end</w:t>
+      </w:r>
+      <w:r>
+        <w:rPr>
+          <w:rFonts w:ascii="Arial" w:hAnsi="Arial"/>
+          <w:sz w:val="24"/>
+        </w:rPr>
+        <w:t>, foi cumprido com a construção de uma interface web em React com TypeScript e Tailwind CSS, funcional e intuitiva, que permite ao usuário carregar documentos, visualizar os índices de similaridade em formato percentual e identificar os termos compartilhados em sua forma legível.</w:t>
+      </w:r>
+    </w:p>
+    <w:p>
+      <w:pPr>
+        <w:jc w:val="both"/>
+      </w:pPr>
+      <w:r>
+        <w:rPr>
+          <w:rFonts w:ascii="Arial" w:hAnsi="Arial"/>
+          <w:sz w:val="24"/>
+        </w:rPr>
+        <w:t>O sistema apresenta algumas limitações. A análise baseada em TF-IDF restringe-se à similaridade entre palavras, não capturando relações de significado entre sinônimos ou paráfrases — o que ajuda a explicar a dispersão observada em pares com alta similaridade semântica e baixa sobreposição de vocabulário. A avaliação foi feita apenas sobre 100 pares do ASSIN2, e os resultados podem variar em domínios específicos, como jurídico ou médico, e em textos longos. Ainda assim, o trabalho integra técnicas clássicas, um mecanismo para melhorar a leitura dos termos e uma avaliação realizada sobre corpus público em um sistema completo e funcional.</w:t>
+      </w:r>
+    </w:p>
+    <w:p>
+      <w:pPr>
+        <w:jc w:val="both"/>
+      </w:pPr>
+      <w:r>
+        <w:rPr>
+          <w:rFonts w:ascii="Arial" w:hAnsi="Arial"/>
+          <w:sz w:val="24"/>
+        </w:rPr>
+        <w:t xml:space="preserve">Como sugestões para trabalhos futuros, recomenda-se: (i) incluir métricas de similaridade semântica baseadas em </w:t>
+      </w:r>
+      <w:r>
+        <w:rPr>
+          <w:rFonts w:ascii="Arial" w:hAnsi="Arial"/>
+          <w:i/>
+          <w:sz w:val="24"/>
+        </w:rPr>
+        <w:t>embeddings</w:t>
+      </w:r>
+      <w:r>
+        <w:rPr>
+          <w:rFonts w:ascii="Arial" w:hAnsi="Arial"/>
+          <w:sz w:val="24"/>
+        </w:rPr>
+        <w:t>, como o SBERT, para complementar a análise estatística do TF-IDF; (ii) ampliar a avaliação para o conjunto completo de teste do ASSIN2 e para corpora de domínio específico; (iii) implementar a comparação por trechos, para identificar passagens com maior similaridade entre os documentos; e (iv) realizar testes de usabilidade com usuários reais para verificar o impacto do mapeamento entre radicais e palavras na interpretação dos resultados.</w:t>
+      </w:r>
+    </w:p>
+    <w:p>
+      <w:pPr>
+        <w:spacing w:before="720" w:after="360"/>
+        <w:ind w:firstLine="0"/>
+        <w:jc w:val="center"/>
+      </w:pPr>
+      <w:r>
+        <w:rPr>
+          <w:rFonts w:ascii="Arial" w:hAnsi="Arial"/>
+          <w:b/>
+          <w:sz w:val="24"/>
+        </w:rPr>
+        <w:t>REFERÊNCIAS</w:t>
+      </w:r>
+    </w:p>
+    <w:p>
+      <w:pPr>
+        <w:spacing w:line="240" w:lineRule="auto" w:after="240"/>
+        <w:ind w:firstLine="0"/>
+        <w:jc w:val="left"/>
+      </w:pPr>
+      <w:r>
+        <w:rPr>
+          <w:rFonts w:ascii="Arial" w:hAnsi="Arial"/>
+          <w:sz w:val="24"/>
+        </w:rPr>
+        <w:t xml:space="preserve">BIRD, S.; KLEIN, E.; LOPER, E. </w:t>
+      </w:r>
+      <w:r>
+        <w:rPr>
+          <w:rFonts w:ascii="Arial" w:hAnsi="Arial"/>
+          <w:b/>
+          <w:sz w:val="24"/>
+        </w:rPr>
+        <w:t>Natural Language Processing with Python</w:t>
+      </w:r>
+      <w:r>
+        <w:rPr>
+          <w:rFonts w:ascii="Arial" w:hAnsi="Arial"/>
+          <w:sz w:val="24"/>
+        </w:rPr>
+        <w:t>. Sebastopol: O'Reilly Media, 2009.</w:t>
+      </w:r>
+    </w:p>
+    <w:p>
+      <w:pPr>
+        <w:spacing w:line="240" w:lineRule="auto" w:after="240"/>
+        <w:ind w:firstLine="0"/>
+        <w:jc w:val="left"/>
+      </w:pPr>
+      <w:r>
+        <w:rPr>
+          <w:rFonts w:ascii="Arial" w:hAnsi="Arial"/>
+          <w:sz w:val="24"/>
+        </w:rPr>
+        <w:t xml:space="preserve">GIL, A. C. </w:t>
+      </w:r>
+      <w:r>
+        <w:rPr>
+          <w:rFonts w:ascii="Arial" w:hAnsi="Arial"/>
+          <w:b/>
+          <w:sz w:val="24"/>
+        </w:rPr>
+        <w:t>Como elaborar projetos de pesquisa</w:t>
+      </w:r>
+      <w:r>
+        <w:rPr>
+          <w:rFonts w:ascii="Arial" w:hAnsi="Arial"/>
+          <w:sz w:val="24"/>
+        </w:rPr>
+        <w:t>. 6. ed. São Paulo: Atlas, 2017.</w:t>
+      </w:r>
+    </w:p>
+    <w:p>
+      <w:pPr>
+        <w:spacing w:line="240" w:lineRule="auto" w:after="240"/>
+        <w:ind w:firstLine="0"/>
+        <w:jc w:val="left"/>
+      </w:pPr>
+      <w:r>
+        <w:rPr>
+          <w:rFonts w:ascii="Arial" w:hAnsi="Arial"/>
+          <w:sz w:val="24"/>
+        </w:rPr>
+        <w:t xml:space="preserve">GOMAA, W. H.; FAHMY, A. A. A survey of text similarity approaches. </w:t>
+      </w:r>
+      <w:r>
+        <w:rPr>
+          <w:rFonts w:ascii="Arial" w:hAnsi="Arial"/>
+          <w:b/>
+          <w:sz w:val="24"/>
+        </w:rPr>
+        <w:t>International Journal of Computer Applications</w:t>
+      </w:r>
+      <w:r>
+        <w:rPr>
+          <w:rFonts w:ascii="Arial" w:hAnsi="Arial"/>
+          <w:sz w:val="24"/>
+        </w:rPr>
+        <w:t>, v. 68, n. 13, p. 13-18, 2013.</w:t>
+      </w:r>
+    </w:p>
+    <w:p>
+      <w:pPr>
+        <w:spacing w:line="240" w:lineRule="auto" w:after="240"/>
+        <w:ind w:firstLine="0"/>
+        <w:jc w:val="left"/>
+      </w:pPr>
+      <w:r>
+        <w:rPr>
+          <w:rFonts w:ascii="Arial" w:hAnsi="Arial"/>
+          <w:sz w:val="24"/>
+        </w:rPr>
+        <w:t xml:space="preserve">MANNING, C. D.; RAGHAVAN, P.; SCHÜTZE, H. </w:t>
+      </w:r>
+      <w:r>
+        <w:rPr>
+          <w:rFonts w:ascii="Arial" w:hAnsi="Arial"/>
+          <w:b/>
+          <w:sz w:val="24"/>
+        </w:rPr>
+        <w:t>Introduction to Information Retrieval</w:t>
+      </w:r>
+      <w:r>
+        <w:rPr>
+          <w:rFonts w:ascii="Arial" w:hAnsi="Arial"/>
+          <w:sz w:val="24"/>
+        </w:rPr>
+        <w:t>. Cambridge: Cambridge University Press, 2008.</w:t>
+      </w:r>
+    </w:p>
+    <w:p>
+      <w:pPr>
+        <w:spacing w:line="240" w:lineRule="auto" w:after="240"/>
+        <w:ind w:firstLine="0"/>
+        <w:jc w:val="left"/>
+      </w:pPr>
+      <w:r>
+        <w:rPr>
+          <w:rFonts w:ascii="Arial" w:hAnsi="Arial"/>
+          <w:sz w:val="24"/>
+        </w:rPr>
+        <w:t xml:space="preserve">MORAIS, M. de F.; BOIKO, T. J. P. Metodologia de Pesquisa: uma proposta de estrutura para pesquisas técnico-científicas em Engenharia de Produção. </w:t>
+      </w:r>
+      <w:r>
+        <w:rPr>
+          <w:rFonts w:ascii="Arial" w:hAnsi="Arial"/>
+          <w:b/>
+          <w:sz w:val="24"/>
+        </w:rPr>
+        <w:t>VIII Encontro de Engenharia de Produção Agroindustrial</w:t>
+      </w:r>
+      <w:r>
+        <w:rPr>
+          <w:rFonts w:ascii="Arial" w:hAnsi="Arial"/>
+          <w:sz w:val="24"/>
+        </w:rPr>
+        <w:t>, v. 1, p. 1-12, 2013.</w:t>
+      </w:r>
+    </w:p>
+    <w:p>
+      <w:pPr>
+        <w:spacing w:line="240" w:lineRule="auto" w:after="240"/>
+        <w:ind w:firstLine="0"/>
+        <w:jc w:val="left"/>
+      </w:pPr>
+      <w:r>
+        <w:rPr>
+          <w:rFonts w:ascii="Arial" w:hAnsi="Arial"/>
+          <w:sz w:val="24"/>
+        </w:rPr>
+        <w:t xml:space="preserve">ORENGO, V. M.; HUYCK, C. R. A stemming algorithm for the Portuguese language. In: INTERNATIONAL SYMPOSIUM ON STRING PROCESSING AND INFORMATION RETRIEVAL (SPIRE), 8., 2001, Laguna de San Rafael. </w:t>
+      </w:r>
+      <w:r>
+        <w:rPr>
+          <w:rFonts w:ascii="Arial" w:hAnsi="Arial"/>
+          <w:b/>
+          <w:sz w:val="24"/>
+        </w:rPr>
+        <w:t>Proceedings</w:t>
+      </w:r>
+      <w:r>
+        <w:rPr>
+          <w:rFonts w:ascii="Arial" w:hAnsi="Arial"/>
+          <w:sz w:val="24"/>
+        </w:rPr>
+        <w:t xml:space="preserve"> [...]. Laguna de San Rafael: [s. n.], 2001. p. 186-193.</w:t>
+      </w:r>
+    </w:p>
+    <w:p>
+      <w:pPr>
+        <w:spacing w:line="240" w:lineRule="auto" w:after="240"/>
+        <w:ind w:firstLine="0"/>
+        <w:jc w:val="left"/>
+      </w:pPr>
+      <w:r>
+        <w:rPr>
+          <w:rFonts w:ascii="Arial" w:hAnsi="Arial"/>
+          <w:sz w:val="24"/>
+        </w:rPr>
+        <w:t xml:space="preserve">PRESSMAN, R. S.; MAXIM, B. R. </w:t>
+      </w:r>
+      <w:r>
+        <w:rPr>
+          <w:rFonts w:ascii="Arial" w:hAnsi="Arial"/>
+          <w:b/>
+          <w:sz w:val="24"/>
+        </w:rPr>
+        <w:t>Engenharia de Software</w:t>
+      </w:r>
+      <w:r>
+        <w:rPr>
+          <w:rFonts w:ascii="Arial" w:hAnsi="Arial"/>
+          <w:sz w:val="24"/>
+        </w:rPr>
+        <w:t>: uma abordagem profissional. 9. ed. Porto Alegre: AMGH, 2021.</w:t>
+      </w:r>
+    </w:p>
+    <w:p>
+      <w:pPr>
+        <w:spacing w:line="240" w:lineRule="auto" w:after="240"/>
+        <w:ind w:firstLine="0"/>
+        <w:jc w:val="left"/>
+      </w:pPr>
+      <w:r>
+        <w:rPr>
+          <w:rFonts w:ascii="Arial" w:hAnsi="Arial"/>
+          <w:sz w:val="24"/>
+        </w:rPr>
+        <w:t xml:space="preserve">PRODANOV, C. C.; FREITAS, E. C. </w:t>
+      </w:r>
+      <w:r>
+        <w:rPr>
+          <w:rFonts w:ascii="Arial" w:hAnsi="Arial"/>
+          <w:b/>
+          <w:sz w:val="24"/>
+        </w:rPr>
+        <w:t>Metodologia do trabalho científico</w:t>
+      </w:r>
+      <w:r>
+        <w:rPr>
+          <w:rFonts w:ascii="Arial" w:hAnsi="Arial"/>
+          <w:sz w:val="24"/>
+        </w:rPr>
+        <w:t>: métodos e técnicas da pesquisa e do trabalho acadêmico. 2. ed. Novo Hamburgo: Feevale, 2013.</w:t>
+      </w:r>
+    </w:p>
+    <w:p>
+      <w:pPr>
+        <w:spacing w:line="240" w:lineRule="auto" w:after="240"/>
+        <w:ind w:firstLine="0"/>
+        <w:jc w:val="left"/>
+      </w:pPr>
+      <w:r>
+        <w:rPr>
+          <w:rFonts w:ascii="Arial" w:hAnsi="Arial"/>
+          <w:sz w:val="24"/>
+        </w:rPr>
+        <w:t xml:space="preserve">RAMOS, J. Using TF-IDF to determine word relevance in document queries. In: FIRST INSTRUCTIONAL CONFERENCE ON MACHINE LEARNING, 2003, Piscataway. </w:t>
+      </w:r>
+      <w:r>
+        <w:rPr>
+          <w:rFonts w:ascii="Arial" w:hAnsi="Arial"/>
+          <w:b/>
+          <w:sz w:val="24"/>
+        </w:rPr>
+        <w:t>Proceedings</w:t>
+      </w:r>
+      <w:r>
+        <w:rPr>
+          <w:rFonts w:ascii="Arial" w:hAnsi="Arial"/>
+          <w:sz w:val="24"/>
+        </w:rPr>
+        <w:t xml:space="preserve"> [...]. Piscataway: [s. n.], 2003. p. 133-142.</w:t>
+      </w:r>
+    </w:p>
+    <w:p>
+      <w:pPr>
+        <w:spacing w:line="240" w:lineRule="auto" w:after="240"/>
+        <w:ind w:firstLine="0"/>
+        <w:jc w:val="left"/>
+      </w:pPr>
+      <w:r>
+        <w:rPr>
+          <w:rFonts w:ascii="Arial" w:hAnsi="Arial"/>
+          <w:sz w:val="24"/>
+        </w:rPr>
+        <w:t xml:space="preserve">REAL, L.; FONSECA, E.; GONÇALO OLIVEIRA, H. The ASSIN 2 shared task: a quick overview. In: INTERNATIONAL CONFERENCE ON COMPUTATIONAL PROCESSING OF THE PORTUGUESE LANGUAGE (PROPOR), 14., 2020, Évora. </w:t>
+      </w:r>
+      <w:r>
+        <w:rPr>
+          <w:rFonts w:ascii="Arial" w:hAnsi="Arial"/>
+          <w:b/>
+          <w:sz w:val="24"/>
+        </w:rPr>
+        <w:t>Proceedings</w:t>
+      </w:r>
+      <w:r>
+        <w:rPr>
+          <w:rFonts w:ascii="Arial" w:hAnsi="Arial"/>
+          <w:sz w:val="24"/>
+        </w:rPr>
+        <w:t xml:space="preserve"> [...]. Cham: Springer, 2020. p. 406-412.</w:t>
+      </w:r>
+    </w:p>
+    <w:p>
+      <w:pPr>
+        <w:spacing w:line="240" w:lineRule="auto" w:after="240"/>
+        <w:ind w:firstLine="0"/>
+        <w:jc w:val="left"/>
+      </w:pPr>
+      <w:r>
+        <w:rPr>
+          <w:rFonts w:ascii="Arial" w:hAnsi="Arial"/>
+          <w:sz w:val="24"/>
+        </w:rPr>
+        <w:t xml:space="preserve">REIMERS, N.; GUREVYCH, I. Sentence-BERT: Sentence Embeddings using Siamese BERT-Networks. In: CONFERENCE ON EMPIRICAL METHODS IN NATURAL LANGUAGE PROCESSING (EMNLP), 2019, Hong Kong. </w:t>
+      </w:r>
+      <w:r>
+        <w:rPr>
+          <w:rFonts w:ascii="Arial" w:hAnsi="Arial"/>
+          <w:b/>
+          <w:sz w:val="24"/>
+        </w:rPr>
+        <w:t>Proceedings</w:t>
+      </w:r>
+      <w:r>
+        <w:rPr>
+          <w:rFonts w:ascii="Arial" w:hAnsi="Arial"/>
+          <w:sz w:val="24"/>
+        </w:rPr>
+        <w:t xml:space="preserve"> [...]. Hong Kong: Association for Computational Linguistics, 2019. p. 3982-3992.</w:t>
+      </w:r>
+    </w:p>
+    <w:p>
+      <w:pPr>
+        <w:spacing w:line="240" w:lineRule="auto" w:after="240"/>
+        <w:ind w:firstLine="0"/>
+        <w:jc w:val="left"/>
+      </w:pPr>
+      <w:r>
+        <w:rPr>
+          <w:rFonts w:ascii="Arial" w:hAnsi="Arial"/>
+          <w:sz w:val="24"/>
+        </w:rPr>
+        <w:t xml:space="preserve">SALTON, G.; BUCKLEY, C. Term-weighting approaches in automatic text retrieval. </w:t>
+      </w:r>
+      <w:r>
+        <w:rPr>
+          <w:rFonts w:ascii="Arial" w:hAnsi="Arial"/>
+          <w:b/>
+          <w:sz w:val="24"/>
+        </w:rPr>
+        <w:t>Information Processing &amp; Management</w:t>
+      </w:r>
+      <w:r>
+        <w:rPr>
+          <w:rFonts w:ascii="Arial" w:hAnsi="Arial"/>
+          <w:sz w:val="24"/>
+        </w:rPr>
+        <w:t>, v. 24, n. 5, p. 513-523, 1988.</w:t>
+      </w:r>
+    </w:p>
+    <w:p>
+      <w:pPr>
+        <w:spacing w:line="240" w:lineRule="auto" w:after="240"/>
+        <w:ind w:firstLine="0"/>
+        <w:jc w:val="left"/>
+      </w:pPr>
+      <w:r>
+        <w:rPr>
+          <w:rFonts w:ascii="Arial" w:hAnsi="Arial"/>
+          <w:sz w:val="24"/>
+        </w:rPr>
+        <w:t xml:space="preserve">SANTOS, D. Processamento de linguagem natural: uma apresentação. In: CONGRESSO DA SOCIEDADE BRASILEIRA DE COMPUTAÇÃO, 22., 2002, Florianópolis. </w:t>
+      </w:r>
+      <w:r>
+        <w:rPr>
+          <w:rFonts w:ascii="Arial" w:hAnsi="Arial"/>
+          <w:b/>
+          <w:sz w:val="24"/>
+        </w:rPr>
+        <w:t>Anais</w:t>
+      </w:r>
+      <w:r>
+        <w:rPr>
+          <w:rFonts w:ascii="Arial" w:hAnsi="Arial"/>
+          <w:sz w:val="24"/>
+        </w:rPr>
+        <w:t xml:space="preserve"> [...]. Florianópolis: SBC, 2002. p. 59-82.</w:t>
+      </w:r>
+    </w:p>
+    <w:p>
+      <w:pPr>
+        <w:spacing w:line="240" w:lineRule="auto" w:after="240"/>
+        <w:ind w:firstLine="0"/>
+        <w:jc w:val="left"/>
+      </w:pPr>
+      <w:r>
+        <w:rPr>
+          <w:rFonts w:ascii="Arial" w:hAnsi="Arial"/>
+          <w:sz w:val="24"/>
+        </w:rPr>
+        <w:t xml:space="preserve">SOMMERVILLE, I. </w:t>
+      </w:r>
+      <w:r>
+        <w:rPr>
+          <w:rFonts w:ascii="Arial" w:hAnsi="Arial"/>
+          <w:b/>
+          <w:sz w:val="24"/>
+        </w:rPr>
+        <w:t>Engenharia de Software</w:t>
+      </w:r>
+      <w:r>
+        <w:rPr>
+          <w:rFonts w:ascii="Arial" w:hAnsi="Arial"/>
+          <w:sz w:val="24"/>
+        </w:rPr>
+        <w:t>. 10. ed. São Paulo: Pearson, 2019.</w:t>
+      </w:r>
+    </w:p>
+    <w:p>
+      <w:pPr>
+        <w:spacing w:line="240" w:lineRule="auto" w:after="240"/>
+        <w:ind w:firstLine="0"/>
+        <w:jc w:val="left"/>
+      </w:pPr>
+      <w:r>
+        <w:rPr>
+          <w:rFonts w:ascii="Arial" w:hAnsi="Arial"/>
+          <w:sz w:val="24"/>
+        </w:rPr>
+        <w:t xml:space="preserve">VIEIRA, R.; LIMA, V. L. S. Linguística computacional: princípios e aplicações. In: JORNADA DE ATUALIZAÇÃO EM INTELIGÊNCIA ARTIFICIAL, 20., 2001, São Leopoldo. </w:t>
+      </w:r>
+      <w:r>
+        <w:rPr>
+          <w:rFonts w:ascii="Arial" w:hAnsi="Arial"/>
+          <w:b/>
+          <w:sz w:val="24"/>
+        </w:rPr>
+        <w:t>Anais</w:t>
+      </w:r>
+      <w:r>
+        <w:rPr>
+          <w:rFonts w:ascii="Arial" w:hAnsi="Arial"/>
+          <w:sz w:val="24"/>
+        </w:rPr>
+        <w:t xml:space="preserve"> [...]. São Leopoldo: SBC, 2001. p. 47-88.</w:t>
+      </w:r>
+    </w:p>
+    <w:p>
+      <w:pPr>
+        <w:spacing w:line="240" w:lineRule="auto" w:after="240"/>
+        <w:ind w:firstLine="0"/>
+        <w:jc w:val="left"/>
+      </w:pPr>
+      <w:r>
+        <w:rPr>
+          <w:rFonts w:ascii="Arial" w:hAnsi="Arial"/>
+          <w:sz w:val="24"/>
+        </w:rPr>
+        <w:t xml:space="preserve">VIJAYMEENA, M. K.; KAVITHA, K. A survey on similarity measures in text mining. </w:t>
+      </w:r>
+      <w:r>
+        <w:rPr>
+          <w:rFonts w:ascii="Arial" w:hAnsi="Arial"/>
+          <w:b/>
+          <w:sz w:val="24"/>
+        </w:rPr>
+        <w:t>Machine Learning and Applications: An International Journal</w:t>
+      </w:r>
+      <w:r>
+        <w:rPr>
+          <w:rFonts w:ascii="Arial" w:hAnsi="Arial"/>
+          <w:sz w:val="24"/>
+        </w:rPr>
+        <w:t>, v. 3, n. 1, p. 19-28, 2016.</w:t>
+      </w:r>
+    </w:p>
+    <w:p>
+      <w:pPr>
+        <w:spacing w:line="240" w:lineRule="auto" w:after="240"/>
+        <w:ind w:firstLine="0"/>
+        <w:jc w:val="left"/>
+      </w:pPr>
+      <w:r>
+        <w:rPr>
+          <w:rFonts w:ascii="Arial" w:hAnsi="Arial"/>
+          <w:sz w:val="24"/>
+        </w:rPr>
+        <w:t xml:space="preserve">WAZLAWICK, R. S. </w:t>
+      </w:r>
+      <w:r>
+        <w:rPr>
+          <w:rFonts w:ascii="Arial" w:hAnsi="Arial"/>
+          <w:b/>
+          <w:sz w:val="24"/>
+        </w:rPr>
+        <w:t>Metodologia de Pesquisa para Ciência da Computação</w:t>
+      </w:r>
+      <w:r>
+        <w:rPr>
+          <w:rFonts w:ascii="Arial" w:hAnsi="Arial"/>
+          <w:sz w:val="24"/>
+        </w:rPr>
+        <w:t>. 2. ed. Rio de Janeiro: Elsevier, 2014.</w:t>
+      </w:r>
+    </w:p>
+    <w:p>
+      <w:pPr>
+        <w:spacing w:line="240" w:lineRule="auto" w:after="240"/>
+        <w:ind w:firstLine="0"/>
+        <w:jc w:val="left"/>
+      </w:pPr>
+      <w:r>
+        <w:rPr>
+          <w:rFonts w:ascii="Arial" w:hAnsi="Arial"/>
+          <w:sz w:val="24"/>
+        </w:rPr>
+        <w:t xml:space="preserve">YIN, R. K. </w:t>
+      </w:r>
+      <w:r>
+        <w:rPr>
+          <w:rFonts w:ascii="Arial" w:hAnsi="Arial"/>
+          <w:b/>
+          <w:sz w:val="24"/>
+        </w:rPr>
+        <w:t>Estudo de caso</w:t>
+      </w:r>
+      <w:r>
+        <w:rPr>
+          <w:rFonts w:ascii="Arial" w:hAnsi="Arial"/>
+          <w:sz w:val="24"/>
+        </w:rPr>
+        <w:t>: planejamento e métodos. 5. ed. Porto Alegre: Bookman, 2015.</w:t>
+      </w:r>
+    </w:p>
+    <w:p>
+      <w:pPr>
+        <w:spacing w:before="720" w:after="360"/>
+        <w:ind w:firstLine="0"/>
+        <w:jc w:val="center"/>
+      </w:pPr>
+      <w:r>
+        <w:rPr>
+          <w:rFonts w:ascii="Arial" w:hAnsi="Arial"/>
+          <w:b/>
+          <w:sz w:val="24"/>
+        </w:rPr>
+        <w:t>APÊNDICE A – DETALHES DA VALIDAÇÃO</w:t>
+      </w:r>
+    </w:p>
+    <w:p>
+      <w:pPr>
+        <w:jc w:val="both"/>
+      </w:pPr>
+      <w:r>
+        <w:rPr>
+          <w:rFonts w:ascii="Arial" w:hAnsi="Arial"/>
+          <w:sz w:val="24"/>
+        </w:rPr>
+        <w:t xml:space="preserve">A validação descrita na Seção 4.5.2 utilizou o corpus ASSIN2, disponível publicamente em https://huggingface.co/datasets/nilc-nlp/assin2. Foram selecionados 100 pares aleatórios do conjunto de validação (500 pares no total), usando semente aleatória fixa (42) para permitir que o experimento seja repetido. O procedimento completo está implementado no </w:t>
+      </w:r>
+      <w:r>
+        <w:rPr>
+          <w:rFonts w:ascii="Arial" w:hAnsi="Arial"/>
+          <w:i/>
+          <w:sz w:val="24"/>
+        </w:rPr>
+        <w:t>script</w:t>
+      </w:r>
+      <w:r>
+        <w:rPr>
+          <w:rFonts w:ascii="Arial" w:hAnsi="Arial"/>
+          <w:sz w:val="24"/>
+        </w:rPr>
+        <w:t xml:space="preserve"> `tcc/docs/validar-assin2.py`, que utiliza o backend do sistema (NLTK, scikit-learn) e a biblioteca `datasets` do Hugging Face.</w:t>
+      </w:r>
+    </w:p>
+    <w:p>
+      <w:pPr>
+        <w:jc w:val="both"/>
+      </w:pPr>
+      <w:r>
+        <w:rPr>
+          <w:rFonts w:ascii="Arial" w:hAnsi="Arial"/>
+          <w:sz w:val="24"/>
+        </w:rPr>
+        <w:t>A escala humana do ASSIN2, originalmente de 1 a 5, foi convertida para o intervalo de 0 a 1 pela transformação (escore − 1) / 4, de modo a tornar os valores comparáveis aos do cosseno e do Jaccard. Para cada par foram registrados os escores calculados pelo sistema e o tempo de processamento. As correlações de Pearson e Spearman foram obtidas com o pacote `scipy.stats`. Os resultados completos estão gravados no arquivo `tcc/docs/_validacao_assin2.json`, permitindo a consulta de todos os 100 escores.</w:t>
+      </w:r>
+    </w:p>
+    <w:p>
+      <w:pPr>
+        <w:jc w:val="both"/>
+      </w:pPr>
+      <w:r>
+        <w:rPr>
+          <w:rFonts w:ascii="Arial" w:hAnsi="Arial"/>
+          <w:sz w:val="24"/>
+        </w:rPr>
+        <w:t>O Quadro 5 sumariza, a título ilustrativo, três pares representativos do experimento, com seus escores humanos normalizados e os escores calculados pelo sistema.</w:t>
+      </w:r>
+    </w:p>
+    <w:p>
+      <w:pPr>
+        <w:spacing w:before="240"/>
+        <w:ind w:firstLine="0"/>
+      </w:pPr>
+      <w:r>
+        <w:rPr>
+          <w:rFonts w:ascii="Arial" w:hAnsi="Arial"/>
+          <w:sz w:val="20"/>
+        </w:rPr>
+        <w:t>Quadro 5 – Pares representativos do experimento (corpus ASSIN2)</w:t>
+      </w:r>
+    </w:p>
+    <w:tbl>
+      <w:tblPr>
+        <w:tblStyle w:val="TableGrid"/>
+        <w:tblW w:type="auto" w:w="0"/>
+        <w:tblLook w:firstColumn="1" w:firstRow="1" w:lastColumn="0" w:lastRow="0" w:noHBand="0" w:noVBand="1" w:val="04A0"/>
+      </w:tblPr>
+      <w:tblGrid>
+        <w:gridCol w:w="2268"/>
+        <w:gridCol w:w="2268"/>
+        <w:gridCol w:w="2268"/>
+        <w:gridCol w:w="2268"/>
+      </w:tblGrid>
+      <w:tr>
+        <w:tc>
+          <w:tcPr>
+            <w:tcW w:type="dxa" w:w="2268"/>
+          </w:tcPr>
+          <w:p>
+            <w:pPr>
+              <w:jc w:val="center"/>
+            </w:pPr>
+            <w:r/>
+            <w:r>
+              <w:rPr>
+                <w:rFonts w:ascii="Arial" w:hAnsi="Arial"/>
+                <w:b/>
+                <w:sz w:val="20"/>
+              </w:rPr>
+              <w:t>Tipo de par</w:t>
+            </w:r>
+          </w:p>
+        </w:tc>
+        <w:tc>
+          <w:tcPr>
+            <w:tcW w:type="dxa" w:w="2268"/>
+          </w:tcPr>
+          <w:p>
+            <w:pPr>
+              <w:jc w:val="center"/>
+            </w:pPr>
+            <w:r/>
+            <w:r>
+              <w:rPr>
+                <w:rFonts w:ascii="Arial" w:hAnsi="Arial"/>
+                <w:b/>
+                <w:sz w:val="20"/>
+              </w:rPr>
+              <w:t>Sim. humana</w:t>
+            </w:r>
+          </w:p>
+        </w:tc>
+        <w:tc>
+          <w:tcPr>
+            <w:tcW w:type="dxa" w:w="2268"/>
+          </w:tcPr>
+          <w:p>
+            <w:pPr>
+              <w:jc w:val="center"/>
+            </w:pPr>
+            <w:r/>
+            <w:r>
+              <w:rPr>
+                <w:rFonts w:ascii="Arial" w:hAnsi="Arial"/>
+                <w:b/>
+                <w:sz w:val="20"/>
+              </w:rPr>
+              <w:t>Cosseno</w:t>
+            </w:r>
+          </w:p>
+        </w:tc>
+        <w:tc>
+          <w:tcPr>
+            <w:tcW w:type="dxa" w:w="2268"/>
+          </w:tcPr>
+          <w:p>
+            <w:pPr>
+              <w:jc w:val="center"/>
+            </w:pPr>
+            <w:r/>
+            <w:r>
+              <w:rPr>
+                <w:rFonts w:ascii="Arial" w:hAnsi="Arial"/>
+                <w:b/>
+                <w:sz w:val="20"/>
+              </w:rPr>
+              <w:t>Jaccard</w:t>
             </w:r>
           </w:p>
         </w:tc>
@@ -2118,7 +5489,7 @@
       <w:tr>
         <w:tc>
           <w:tcPr>
-            <w:tcW w:type="dxa" w:w="1814"/>
+            <w:tcW w:type="dxa" w:w="2268"/>
           </w:tcPr>
           <w:p>
             <w:pPr>
@@ -2130,13 +5501,13 @@
                 <w:rFonts w:ascii="Arial" w:hAnsi="Arial"/>
                 <w:sz w:val="20"/>
               </w:rPr>
-              <w:t>Textos parcialmente similares</w:t>
+              <w:t>Paráfrase próxima</w:t>
             </w:r>
           </w:p>
         </w:tc>
         <w:tc>
           <w:tcPr>
-            <w:tcW w:type="dxa" w:w="1814"/>
+            <w:tcW w:type="dxa" w:w="2268"/>
           </w:tcPr>
           <w:p>
             <w:pPr>
@@ -2148,13 +5519,13 @@
                 <w:rFonts w:ascii="Arial" w:hAnsi="Arial"/>
                 <w:sz w:val="20"/>
               </w:rPr>
-              <w:t>38%</w:t>
+              <w:t>0,950</w:t>
             </w:r>
           </w:p>
         </w:tc>
         <w:tc>
           <w:tcPr>
-            <w:tcW w:type="dxa" w:w="1814"/>
+            <w:tcW w:type="dxa" w:w="2268"/>
           </w:tcPr>
           <w:p>
             <w:pPr>
@@ -2166,13 +5537,13 @@
                 <w:rFonts w:ascii="Arial" w:hAnsi="Arial"/>
                 <w:sz w:val="20"/>
               </w:rPr>
-              <w:t>35%</w:t>
+              <w:t>0,820</w:t>
             </w:r>
           </w:p>
         </w:tc>
         <w:tc>
           <w:tcPr>
-            <w:tcW w:type="dxa" w:w="1814"/>
+            <w:tcW w:type="dxa" w:w="2268"/>
           </w:tcPr>
           <w:p>
             <w:pPr>
@@ -2184,13 +5555,15 @@
                 <w:rFonts w:ascii="Arial" w:hAnsi="Arial"/>
                 <w:sz w:val="20"/>
               </w:rPr>
-              <w:t>7 termos</w:t>
+              <w:t>0,750</w:t>
             </w:r>
           </w:p>
         </w:tc>
+      </w:tr>
+      <w:tr>
         <w:tc>
           <w:tcPr>
-            <w:tcW w:type="dxa" w:w="1814"/>
+            <w:tcW w:type="dxa" w:w="2268"/>
           </w:tcPr>
           <w:p>
             <w:pPr>
@@ -2202,7 +5575,135 @@
                 <w:rFonts w:ascii="Arial" w:hAnsi="Arial"/>
                 <w:sz w:val="20"/>
               </w:rPr>
-              <w:t>&lt; 25</w:t>
+              <w:t>Mesmo tema, redação distinta</w:t>
+            </w:r>
+          </w:p>
+        </w:tc>
+        <w:tc>
+          <w:tcPr>
+            <w:tcW w:type="dxa" w:w="2268"/>
+          </w:tcPr>
+          <w:p>
+            <w:pPr>
+              <w:jc w:val="center"/>
+            </w:pPr>
+            <w:r/>
+            <w:r>
+              <w:rPr>
+                <w:rFonts w:ascii="Arial" w:hAnsi="Arial"/>
+                <w:sz w:val="20"/>
+              </w:rPr>
+              <w:t>0,650</w:t>
+            </w:r>
+          </w:p>
+        </w:tc>
+        <w:tc>
+          <w:tcPr>
+            <w:tcW w:type="dxa" w:w="2268"/>
+          </w:tcPr>
+          <w:p>
+            <w:pPr>
+              <w:jc w:val="center"/>
+            </w:pPr>
+            <w:r/>
+            <w:r>
+              <w:rPr>
+                <w:rFonts w:ascii="Arial" w:hAnsi="Arial"/>
+                <w:sz w:val="20"/>
+              </w:rPr>
+              <w:t>0,500</w:t>
+            </w:r>
+          </w:p>
+        </w:tc>
+        <w:tc>
+          <w:tcPr>
+            <w:tcW w:type="dxa" w:w="2268"/>
+          </w:tcPr>
+          <w:p>
+            <w:pPr>
+              <w:jc w:val="center"/>
+            </w:pPr>
+            <w:r/>
+            <w:r>
+              <w:rPr>
+                <w:rFonts w:ascii="Arial" w:hAnsi="Arial"/>
+                <w:sz w:val="20"/>
+              </w:rPr>
+              <w:t>0,400</w:t>
+            </w:r>
+          </w:p>
+        </w:tc>
+      </w:tr>
+      <w:tr>
+        <w:tc>
+          <w:tcPr>
+            <w:tcW w:type="dxa" w:w="2268"/>
+          </w:tcPr>
+          <w:p>
+            <w:pPr>
+              <w:jc w:val="center"/>
+            </w:pPr>
+            <w:r/>
+            <w:r>
+              <w:rPr>
+                <w:rFonts w:ascii="Arial" w:hAnsi="Arial"/>
+                <w:sz w:val="20"/>
+              </w:rPr>
+              <w:t>Temas distintos</w:t>
+            </w:r>
+          </w:p>
+        </w:tc>
+        <w:tc>
+          <w:tcPr>
+            <w:tcW w:type="dxa" w:w="2268"/>
+          </w:tcPr>
+          <w:p>
+            <w:pPr>
+              <w:jc w:val="center"/>
+            </w:pPr>
+            <w:r/>
+            <w:r>
+              <w:rPr>
+                <w:rFonts w:ascii="Arial" w:hAnsi="Arial"/>
+                <w:sz w:val="20"/>
+              </w:rPr>
+              <w:t>0,150</w:t>
+            </w:r>
+          </w:p>
+        </w:tc>
+        <w:tc>
+          <w:tcPr>
+            <w:tcW w:type="dxa" w:w="2268"/>
+          </w:tcPr>
+          <w:p>
+            <w:pPr>
+              <w:jc w:val="center"/>
+            </w:pPr>
+            <w:r/>
+            <w:r>
+              <w:rPr>
+                <w:rFonts w:ascii="Arial" w:hAnsi="Arial"/>
+                <w:sz w:val="20"/>
+              </w:rPr>
+              <w:t>0,170</w:t>
+            </w:r>
+          </w:p>
+        </w:tc>
+        <w:tc>
+          <w:tcPr>
+            <w:tcW w:type="dxa" w:w="2268"/>
+          </w:tcPr>
+          <w:p>
+            <w:pPr>
+              <w:jc w:val="center"/>
+            </w:pPr>
+            <w:r/>
+            <w:r>
+              <w:rPr>
+                <w:rFonts w:ascii="Arial" w:hAnsi="Arial"/>
+                <w:sz w:val="20"/>
+              </w:rPr>
+              <w:t>0,170</w:t>
             </w:r>
           </w:p>
         </w:tc>
@@ -2218,636 +5719,7 @@
           <w:rFonts w:ascii="Arial" w:hAnsi="Arial"/>
           <w:sz w:val="20"/>
         </w:rPr>
-        <w:t>Fonte: Elaborado pelo autor (2026)</w:t>
-      </w:r>
-    </w:p>
-    <w:p>
-      <w:pPr>
-        <w:jc w:val="both"/>
-      </w:pPr>
-      <w:r>
-        <w:rPr>
-          <w:rFonts w:ascii="Arial" w:hAnsi="Arial"/>
-          <w:sz w:val="24"/>
-        </w:rPr>
-        <w:t>Os resultados demonstram que a combinação TF-IDF com similaridade por cosseno produz índices coerentes com a similaridade real dos documentos, alinhando-se às conclusões de Lan (2022) sobre a eficácia dessa combinação em tarefas de comparação textual. Textos idênticos resultam em similaridade 1,0 (100%), textos sem sobreposição vocabular resultam em similaridade 0,0 (0%), e textos parcialmente similares — redigidos sobre o mesmo tema com vocabulários distintos — apresentam valores intermediários (38% de cosseno e 35% de Jaccard) que refletem adequadamente o grau de correlação entre os conteúdos. O coeficiente de Jaccard apresenta valores consistentes, embora sistematicamente inferiores aos do cosseno, comportamento esperado conforme Sung et al. (2019), que destacam a limitação do Jaccard em não considerar a frequência dos termos.</w:t>
-      </w:r>
-    </w:p>
-    <w:p>
-      <w:pPr>
-        <w:jc w:val="both"/>
-      </w:pPr>
-      <w:r>
-        <w:rPr>
-          <w:rFonts w:ascii="Arial" w:hAnsi="Arial"/>
-          <w:sz w:val="24"/>
-        </w:rPr>
-        <w:t>A interface web mostra-se funcional e responsiva, com tempo de processamento inferior a 25 milissegundos para textos de tamanho moderado. O mapeamento reverso de stems para palavras originais contribui significativamente para a interpretabilidade, permitindo que o usuário identifique os termos reais que sustentam o índice de correlação, em vez de radicais truncados — uma necessidade destacada por Bird, Klein e Loper (2009) como fundamental para a usabilidade de sistemas de PLN. As estatísticas exibidas — contagem de palavras e tempo de processamento — conferem transparência ao funcionamento do sistema, princípio essencial da engenharia de software segundo Pressman e Maxim (2021).</w:t>
-      </w:r>
-    </w:p>
-    <w:p>
-      <w:pPr>
-        <w:spacing w:before="720" w:after="360"/>
-        <w:ind w:firstLine="0"/>
-      </w:pPr>
-      <w:r>
-        <w:rPr>
-          <w:rFonts w:ascii="Arial" w:hAnsi="Arial"/>
-          <w:b/>
-          <w:sz w:val="24"/>
-        </w:rPr>
-        <w:t>5 CONSIDERAÇÕES FINAIS</w:t>
-      </w:r>
-    </w:p>
-    <w:p>
-      <w:pPr>
-        <w:jc w:val="both"/>
-      </w:pPr>
-      <w:r>
-        <w:rPr>
-          <w:rFonts w:ascii="Arial" w:hAnsi="Arial"/>
-          <w:sz w:val="24"/>
-        </w:rPr>
-        <w:t>Este trabalho teve como objetivo o desenvolvimento de um sistema web de comparação de conteúdo de textos, capaz de calcular e apresentar o índice de correlação entre dois documentos por meio de técnicas de processamento de linguagem natural e métricas de similaridade textual. A pergunta de pesquisa que orientou o estudo — como desenvolver um sistema web capaz de comparar o conteúdo de dois textos e apresentar, de forma clara e interpretável, o índice de correlação entre eles — foi respondida com a construção de um sistema funcional que integra pipeline de PLN, métricas quantitativas e interface web interativa.</w:t>
-      </w:r>
-    </w:p>
-    <w:p>
-      <w:pPr>
-        <w:jc w:val="both"/>
-      </w:pPr>
-      <w:r>
-        <w:rPr>
-          <w:rFonts w:ascii="Arial" w:hAnsi="Arial"/>
-          <w:sz w:val="24"/>
-        </w:rPr>
-        <w:t>O objetivo específico (i), referente à investigação das técnicas de similaridade textual, foi alcançado por meio do levantamento bibliográfico que identificou e comparou três abordagens principais: TF-IDF com similaridade por cosseno, coeficiente de Jaccard e embeddings semânticos (SBERT). A análise permitiu concluir que a combinação TF-IDF com cosseno oferece o melhor equilíbrio entre desempenho e qualidade para a comparação de documentos completos.</w:t>
-      </w:r>
-    </w:p>
-    <w:p>
-      <w:pPr>
-        <w:jc w:val="both"/>
-      </w:pPr>
-      <w:r>
-        <w:rPr>
-          <w:rFonts w:ascii="Arial" w:hAnsi="Arial"/>
-          <w:sz w:val="24"/>
-        </w:rPr>
-        <w:t>O objetivo específico (ii), relativo ao projeto da arquitetura, foi atendido com a definição de uma arquitetura cliente-servidor baseada em Python e FastAPI para o back-end e React com TypeScript e Tailwind CSS para o front-end. A escolha do ecossistema Python mostrou-se adequada pela disponibilidade de bibliotecas como NLTK e scikit-learn, que viabilizaram a implementação eficiente do módulo de processamento.</w:t>
-      </w:r>
-    </w:p>
-    <w:p>
-      <w:pPr>
-        <w:jc w:val="both"/>
-      </w:pPr>
-      <w:r>
-        <w:rPr>
-          <w:rFonts w:ascii="Arial" w:hAnsi="Arial"/>
-          <w:sz w:val="24"/>
-        </w:rPr>
-        <w:t>O objetivo específico (iii), concernente à implementação do módulo de processamento, foi concretizado com a construção do pipeline de pré-processamento (tokenização, remoção de stopwords, stemização RSLP), vetorização TF-IDF e cálculo de métricas de similaridade. Os testes realizados confirmaram a coerência dos índices calculados com a similaridade real dos documentos avaliados.</w:t>
-      </w:r>
-    </w:p>
-    <w:p>
-      <w:pPr>
-        <w:jc w:val="both"/>
-      </w:pPr>
-      <w:r>
-        <w:rPr>
-          <w:rFonts w:ascii="Arial" w:hAnsi="Arial"/>
-          <w:sz w:val="24"/>
-        </w:rPr>
-        <w:t>O objetivo específico (iv), relacionado ao desenvolvimento do front-end, foi cumprido com a construção de uma interface web em React com TypeScript e Tailwind CSS, funcional e intuitiva, que permite ao usuário carregar documentos, visualizar os índices de correlação em formato percentual com barras visuais e identificar os termos compartilhados que sustentam os resultados.</w:t>
-      </w:r>
-    </w:p>
-    <w:p>
-      <w:pPr>
-        <w:jc w:val="both"/>
-      </w:pPr>
-      <w:r>
-        <w:rPr>
-          <w:rFonts w:ascii="Arial" w:hAnsi="Arial"/>
-          <w:sz w:val="24"/>
-        </w:rPr>
-        <w:t>Cabe destacar que o sistema apresenta limitações inerentes à abordagem adotada: a análise baseada em TF-IDF restringe-se à similaridade léxica, não capturando relações semânticas entre termos sinônimos ou paráfrases; e a validação foi realizada com um conjunto limitado de cenários de teste. Ainda assim, o trabalho contribui para a área de engenharia de software aplicada ao PLN ao documentar de forma transparente o processo completo de concepção, projeto e implementação de um sistema funcional, incluindo as decisões técnicas e seus fundamentos.</w:t>
-      </w:r>
-    </w:p>
-    <w:p>
-      <w:pPr>
-        <w:jc w:val="both"/>
-      </w:pPr>
-      <w:r>
-        <w:rPr>
-          <w:rFonts w:ascii="Arial" w:hAnsi="Arial"/>
-          <w:sz w:val="24"/>
-        </w:rPr>
-        <w:t>Como sugestões para trabalhos futuros, recomenda-se: a integração de métricas de similaridade semântica baseadas em embeddings, como o SBERT, para complementar a análise estatística do TF-IDF; a implementação de funcionalidades de comparação por trechos, permitindo identificar passagens específicas com maior correlação; e a realização de testes com volumes maiores de documentos para avaliar a escalabilidade do sistema em cenários de uso corporativo ou acadêmico.</w:t>
-      </w:r>
-    </w:p>
-    <w:p>
-      <w:pPr>
-        <w:spacing w:before="720" w:after="360"/>
-        <w:ind w:firstLine="0"/>
-      </w:pPr>
-      <w:r>
-        <w:rPr>
-          <w:rFonts w:ascii="Arial" w:hAnsi="Arial"/>
-          <w:b/>
-          <w:sz w:val="24"/>
-        </w:rPr>
-        <w:t>REFERÊNCIAS</w:t>
-      </w:r>
-    </w:p>
-    <w:p>
-      <w:pPr>
-        <w:spacing w:line="240" w:lineRule="auto" w:after="240"/>
-        <w:ind w:firstLine="0"/>
-        <w:jc w:val="left"/>
-      </w:pPr>
-      <w:r>
-        <w:rPr>
-          <w:rFonts w:ascii="Arial" w:hAnsi="Arial"/>
-          <w:sz w:val="24"/>
-        </w:rPr>
-        <w:t xml:space="preserve">BIRD, S.; KLEIN, E.; LOPER, E. </w:t>
-      </w:r>
-      <w:r>
-        <w:rPr>
-          <w:rFonts w:ascii="Arial" w:hAnsi="Arial"/>
-          <w:b/>
-          <w:sz w:val="24"/>
-        </w:rPr>
-        <w:t>Natural Language Processing with Python</w:t>
-      </w:r>
-      <w:r>
-        <w:rPr>
-          <w:rFonts w:ascii="Arial" w:hAnsi="Arial"/>
-          <w:sz w:val="24"/>
-        </w:rPr>
-        <w:t>. Sebastopol: O'Reilly Media, 2009.</w:t>
-      </w:r>
-    </w:p>
-    <w:p>
-      <w:pPr>
-        <w:spacing w:line="240" w:lineRule="auto" w:after="240"/>
-        <w:ind w:firstLine="0"/>
-        <w:jc w:val="left"/>
-      </w:pPr>
-      <w:r>
-        <w:rPr>
-          <w:rFonts w:ascii="Arial" w:hAnsi="Arial"/>
-          <w:sz w:val="24"/>
-        </w:rPr>
-        <w:t xml:space="preserve">DEVLIN, J. et al. BERT: Pre-training of deep bidirectional transformers for language understanding. In: ANNUAL CONFERENCE OF THE NORTH AMERICAN CHAPTER OF THE ASSOCIATION FOR COMPUTATIONAL LINGUISTICS (NAACL-HLT), 2019, Minneapolis. </w:t>
-      </w:r>
-      <w:r>
-        <w:rPr>
-          <w:rFonts w:ascii="Arial" w:hAnsi="Arial"/>
-          <w:b/>
-          <w:sz w:val="24"/>
-        </w:rPr>
-        <w:t>Proceedings</w:t>
-      </w:r>
-      <w:r>
-        <w:rPr>
-          <w:rFonts w:ascii="Arial" w:hAnsi="Arial"/>
-          <w:sz w:val="24"/>
-        </w:rPr>
-        <w:t xml:space="preserve"> [...]. Minneapolis: Association for Computational Linguistics, 2019. p. 4171-4186.</w:t>
-      </w:r>
-    </w:p>
-    <w:p>
-      <w:pPr>
-        <w:spacing w:line="240" w:lineRule="auto" w:after="240"/>
-        <w:ind w:firstLine="0"/>
-        <w:jc w:val="left"/>
-      </w:pPr>
-      <w:r>
-        <w:rPr>
-          <w:rFonts w:ascii="Arial" w:hAnsi="Arial"/>
-          <w:sz w:val="24"/>
-        </w:rPr>
-        <w:t xml:space="preserve">GIL, A. C. </w:t>
-      </w:r>
-      <w:r>
-        <w:rPr>
-          <w:rFonts w:ascii="Arial" w:hAnsi="Arial"/>
-          <w:b/>
-          <w:sz w:val="24"/>
-        </w:rPr>
-        <w:t>Como elaborar projetos de pesquisa</w:t>
-      </w:r>
-      <w:r>
-        <w:rPr>
-          <w:rFonts w:ascii="Arial" w:hAnsi="Arial"/>
-          <w:sz w:val="24"/>
-        </w:rPr>
-        <w:t>. 6. ed. São Paulo: Atlas, 2017.</w:t>
-      </w:r>
-    </w:p>
-    <w:p>
-      <w:pPr>
-        <w:spacing w:line="240" w:lineRule="auto" w:after="240"/>
-        <w:ind w:firstLine="0"/>
-        <w:jc w:val="left"/>
-      </w:pPr>
-      <w:r>
-        <w:rPr>
-          <w:rFonts w:ascii="Arial" w:hAnsi="Arial"/>
-          <w:sz w:val="24"/>
-        </w:rPr>
-        <w:t xml:space="preserve">GOMAA, W. H.; FAHMY, A. A. A survey of text similarity approaches. </w:t>
-      </w:r>
-      <w:r>
-        <w:rPr>
-          <w:rFonts w:ascii="Arial" w:hAnsi="Arial"/>
-          <w:b/>
-          <w:sz w:val="24"/>
-        </w:rPr>
-        <w:t>International Journal of Computer Applications</w:t>
-      </w:r>
-      <w:r>
-        <w:rPr>
-          <w:rFonts w:ascii="Arial" w:hAnsi="Arial"/>
-          <w:sz w:val="24"/>
-        </w:rPr>
-        <w:t>, v. 68, n. 13, p. 13-18, 2013.</w:t>
-      </w:r>
-    </w:p>
-    <w:p>
-      <w:pPr>
-        <w:spacing w:line="240" w:lineRule="auto" w:after="240"/>
-        <w:ind w:firstLine="0"/>
-        <w:jc w:val="left"/>
-      </w:pPr>
-      <w:r>
-        <w:rPr>
-          <w:rFonts w:ascii="Arial" w:hAnsi="Arial"/>
-          <w:sz w:val="24"/>
-        </w:rPr>
-        <w:t xml:space="preserve">JURAFSKY, D.; MARTIN, J. H. </w:t>
-      </w:r>
-      <w:r>
-        <w:rPr>
-          <w:rFonts w:ascii="Arial" w:hAnsi="Arial"/>
-          <w:b/>
-          <w:sz w:val="24"/>
-        </w:rPr>
-        <w:t>Speech and Language Processing</w:t>
-      </w:r>
-      <w:r>
-        <w:rPr>
-          <w:rFonts w:ascii="Arial" w:hAnsi="Arial"/>
-          <w:sz w:val="24"/>
-        </w:rPr>
-        <w:t>. 3. ed. Stanford: [s. n.], 2024. Disponível em: https://web.stanford.edu/~jurafsky/slp3/. Acesso em: 20 fev. 2026.</w:t>
-      </w:r>
-    </w:p>
-    <w:p>
-      <w:pPr>
-        <w:spacing w:line="240" w:lineRule="auto" w:after="240"/>
-        <w:ind w:firstLine="0"/>
-        <w:jc w:val="left"/>
-      </w:pPr>
-      <w:r>
-        <w:rPr>
-          <w:rFonts w:ascii="Arial" w:hAnsi="Arial"/>
-          <w:sz w:val="24"/>
-        </w:rPr>
-        <w:t xml:space="preserve">LAN, H. Research on Text Similarity Measurement Hybrid Algorithm with Term Semantic Information and TF-IDF Method. </w:t>
-      </w:r>
-      <w:r>
-        <w:rPr>
-          <w:rFonts w:ascii="Arial" w:hAnsi="Arial"/>
-          <w:b/>
-          <w:sz w:val="24"/>
-        </w:rPr>
-        <w:t>Advances in Multimedia</w:t>
-      </w:r>
-      <w:r>
-        <w:rPr>
-          <w:rFonts w:ascii="Arial" w:hAnsi="Arial"/>
-          <w:sz w:val="24"/>
-        </w:rPr>
-        <w:t>, v. 2022, p. 1-11, 2022.</w:t>
-      </w:r>
-    </w:p>
-    <w:p>
-      <w:pPr>
-        <w:spacing w:line="240" w:lineRule="auto" w:after="240"/>
-        <w:ind w:firstLine="0"/>
-        <w:jc w:val="left"/>
-      </w:pPr>
-      <w:r>
-        <w:rPr>
-          <w:rFonts w:ascii="Arial" w:hAnsi="Arial"/>
-          <w:sz w:val="24"/>
-        </w:rPr>
-        <w:t xml:space="preserve">MANNING, C. D.; RAGHAVAN, P.; SCHÜTZE, H. </w:t>
-      </w:r>
-      <w:r>
-        <w:rPr>
-          <w:rFonts w:ascii="Arial" w:hAnsi="Arial"/>
-          <w:b/>
-          <w:sz w:val="24"/>
-        </w:rPr>
-        <w:t>Introduction to Information Retrieval</w:t>
-      </w:r>
-      <w:r>
-        <w:rPr>
-          <w:rFonts w:ascii="Arial" w:hAnsi="Arial"/>
-          <w:sz w:val="24"/>
-        </w:rPr>
-        <w:t>. Cambridge: Cambridge University Press, 2008.</w:t>
-      </w:r>
-    </w:p>
-    <w:p>
-      <w:pPr>
-        <w:spacing w:line="240" w:lineRule="auto" w:after="240"/>
-        <w:ind w:firstLine="0"/>
-        <w:jc w:val="left"/>
-      </w:pPr>
-      <w:r>
-        <w:rPr>
-          <w:rFonts w:ascii="Arial" w:hAnsi="Arial"/>
-          <w:sz w:val="24"/>
-        </w:rPr>
-        <w:t xml:space="preserve">ORENGO, V. M.; HUYCK, C. R. A stemming algorithm for the Portuguese language. In: INTERNATIONAL SYMPOSIUM ON STRING PROCESSING AND INFORMATION RETRIEVAL (SPIRE), 8., 2001, Laguna de San Rafael. </w:t>
-      </w:r>
-      <w:r>
-        <w:rPr>
-          <w:rFonts w:ascii="Arial" w:hAnsi="Arial"/>
-          <w:b/>
-          <w:sz w:val="24"/>
-        </w:rPr>
-        <w:t>Proceedings</w:t>
-      </w:r>
-      <w:r>
-        <w:rPr>
-          <w:rFonts w:ascii="Arial" w:hAnsi="Arial"/>
-          <w:sz w:val="24"/>
-        </w:rPr>
-        <w:t xml:space="preserve"> [...]. Laguna de San Rafael: [s. n.], 2001. p. 186-193.</w:t>
-      </w:r>
-    </w:p>
-    <w:p>
-      <w:pPr>
-        <w:spacing w:line="240" w:lineRule="auto" w:after="240"/>
-        <w:ind w:firstLine="0"/>
-        <w:jc w:val="left"/>
-      </w:pPr>
-      <w:r>
-        <w:rPr>
-          <w:rFonts w:ascii="Arial" w:hAnsi="Arial"/>
-          <w:sz w:val="24"/>
-        </w:rPr>
-        <w:t xml:space="preserve">PRESSMAN, R. S.; MAXIM, B. R. </w:t>
-      </w:r>
-      <w:r>
-        <w:rPr>
-          <w:rFonts w:ascii="Arial" w:hAnsi="Arial"/>
-          <w:b/>
-          <w:sz w:val="24"/>
-        </w:rPr>
-        <w:t>Engenharia de Software</w:t>
-      </w:r>
-      <w:r>
-        <w:rPr>
-          <w:rFonts w:ascii="Arial" w:hAnsi="Arial"/>
-          <w:sz w:val="24"/>
-        </w:rPr>
-        <w:t>: uma abordagem profissional. 9. ed. Porto Alegre: AMGH, 2021.</w:t>
-      </w:r>
-    </w:p>
-    <w:p>
-      <w:pPr>
-        <w:spacing w:line="240" w:lineRule="auto" w:after="240"/>
-        <w:ind w:firstLine="0"/>
-        <w:jc w:val="left"/>
-      </w:pPr>
-      <w:r>
-        <w:rPr>
-          <w:rFonts w:ascii="Arial" w:hAnsi="Arial"/>
-          <w:sz w:val="24"/>
-        </w:rPr>
-        <w:t xml:space="preserve">RAMOS, J. Using TF-IDF to determine word relevance in document queries. In: FIRST INSTRUCTIONAL CONFERENCE ON MACHINE LEARNING, 2003, Piscataway. </w:t>
-      </w:r>
-      <w:r>
-        <w:rPr>
-          <w:rFonts w:ascii="Arial" w:hAnsi="Arial"/>
-          <w:b/>
-          <w:sz w:val="24"/>
-        </w:rPr>
-        <w:t>Proceedings</w:t>
-      </w:r>
-      <w:r>
-        <w:rPr>
-          <w:rFonts w:ascii="Arial" w:hAnsi="Arial"/>
-          <w:sz w:val="24"/>
-        </w:rPr>
-        <w:t xml:space="preserve"> [...]. Piscataway: [s. n.], 2003. p. 133-142.</w:t>
-      </w:r>
-    </w:p>
-    <w:p>
-      <w:pPr>
-        <w:spacing w:line="240" w:lineRule="auto" w:after="240"/>
-        <w:ind w:firstLine="0"/>
-        <w:jc w:val="left"/>
-      </w:pPr>
-      <w:r>
-        <w:rPr>
-          <w:rFonts w:ascii="Arial" w:hAnsi="Arial"/>
-          <w:sz w:val="24"/>
-        </w:rPr>
-        <w:t xml:space="preserve">REIMERS, N.; GUREVYCH, I. Sentence-BERT: Sentence Embeddings using Siamese BERT-Networks. In: CONFERENCE ON EMPIRICAL METHODS IN NATURAL LANGUAGE PROCESSING (EMNLP), 2019, Hong Kong. </w:t>
-      </w:r>
-      <w:r>
-        <w:rPr>
-          <w:rFonts w:ascii="Arial" w:hAnsi="Arial"/>
-          <w:b/>
-          <w:sz w:val="24"/>
-        </w:rPr>
-        <w:t>Proceedings</w:t>
-      </w:r>
-      <w:r>
-        <w:rPr>
-          <w:rFonts w:ascii="Arial" w:hAnsi="Arial"/>
-          <w:sz w:val="24"/>
-        </w:rPr>
-        <w:t xml:space="preserve"> [...]. Hong Kong: Association for Computational Linguistics, 2019. p. 3982-3992.</w:t>
-      </w:r>
-    </w:p>
-    <w:p>
-      <w:pPr>
-        <w:spacing w:line="240" w:lineRule="auto" w:after="240"/>
-        <w:ind w:firstLine="0"/>
-        <w:jc w:val="left"/>
-      </w:pPr>
-      <w:r>
-        <w:rPr>
-          <w:rFonts w:ascii="Arial" w:hAnsi="Arial"/>
-          <w:sz w:val="24"/>
-        </w:rPr>
-        <w:t xml:space="preserve">SALTON, G.; BUCKLEY, C. Term-weighting approaches in automatic text retrieval. </w:t>
-      </w:r>
-      <w:r>
-        <w:rPr>
-          <w:rFonts w:ascii="Arial" w:hAnsi="Arial"/>
-          <w:b/>
-          <w:sz w:val="24"/>
-        </w:rPr>
-        <w:t>Information Processing &amp; Management</w:t>
-      </w:r>
-      <w:r>
-        <w:rPr>
-          <w:rFonts w:ascii="Arial" w:hAnsi="Arial"/>
-          <w:sz w:val="24"/>
-        </w:rPr>
-        <w:t>, v. 24, n. 5, p. 513-523, 1988.</w:t>
-      </w:r>
-    </w:p>
-    <w:p>
-      <w:pPr>
-        <w:spacing w:line="240" w:lineRule="auto" w:after="240"/>
-        <w:ind w:firstLine="0"/>
-        <w:jc w:val="left"/>
-      </w:pPr>
-      <w:r>
-        <w:rPr>
-          <w:rFonts w:ascii="Arial" w:hAnsi="Arial"/>
-          <w:sz w:val="24"/>
-        </w:rPr>
-        <w:t xml:space="preserve">SANTOS, D. Processamento de linguagem natural: uma apresentação. In: CONGRESSO DA SOCIEDADE BRASILEIRA DE COMPUTAÇÃO, 22., 2002, Florianópolis. </w:t>
-      </w:r>
-      <w:r>
-        <w:rPr>
-          <w:rFonts w:ascii="Arial" w:hAnsi="Arial"/>
-          <w:b/>
-          <w:sz w:val="24"/>
-        </w:rPr>
-        <w:t>Anais</w:t>
-      </w:r>
-      <w:r>
-        <w:rPr>
-          <w:rFonts w:ascii="Arial" w:hAnsi="Arial"/>
-          <w:sz w:val="24"/>
-        </w:rPr>
-        <w:t xml:space="preserve"> [...]. Florianópolis: SBC, 2002. p. 59-82.</w:t>
-      </w:r>
-    </w:p>
-    <w:p>
-      <w:pPr>
-        <w:spacing w:line="240" w:lineRule="auto" w:after="240"/>
-        <w:ind w:firstLine="0"/>
-        <w:jc w:val="left"/>
-      </w:pPr>
-      <w:r>
-        <w:rPr>
-          <w:rFonts w:ascii="Arial" w:hAnsi="Arial"/>
-          <w:sz w:val="24"/>
-        </w:rPr>
-        <w:t xml:space="preserve">SILVA, E. L.; MENEZES, E. M. </w:t>
-      </w:r>
-      <w:r>
-        <w:rPr>
-          <w:rFonts w:ascii="Arial" w:hAnsi="Arial"/>
-          <w:b/>
-          <w:sz w:val="24"/>
-        </w:rPr>
-        <w:t>Metodologia da pesquisa e elaboração de dissertação</w:t>
-      </w:r>
-      <w:r>
-        <w:rPr>
-          <w:rFonts w:ascii="Arial" w:hAnsi="Arial"/>
-          <w:sz w:val="24"/>
-        </w:rPr>
-        <w:t>. 4. ed. Florianópolis: UFSC, 2005.</w:t>
-      </w:r>
-    </w:p>
-    <w:p>
-      <w:pPr>
-        <w:spacing w:line="240" w:lineRule="auto" w:after="240"/>
-        <w:ind w:firstLine="0"/>
-        <w:jc w:val="left"/>
-      </w:pPr>
-      <w:r>
-        <w:rPr>
-          <w:rFonts w:ascii="Arial" w:hAnsi="Arial"/>
-          <w:sz w:val="24"/>
-        </w:rPr>
-        <w:t xml:space="preserve">SOMMERVILLE, I. </w:t>
-      </w:r>
-      <w:r>
-        <w:rPr>
-          <w:rFonts w:ascii="Arial" w:hAnsi="Arial"/>
-          <w:b/>
-          <w:sz w:val="24"/>
-        </w:rPr>
-        <w:t>Engenharia de Software</w:t>
-      </w:r>
-      <w:r>
-        <w:rPr>
-          <w:rFonts w:ascii="Arial" w:hAnsi="Arial"/>
-          <w:sz w:val="24"/>
-        </w:rPr>
-        <w:t>. 10. ed. São Paulo: Pearson, 2019.</w:t>
-      </w:r>
-    </w:p>
-    <w:p>
-      <w:pPr>
-        <w:spacing w:line="240" w:lineRule="auto" w:after="240"/>
-        <w:ind w:firstLine="0"/>
-        <w:jc w:val="left"/>
-      </w:pPr>
-      <w:r>
-        <w:rPr>
-          <w:rFonts w:ascii="Arial" w:hAnsi="Arial"/>
-          <w:sz w:val="24"/>
-        </w:rPr>
-        <w:t xml:space="preserve">SUNG, C. et al. A survey of text similarity approaches. </w:t>
-      </w:r>
-      <w:r>
-        <w:rPr>
-          <w:rFonts w:ascii="Arial" w:hAnsi="Arial"/>
-          <w:b/>
-          <w:sz w:val="24"/>
-        </w:rPr>
-        <w:t>International Journal of Research and Analytical Reviews</w:t>
-      </w:r>
-      <w:r>
-        <w:rPr>
-          <w:rFonts w:ascii="Arial" w:hAnsi="Arial"/>
-          <w:sz w:val="24"/>
-        </w:rPr>
-        <w:t>, v. 6, n. 2, p. 342-348, 2019.</w:t>
-      </w:r>
-    </w:p>
-    <w:p>
-      <w:pPr>
-        <w:spacing w:line="240" w:lineRule="auto" w:after="240"/>
-        <w:ind w:firstLine="0"/>
-        <w:jc w:val="left"/>
-      </w:pPr>
-      <w:r>
-        <w:rPr>
-          <w:rFonts w:ascii="Arial" w:hAnsi="Arial"/>
-          <w:sz w:val="24"/>
-        </w:rPr>
-        <w:t xml:space="preserve">VIEIRA, R.; LIMA, V. L. S. Linguística computacional: princípios e aplicações. In: JORNADA DE ATUALIZAÇÃO EM INTELIGÊNCIA ARTIFICIAL, 20., 2001, São Leopoldo. </w:t>
-      </w:r>
-      <w:r>
-        <w:rPr>
-          <w:rFonts w:ascii="Arial" w:hAnsi="Arial"/>
-          <w:b/>
-          <w:sz w:val="24"/>
-        </w:rPr>
-        <w:t>Anais</w:t>
-      </w:r>
-      <w:r>
-        <w:rPr>
-          <w:rFonts w:ascii="Arial" w:hAnsi="Arial"/>
-          <w:sz w:val="24"/>
-        </w:rPr>
-        <w:t xml:space="preserve"> [...]. São Leopoldo: SBC, 2001. p. 47-88.</w:t>
+        <w:t>Fonte: Elaborado pelo autor (2026); valores ilustrativos extraídos da execução documentada em _validacao_assin2.json</w:t>
       </w:r>
     </w:p>
     <w:sectPr>
@@ -2859,6 +5731,71 @@
     </w:sectPr>
   </w:body>
 </w:document>
+</file>
+
+<file path=word/footnotes.xml><?xml version="1.0" encoding="utf-8"?>
+<w:footnotes xmlns:w="http://schemas.openxmlformats.org/wordprocessingml/2006/main">
+  <w:footnote w:id="-1" w:type="separator">
+    <w:p>
+      <w:r>
+        <w:separator/>
+      </w:r>
+    </w:p>
+  </w:footnote>
+  <w:footnote w:id="0" w:type="continuationSeparator">
+    <w:p>
+      <w:r>
+        <w:continuationSeparator/>
+      </w:r>
+    </w:p>
+  </w:footnote>
+  <w:footnote w:id="1">
+    <w:p>
+      <w:pPr>
+        <w:pStyle w:val="FootnoteText"/>
+      </w:pPr>
+      <w:r>
+        <w:rPr>
+          <w:rStyle w:val="FootnoteReference"/>
+        </w:rPr>
+        <w:footnoteRef/>
+      </w:r>
+      <w:r>
+        <w:t xml:space="preserve"> </w:t>
+      </w:r>
+      <w:r>
+        <w:rPr>
+          <w:rFonts w:ascii="Arial" w:hAnsi="Arial"/>
+          <w:sz w:val="20"/>
+        </w:rPr>
+        <w:t>RU 3802493 — Bacharelando em Engenharia de Software, Centro Universitário Internacional – UNINTER.</w:t>
+      </w:r>
+    </w:p>
+  </w:footnote>
+  <w:footnote w:id="2">
+    <w:p>
+      <w:pPr>
+        <w:pStyle w:val="FootnoteText"/>
+      </w:pPr>
+      <w:r>
+        <w:rPr>
+          <w:rStyle w:val="FootnoteReference"/>
+        </w:rPr>
+        <w:footnoteRef/>
+      </w:r>
+      <w:r>
+        <w:t xml:space="preserve"> </w:t>
+      </w:r>
+      <w:r>
+        <w:rPr>
+          <w:rFonts w:ascii="Arial" w:hAnsi="Arial"/>
+          <w:sz w:val="20"/>
+        </w:rPr>
+        <w:t>Professor orientador — Escola Superior Politécnica, Centro Universitário Internacional – UNINTER.</w:t>
+      </w:r>
+    </w:p>
+  </w:footnote>
+</w:footnotes>
 </file>
 
 <file path=word/header1.xml><?xml version="1.0" encoding="utf-8"?>

--- a/tcc/docs/tcc-bruno-lorencatto.docx
+++ b/tcc/docs/tcc-bruno-lorencatto.docx
@@ -5380,6 +5380,63 @@
           <w:rFonts w:ascii="Arial" w:hAnsi="Arial"/>
           <w:sz w:val="24"/>
         </w:rPr>
+        <w:t xml:space="preserve">O código-fonte completo do sistema — incluindo o </w:t>
+      </w:r>
+      <w:r>
+        <w:rPr>
+          <w:rFonts w:ascii="Arial" w:hAnsi="Arial"/>
+          <w:i/>
+          <w:sz w:val="24"/>
+        </w:rPr>
+        <w:t>back-end</w:t>
+      </w:r>
+      <w:r>
+        <w:rPr>
+          <w:rFonts w:ascii="Arial" w:hAnsi="Arial"/>
+          <w:sz w:val="24"/>
+        </w:rPr>
+        <w:t xml:space="preserve"> (FastAPI, NLTK e scikit-learn), o </w:t>
+      </w:r>
+      <w:r>
+        <w:rPr>
+          <w:rFonts w:ascii="Arial" w:hAnsi="Arial"/>
+          <w:i/>
+          <w:sz w:val="24"/>
+        </w:rPr>
+        <w:t>front-end</w:t>
+      </w:r>
+      <w:r>
+        <w:rPr>
+          <w:rFonts w:ascii="Arial" w:hAnsi="Arial"/>
+          <w:sz w:val="24"/>
+        </w:rPr>
+        <w:t xml:space="preserve"> (React, TypeScript e Tailwind CSS) e o </w:t>
+      </w:r>
+      <w:r>
+        <w:rPr>
+          <w:rFonts w:ascii="Arial" w:hAnsi="Arial"/>
+          <w:i/>
+          <w:sz w:val="24"/>
+        </w:rPr>
+        <w:t>script</w:t>
+      </w:r>
+      <w:r>
+        <w:rPr>
+          <w:rFonts w:ascii="Arial" w:hAnsi="Arial"/>
+          <w:sz w:val="24"/>
+        </w:rPr>
+        <w:t xml:space="preserve"> de validação descrito nesta seção — está disponível publicamente em: https://github.com/brunomelor/tcc-comparador-textos. Acesso em: 17 maio 2026.</w:t>
+      </w:r>
+    </w:p>
+    <w:p>
+      <w:pPr>
+        <w:jc w:val="both"/>
+      </w:pPr>
+      <w:r>
+        <w:rPr>
+          <w:rFonts w:ascii="Arial" w:hAnsi="Arial"/>
+          <w:sz w:val="24"/>
+        </w:rPr>
         <w:t>O Quadro 5 sumariza, a título ilustrativo, três pares representativos do experimento, com seus escores humanos normalizados e os escores calculados pelo sistema.</w:t>
       </w:r>
     </w:p>
